--- a/vertragsdokumente/bautraegervertrag-lindenhain/bautraegervertrag-lindenhain-de-en.docx
+++ b/vertragsdokumente/bautraegervertrag-lindenhain/bautraegervertrag-lindenhain-de-en.docx
@@ -1,6 +1,6 @@
 
 <file path=word/document.xml><?xml version="1.0" encoding="utf-8"?>
-<w:document xmlns:o="urn:schemas-microsoft-com:office:office" xmlns:r="http://schemas.openxmlformats.org/officeDocument/2006/relationships" xmlns:v="urn:schemas-microsoft-com:vml" xmlns:w="http://schemas.openxmlformats.org/wordprocessingml/2006/main" xmlns:w10="urn:schemas-microsoft-com:office:word" xmlns:wp="http://schemas.openxmlformats.org/drawingml/2006/wordprocessingDrawing" xmlns:pic="http://schemas.openxmlformats.org/drawingml/2006/picture" xmlns:wps="http://schemas.microsoft.com/office/word/2010/wordprocessingShape" xmlns:wpg="http://schemas.microsoft.com/office/word/2010/wordprocessingGroup" xmlns:mc="http://schemas.openxmlformats.org/markup-compatibility/2006" xmlns:wp14="http://schemas.microsoft.com/office/word/2010/wordprocessingDrawing" xmlns:w14="http://schemas.microsoft.com/office/word/2010/wordml" xmlns:w15="http://schemas.microsoft.com/office/word/2012/wordml" mc:Ignorable="w14 wp14 w15">
+<w:document xmlns:ns1="http://schemas.openxmlformats.org/markup-compatibility/2006" xmlns:w="http://schemas.openxmlformats.org/wordprocessingml/2006/main" ns1:Ignorable="w14 wp14 w15">
   <w:body>
     <w:p>
       <w:pPr>
@@ -1245,11 +1245,11 @@
               <w:ind w:hanging="0" w:start="0" w:end="0"/>
               <w:rPr/>
             </w:pPr>
-            <w:bookmarkStart w:id="6" w:name="wohnungsbauträgervertrags-mit-auflassung"/>
+            <w:bookmarkStart w:id="6" w:name="wohnungsbauträgervertrag-mit-auflassung"/>
             <w:bookmarkEnd w:id="6"/>
             <w:r>
               <w:rPr/>
-              <w:t>Wohnungsbauträgervertrags mit Auflassung</w:t>
+              <w:t>Wohnungsbauträgervertrag mit Auflassung</w:t>
             </w:r>
           </w:p>
         </w:tc>
@@ -1267,11 +1267,11 @@
               <w:ind w:hanging="0" w:start="0" w:end="0"/>
               <w:rPr/>
             </w:pPr>
-            <w:bookmarkStart w:id="7" w:name="housing-housing-contract-with-dispositio"/>
+            <w:bookmarkStart w:id="7" w:name="residential-property-development-contrac"/>
             <w:bookmarkEnd w:id="7"/>
             <w:r>
               <w:rPr/>
-              <w:t>Housing housing contract with disposition</w:t>
+              <w:t>Residential Property Development Contract with Conveyance</w:t>
             </w:r>
           </w:p>
         </w:tc>
@@ -2479,6 +2479,81 @@
               <w:t>3.3 Der Kaufpreis ist in höchstens sieben Teilbeträgen nach tatsächlichem Baufortschritt zu zahlen:</w:t>
             </w:r>
           </w:p>
+          <w:p>
+            <w:pPr>
+              <w:pStyle w:val="TableHeading"/>
+              <w:spacing w:before="0" w:after="80"/>
+            </w:pPr>
+            <w:r>
+              <w:rPr>
+                <w:b/>
+              </w:rPr>
+              <w:t>Rate · Fälligkeit frühestens nach tatsächlichem Baufortschritt · Betrag</w:t>
+            </w:r>
+          </w:p>
+          <w:p>
+            <w:pPr>
+              <w:pStyle w:val="TableContents"/>
+              <w:spacing w:before="0" w:after="80"/>
+            </w:pPr>
+            <w:r>
+              <w:t>1 · Beginn der Erdarbeiten, nach Vorliegen der Voraussetzungen aus § 3.1 · 30,0 %</w:t>
+            </w:r>
+          </w:p>
+          <w:p>
+            <w:pPr>
+              <w:pStyle w:val="TableContents"/>
+              <w:spacing w:before="0" w:after="80"/>
+            </w:pPr>
+            <w:r>
+              <w:t>2 · Rohbaufertigstellung einschließlich Zimmererarbeiten · 28,0 %</w:t>
+            </w:r>
+          </w:p>
+          <w:p>
+            <w:pPr>
+              <w:pStyle w:val="TableContents"/>
+              <w:spacing w:before="0" w:after="80"/>
+            </w:pPr>
+            <w:r>
+              <w:t>3 · Herstellung der Dachflächen und Dachrinnen, Rohinstallation Heizung/Sanitär/Elektro, Fenstereinbau einschließlich Verglasung · 18,9 %</w:t>
+            </w:r>
+          </w:p>
+          <w:p>
+            <w:pPr>
+              <w:pStyle w:val="TableContents"/>
+              <w:spacing w:before="0" w:after="80"/>
+            </w:pPr>
+            <w:r>
+              <w:t>4 · Innenputz, Estrich und Fassadenarbeiten · 8,4 %</w:t>
+            </w:r>
+          </w:p>
+          <w:p>
+            <w:pPr>
+              <w:pStyle w:val="TableContents"/>
+              <w:spacing w:before="0" w:after="80"/>
+            </w:pPr>
+            <w:r>
+              <w:t>5 · Fliesenarbeiten im Sanitärbereich · 2,8 %</w:t>
+            </w:r>
+          </w:p>
+          <w:p>
+            <w:pPr>
+              <w:pStyle w:val="TableContents"/>
+              <w:spacing w:before="0" w:after="80"/>
+            </w:pPr>
+            <w:r>
+              <w:t>6 · Bezugsfertigkeit und Zug um Zug gegen Besitzübergabe · 8,4 %</w:t>
+            </w:r>
+          </w:p>
+          <w:p>
+            <w:pPr>
+              <w:pStyle w:val="TableContents"/>
+              <w:spacing w:before="0" w:after="80"/>
+            </w:pPr>
+            <w:r>
+              <w:t>7 · vollständige Fertigstellung einschließlich Außenanlagen, Zuwegungen, Keller, Tiefgarage und Gemeinschaftseinrichtungen · 3,5 %</w:t>
+            </w:r>
+          </w:p>
         </w:tc>
         <w:tc>
           <w:tcPr>
@@ -2498,1098 +2573,90 @@
               <w:t>3.3 The Purchase Price is to be paid in a maximum of seven instalments after actual construction progress:</w:t>
             </w:r>
           </w:p>
-          <w:tbl>
-            <w:tblPr>
-              <w:tblW w:w="12242" w:type="dxa"/>
-              <w:jc w:val="start"/>
-              <w:tblInd w:w="0" w:type="dxa"/>
-              <w:tblLayout w:type="fixed"/>
-              <w:tblCellMar>
-                <w:top w:w="28" w:type="dxa"/>
-                <w:start w:w="28" w:type="dxa"/>
-                <w:bottom w:w="28" w:type="dxa"/>
-                <w:end w:w="28" w:type="dxa"/>
-              </w:tblCellMar>
-            </w:tblPr>
-            <w:tblGrid>
-              <w:gridCol w:w="546"/>
-              <w:gridCol w:w="10916"/>
-              <w:gridCol w:w="780"/>
-            </w:tblGrid>
-            <w:tr>
-              <w:trPr>
-                <w:tblHeader w:val="true"/>
-              </w:trPr>
-              <w:tc>
-                <w:tcPr>
-                  <w:tcW w:w="546" w:type="dxa"/>
-                  <w:tcBorders/>
-                  <w:vAlign w:val="center"/>
-                </w:tcPr>
-                <w:p>
-                  <w:pPr>
-                    <w:pStyle w:val="TableHeading"/>
-                    <w:suppressLineNumbers/>
-                    <w:bidi w:val="0"/>
-                    <w:spacing w:before="0" w:after="283"/>
-                    <w:jc w:val="center"/>
-                    <w:rPr/>
-                  </w:pPr>
-                  <w:r>
-                    <w:rPr/>
-                    <w:t>Rate</w:t>
-                  </w:r>
-                </w:p>
-              </w:tc>
-              <w:tc>
-                <w:tcPr>
-                  <w:tcW w:w="10916" w:type="dxa"/>
-                  <w:tcBorders/>
-                  <w:vAlign w:val="center"/>
-                </w:tcPr>
-                <w:p>
-                  <w:pPr>
-                    <w:pStyle w:val="TableHeading"/>
-                    <w:bidi w:val="0"/>
-                    <w:spacing w:before="0" w:after="283"/>
-                    <w:ind w:hanging="0" w:start="0" w:end="0"/>
-                    <w:rPr/>
-                  </w:pPr>
-                  <w:r>
-                    <w:rPr/>
-                    <w:t>Fälligkeit frühestens nach tatsächlichem Baufortschritt</w:t>
-                  </w:r>
-                </w:p>
-              </w:tc>
-              <w:tc>
-                <w:tcPr>
-                  <w:tcW w:w="780" w:type="dxa"/>
-                  <w:tcBorders/>
-                  <w:vAlign w:val="center"/>
-                </w:tcPr>
-                <w:p>
-                  <w:pPr>
-                    <w:pStyle w:val="TableHeading"/>
-                    <w:bidi w:val="0"/>
-                    <w:spacing w:before="0" w:after="283"/>
-                    <w:jc w:val="end"/>
-                    <w:rPr/>
-                  </w:pPr>
-                  <w:r>
-                    <w:rPr/>
-                    <w:t>Betrag</w:t>
-                  </w:r>
-                </w:p>
-              </w:tc>
-            </w:tr>
-            <w:tr>
-              <w:trPr/>
-              <w:tc>
-                <w:tcPr>
-                  <w:tcW w:w="546" w:type="dxa"/>
-                  <w:tcBorders/>
-                  <w:vAlign w:val="center"/>
-                </w:tcPr>
-                <w:p>
-                  <w:pPr>
-                    <w:pStyle w:val="TableContents"/>
-                    <w:bidi w:val="0"/>
-                    <w:spacing w:before="0" w:after="283"/>
-                    <w:rPr/>
-                  </w:pPr>
-                  <w:r>
-                    <w:rPr/>
-                    <w:t>1</w:t>
-                  </w:r>
-                </w:p>
-              </w:tc>
-              <w:tc>
-                <w:tcPr>
-                  <w:tcW w:w="10916" w:type="dxa"/>
-                  <w:tcBorders/>
-                  <w:vAlign w:val="center"/>
-                </w:tcPr>
-                <w:p>
-                  <w:pPr>
-                    <w:pStyle w:val="TableContents"/>
-                    <w:bidi w:val="0"/>
-                    <w:spacing w:before="0" w:after="283"/>
-                    <w:ind w:hanging="0" w:start="0" w:end="0"/>
-                    <w:rPr/>
-                  </w:pPr>
-                  <w:r>
-                    <w:rPr/>
-                    <w:t>Beginn der Erdarbeiten, nach Vorliegen der Voraussetzungen aus § 3.1</w:t>
-                  </w:r>
-                </w:p>
-              </w:tc>
-              <w:tc>
-                <w:tcPr>
-                  <w:tcW w:w="780" w:type="dxa"/>
-                  <w:tcBorders/>
-                  <w:vAlign w:val="center"/>
-                </w:tcPr>
-                <w:p>
-                  <w:pPr>
-                    <w:pStyle w:val="TableContents"/>
-                    <w:bidi w:val="0"/>
-                    <w:spacing w:before="0" w:after="283"/>
-                    <w:jc w:val="end"/>
-                    <w:rPr/>
-                  </w:pPr>
-                  <w:r>
-                    <w:rPr/>
-                    <w:t>30,0 %</w:t>
-                  </w:r>
-                </w:p>
-              </w:tc>
-            </w:tr>
-            <w:tr>
-              <w:trPr/>
-              <w:tc>
-                <w:tcPr>
-                  <w:tcW w:w="546" w:type="dxa"/>
-                  <w:tcBorders/>
-                  <w:vAlign w:val="center"/>
-                </w:tcPr>
-                <w:p>
-                  <w:pPr>
-                    <w:pStyle w:val="TableContents"/>
-                    <w:bidi w:val="0"/>
-                    <w:spacing w:before="0" w:after="283"/>
-                    <w:rPr/>
-                  </w:pPr>
-                  <w:r>
-                    <w:rPr/>
-                    <w:t>2</w:t>
-                  </w:r>
-                </w:p>
-              </w:tc>
-              <w:tc>
-                <w:tcPr>
-                  <w:tcW w:w="10916" w:type="dxa"/>
-                  <w:tcBorders/>
-                  <w:vAlign w:val="center"/>
-                </w:tcPr>
-                <w:p>
-                  <w:pPr>
-                    <w:pStyle w:val="TableContents"/>
-                    <w:bidi w:val="0"/>
-                    <w:spacing w:before="0" w:after="283"/>
-                    <w:ind w:hanging="0" w:start="0" w:end="0"/>
-                    <w:rPr/>
-                  </w:pPr>
-                  <w:r>
-                    <w:rPr/>
-                    <w:t>Rohbaufertigstellung einschließlich Zimmererarbeiten</w:t>
-                  </w:r>
-                </w:p>
-              </w:tc>
-              <w:tc>
-                <w:tcPr>
-                  <w:tcW w:w="780" w:type="dxa"/>
-                  <w:tcBorders/>
-                  <w:vAlign w:val="center"/>
-                </w:tcPr>
-                <w:p>
-                  <w:pPr>
-                    <w:pStyle w:val="TableContents"/>
-                    <w:bidi w:val="0"/>
-                    <w:spacing w:before="0" w:after="283"/>
-                    <w:jc w:val="end"/>
-                    <w:rPr/>
-                  </w:pPr>
-                  <w:r>
-                    <w:rPr/>
-                    <w:t>28,0 %</w:t>
-                  </w:r>
-                </w:p>
-              </w:tc>
-            </w:tr>
-            <w:tr>
-              <w:trPr/>
-              <w:tc>
-                <w:tcPr>
-                  <w:tcW w:w="546" w:type="dxa"/>
-                  <w:tcBorders/>
-                  <w:vAlign w:val="center"/>
-                </w:tcPr>
-                <w:p>
-                  <w:pPr>
-                    <w:pStyle w:val="TableContents"/>
-                    <w:bidi w:val="0"/>
-                    <w:spacing w:before="0" w:after="283"/>
-                    <w:rPr/>
-                  </w:pPr>
-                  <w:r>
-                    <w:rPr/>
-                    <w:t>3</w:t>
-                  </w:r>
-                </w:p>
-              </w:tc>
-              <w:tc>
-                <w:tcPr>
-                  <w:tcW w:w="10916" w:type="dxa"/>
-                  <w:tcBorders/>
-                  <w:vAlign w:val="center"/>
-                </w:tcPr>
-                <w:p>
-                  <w:pPr>
-                    <w:pStyle w:val="TableContents"/>
-                    <w:bidi w:val="0"/>
-                    <w:spacing w:before="0" w:after="283"/>
-                    <w:ind w:hanging="0" w:start="0" w:end="0"/>
-                    <w:rPr/>
-                  </w:pPr>
-                  <w:r>
-                    <w:rPr/>
-                    <w:t>Herstellung der Dachflächen und Dachrinnen, Rohinstallation Heizung/Sanitär/Elektro, Fenstereinbau einschließlich Verglasung</w:t>
-                  </w:r>
-                </w:p>
-              </w:tc>
-              <w:tc>
-                <w:tcPr>
-                  <w:tcW w:w="780" w:type="dxa"/>
-                  <w:tcBorders/>
-                  <w:vAlign w:val="center"/>
-                </w:tcPr>
-                <w:p>
-                  <w:pPr>
-                    <w:pStyle w:val="TableContents"/>
-                    <w:bidi w:val="0"/>
-                    <w:spacing w:before="0" w:after="283"/>
-                    <w:jc w:val="end"/>
-                    <w:rPr/>
-                  </w:pPr>
-                  <w:r>
-                    <w:rPr/>
-                    <w:t>18,9 %</w:t>
-                  </w:r>
-                </w:p>
-              </w:tc>
-            </w:tr>
-            <w:tr>
-              <w:trPr/>
-              <w:tc>
-                <w:tcPr>
-                  <w:tcW w:w="546" w:type="dxa"/>
-                  <w:tcBorders/>
-                  <w:vAlign w:val="center"/>
-                </w:tcPr>
-                <w:p>
-                  <w:pPr>
-                    <w:pStyle w:val="TableContents"/>
-                    <w:bidi w:val="0"/>
-                    <w:spacing w:before="0" w:after="283"/>
-                    <w:rPr/>
-                  </w:pPr>
-                  <w:r>
-                    <w:rPr/>
-                    <w:t>4</w:t>
-                  </w:r>
-                </w:p>
-              </w:tc>
-              <w:tc>
-                <w:tcPr>
-                  <w:tcW w:w="10916" w:type="dxa"/>
-                  <w:tcBorders/>
-                  <w:vAlign w:val="center"/>
-                </w:tcPr>
-                <w:p>
-                  <w:pPr>
-                    <w:pStyle w:val="TableContents"/>
-                    <w:bidi w:val="0"/>
-                    <w:spacing w:before="0" w:after="283"/>
-                    <w:ind w:hanging="0" w:start="0" w:end="0"/>
-                    <w:rPr/>
-                  </w:pPr>
-                  <w:r>
-                    <w:rPr/>
-                    <w:t>Innenputz, Estrich und Fassadenarbeiten</w:t>
-                  </w:r>
-                </w:p>
-              </w:tc>
-              <w:tc>
-                <w:tcPr>
-                  <w:tcW w:w="780" w:type="dxa"/>
-                  <w:tcBorders/>
-                  <w:vAlign w:val="center"/>
-                </w:tcPr>
-                <w:p>
-                  <w:pPr>
-                    <w:pStyle w:val="TableContents"/>
-                    <w:bidi w:val="0"/>
-                    <w:spacing w:before="0" w:after="283"/>
-                    <w:jc w:val="end"/>
-                    <w:rPr/>
-                  </w:pPr>
-                  <w:r>
-                    <w:rPr/>
-                    <w:t>8,4 %</w:t>
-                  </w:r>
-                </w:p>
-              </w:tc>
-            </w:tr>
-            <w:tr>
-              <w:trPr/>
-              <w:tc>
-                <w:tcPr>
-                  <w:tcW w:w="546" w:type="dxa"/>
-                  <w:tcBorders/>
-                  <w:vAlign w:val="center"/>
-                </w:tcPr>
-                <w:p>
-                  <w:pPr>
-                    <w:pStyle w:val="TableContents"/>
-                    <w:bidi w:val="0"/>
-                    <w:spacing w:before="0" w:after="283"/>
-                    <w:rPr/>
-                  </w:pPr>
-                  <w:r>
-                    <w:rPr/>
-                    <w:t>5</w:t>
-                  </w:r>
-                </w:p>
-              </w:tc>
-              <w:tc>
-                <w:tcPr>
-                  <w:tcW w:w="10916" w:type="dxa"/>
-                  <w:tcBorders/>
-                  <w:vAlign w:val="center"/>
-                </w:tcPr>
-                <w:p>
-                  <w:pPr>
-                    <w:pStyle w:val="TableContents"/>
-                    <w:bidi w:val="0"/>
-                    <w:spacing w:before="0" w:after="283"/>
-                    <w:ind w:hanging="0" w:start="0" w:end="0"/>
-                    <w:rPr/>
-                  </w:pPr>
-                  <w:r>
-                    <w:rPr/>
-                    <w:t>Fliesenarbeiten im Sanitärbereich</w:t>
-                  </w:r>
-                </w:p>
-              </w:tc>
-              <w:tc>
-                <w:tcPr>
-                  <w:tcW w:w="780" w:type="dxa"/>
-                  <w:tcBorders/>
-                  <w:vAlign w:val="center"/>
-                </w:tcPr>
-                <w:p>
-                  <w:pPr>
-                    <w:pStyle w:val="TableContents"/>
-                    <w:bidi w:val="0"/>
-                    <w:spacing w:before="0" w:after="283"/>
-                    <w:jc w:val="end"/>
-                    <w:rPr/>
-                  </w:pPr>
-                  <w:r>
-                    <w:rPr/>
-                    <w:t>2,8 %</w:t>
-                  </w:r>
-                </w:p>
-              </w:tc>
-            </w:tr>
-            <w:tr>
-              <w:trPr/>
-              <w:tc>
-                <w:tcPr>
-                  <w:tcW w:w="546" w:type="dxa"/>
-                  <w:tcBorders/>
-                  <w:vAlign w:val="center"/>
-                </w:tcPr>
-                <w:p>
-                  <w:pPr>
-                    <w:pStyle w:val="TableContents"/>
-                    <w:bidi w:val="0"/>
-                    <w:spacing w:before="0" w:after="283"/>
-                    <w:rPr/>
-                  </w:pPr>
-                  <w:r>
-                    <w:rPr/>
-                    <w:t>6</w:t>
-                  </w:r>
-                </w:p>
-              </w:tc>
-              <w:tc>
-                <w:tcPr>
-                  <w:tcW w:w="10916" w:type="dxa"/>
-                  <w:tcBorders/>
-                  <w:vAlign w:val="center"/>
-                </w:tcPr>
-                <w:p>
-                  <w:pPr>
-                    <w:pStyle w:val="TableContents"/>
-                    <w:bidi w:val="0"/>
-                    <w:spacing w:before="0" w:after="283"/>
-                    <w:ind w:hanging="0" w:start="0" w:end="0"/>
-                    <w:rPr/>
-                  </w:pPr>
-                  <w:r>
-                    <w:rPr/>
-                    <w:t>Bezugsfertigkeit und Zug um Zug gegen Besitzübergabe</w:t>
-                  </w:r>
-                </w:p>
-              </w:tc>
-              <w:tc>
-                <w:tcPr>
-                  <w:tcW w:w="780" w:type="dxa"/>
-                  <w:tcBorders/>
-                  <w:vAlign w:val="center"/>
-                </w:tcPr>
-                <w:p>
-                  <w:pPr>
-                    <w:pStyle w:val="TableContents"/>
-                    <w:bidi w:val="0"/>
-                    <w:spacing w:before="0" w:after="283"/>
-                    <w:jc w:val="end"/>
-                    <w:rPr/>
-                  </w:pPr>
-                  <w:r>
-                    <w:rPr/>
-                    <w:t>8,4 %</w:t>
-                  </w:r>
-                </w:p>
-              </w:tc>
-            </w:tr>
-            <w:tr>
-              <w:trPr/>
-              <w:tc>
-                <w:tcPr>
-                  <w:tcW w:w="546" w:type="dxa"/>
-                  <w:tcBorders/>
-                  <w:vAlign w:val="center"/>
-                </w:tcPr>
-                <w:p>
-                  <w:pPr>
-                    <w:pStyle w:val="TableContents"/>
-                    <w:bidi w:val="0"/>
-                    <w:spacing w:before="0" w:after="283"/>
-                    <w:rPr/>
-                  </w:pPr>
-                  <w:r>
-                    <w:rPr/>
-                    <w:t>7</w:t>
-                  </w:r>
-                </w:p>
-              </w:tc>
-              <w:tc>
-                <w:tcPr>
-                  <w:tcW w:w="10916" w:type="dxa"/>
-                  <w:tcBorders/>
-                  <w:vAlign w:val="center"/>
-                </w:tcPr>
-                <w:p>
-                  <w:pPr>
-                    <w:pStyle w:val="TableContents"/>
-                    <w:bidi w:val="0"/>
-                    <w:spacing w:before="0" w:after="283"/>
-                    <w:ind w:hanging="0" w:start="0" w:end="0"/>
-                    <w:rPr/>
-                  </w:pPr>
-                  <w:r>
-                    <w:rPr/>
-                    <w:t>vollständige Fertigstellung einschließlich Außenanlagen, Zuwegungen, Keller, Tiefgarage und Gemeinschaftseinrichtungen</w:t>
-                  </w:r>
-                </w:p>
-              </w:tc>
-              <w:tc>
-                <w:tcPr>
-                  <w:tcW w:w="780" w:type="dxa"/>
-                  <w:tcBorders/>
-                  <w:vAlign w:val="center"/>
-                </w:tcPr>
-                <w:p>
-                  <w:pPr>
-                    <w:pStyle w:val="TableContents"/>
-                    <w:bidi w:val="0"/>
-                    <w:spacing w:before="0" w:after="283"/>
-                    <w:jc w:val="end"/>
-                    <w:rPr/>
-                  </w:pPr>
-                  <w:r>
-                    <w:rPr/>
-                    <w:t>3,5 %</w:t>
-                  </w:r>
-                </w:p>
-              </w:tc>
-            </w:tr>
-          </w:tbl>
-          <w:p>
-            <w:pPr>
-              <w:pStyle w:val="TableContents"/>
-              <w:bidi w:val="0"/>
-              <w:spacing w:before="0" w:after="283"/>
-              <w:rPr/>
-            </w:pPr>
-            <w:r>
-              <w:rPr/>
-            </w:r>
-          </w:p>
-        </w:tc>
-      </w:tr>
-      <w:tr>
-        <w:trPr/>
-        <w:tc>
-          <w:tcPr>
-            <w:tcW w:w="7569" w:type="dxa"/>
-            <w:tcBorders/>
-            <w:vAlign w:val="center"/>
-          </w:tcPr>
-          <w:tbl>
-            <w:tblPr>
-              <w:tblW w:w="11631" w:type="dxa"/>
-              <w:jc w:val="start"/>
-              <w:tblInd w:w="0" w:type="dxa"/>
-              <w:tblLayout w:type="fixed"/>
-              <w:tblCellMar>
-                <w:top w:w="28" w:type="dxa"/>
-                <w:start w:w="28" w:type="dxa"/>
-                <w:bottom w:w="28" w:type="dxa"/>
-                <w:end w:w="28" w:type="dxa"/>
-              </w:tblCellMar>
-            </w:tblPr>
-            <w:tblGrid>
-              <w:gridCol w:w="546"/>
-              <w:gridCol w:w="10305"/>
-              <w:gridCol w:w="780"/>
-            </w:tblGrid>
-            <w:tr>
-              <w:trPr>
-                <w:tblHeader w:val="true"/>
-              </w:trPr>
-              <w:tc>
-                <w:tcPr>
-                  <w:tcW w:w="546" w:type="dxa"/>
-                  <w:tcBorders/>
-                  <w:vAlign w:val="center"/>
-                </w:tcPr>
-                <w:p>
-                  <w:pPr>
-                    <w:pStyle w:val="TableHeading"/>
-                    <w:suppressLineNumbers/>
-                    <w:bidi w:val="0"/>
-                    <w:spacing w:before="0" w:after="283"/>
-                    <w:jc w:val="center"/>
-                    <w:rPr/>
-                  </w:pPr>
-                  <w:r>
-                    <w:rPr/>
-                    <w:t>Rate</w:t>
-                  </w:r>
-                </w:p>
-              </w:tc>
-              <w:tc>
-                <w:tcPr>
-                  <w:tcW w:w="10305" w:type="dxa"/>
-                  <w:tcBorders/>
-                  <w:vAlign w:val="center"/>
-                </w:tcPr>
-                <w:p>
-                  <w:pPr>
-                    <w:pStyle w:val="TableHeading"/>
-                    <w:bidi w:val="0"/>
-                    <w:spacing w:before="0" w:after="283"/>
-                    <w:ind w:hanging="0" w:start="0" w:end="0"/>
-                    <w:rPr/>
-                  </w:pPr>
-                  <w:r>
-                    <w:rPr/>
-                    <w:t>Maturity at the earliest after actual construction progress</w:t>
-                  </w:r>
-                </w:p>
-              </w:tc>
-              <w:tc>
-                <w:tcPr>
-                  <w:tcW w:w="780" w:type="dxa"/>
-                  <w:tcBorders/>
-                  <w:vAlign w:val="center"/>
-                </w:tcPr>
-                <w:p>
-                  <w:pPr>
-                    <w:pStyle w:val="TableHeading"/>
-                    <w:bidi w:val="0"/>
-                    <w:spacing w:before="0" w:after="283"/>
-                    <w:jc w:val="end"/>
-                    <w:rPr/>
-                  </w:pPr>
-                  <w:r>
-                    <w:rPr/>
-                    <w:t>Betrag</w:t>
-                  </w:r>
-                </w:p>
-              </w:tc>
-            </w:tr>
-            <w:tr>
-              <w:trPr/>
-              <w:tc>
-                <w:tcPr>
-                  <w:tcW w:w="546" w:type="dxa"/>
-                  <w:tcBorders/>
-                  <w:vAlign w:val="center"/>
-                </w:tcPr>
-                <w:p>
-                  <w:pPr>
-                    <w:pStyle w:val="TableContents"/>
-                    <w:bidi w:val="0"/>
-                    <w:spacing w:before="0" w:after="283"/>
-                    <w:rPr/>
-                  </w:pPr>
-                  <w:r>
-                    <w:rPr/>
-                    <w:t>1</w:t>
-                  </w:r>
-                </w:p>
-              </w:tc>
-              <w:tc>
-                <w:tcPr>
-                  <w:tcW w:w="10305" w:type="dxa"/>
-                  <w:tcBorders/>
-                  <w:vAlign w:val="center"/>
-                </w:tcPr>
-                <w:p>
-                  <w:pPr>
-                    <w:pStyle w:val="TableContents"/>
-                    <w:bidi w:val="0"/>
-                    <w:spacing w:before="0" w:after="283"/>
-                    <w:ind w:hanging="0" w:start="0" w:end="0"/>
-                    <w:rPr/>
-                  </w:pPr>
-                  <w:r>
-                    <w:rPr/>
-                    <w:t>Beginn der Erdarbeiten, nach Vorliegen der Voraussetzungen aus § 3.1</w:t>
-                  </w:r>
-                </w:p>
-              </w:tc>
-              <w:tc>
-                <w:tcPr>
-                  <w:tcW w:w="780" w:type="dxa"/>
-                  <w:tcBorders/>
-                  <w:vAlign w:val="center"/>
-                </w:tcPr>
-                <w:p>
-                  <w:pPr>
-                    <w:pStyle w:val="TableContents"/>
-                    <w:bidi w:val="0"/>
-                    <w:spacing w:before="0" w:after="283"/>
-                    <w:jc w:val="end"/>
-                    <w:rPr/>
-                  </w:pPr>
-                  <w:r>
-                    <w:rPr/>
-                    <w:t>30,0 %</w:t>
-                  </w:r>
-                </w:p>
-              </w:tc>
-            </w:tr>
-            <w:tr>
-              <w:trPr/>
-              <w:tc>
-                <w:tcPr>
-                  <w:tcW w:w="546" w:type="dxa"/>
-                  <w:tcBorders/>
-                  <w:vAlign w:val="center"/>
-                </w:tcPr>
-                <w:p>
-                  <w:pPr>
-                    <w:pStyle w:val="TableContents"/>
-                    <w:bidi w:val="0"/>
-                    <w:spacing w:before="0" w:after="283"/>
-                    <w:rPr/>
-                  </w:pPr>
-                  <w:r>
-                    <w:rPr/>
-                    <w:t>2</w:t>
-                  </w:r>
-                </w:p>
-              </w:tc>
-              <w:tc>
-                <w:tcPr>
-                  <w:tcW w:w="10305" w:type="dxa"/>
-                  <w:tcBorders/>
-                  <w:vAlign w:val="center"/>
-                </w:tcPr>
-                <w:p>
-                  <w:pPr>
-                    <w:pStyle w:val="TableContents"/>
-                    <w:bidi w:val="0"/>
-                    <w:spacing w:before="0" w:after="283"/>
-                    <w:ind w:hanging="0" w:start="0" w:end="0"/>
-                    <w:rPr/>
-                  </w:pPr>
-                  <w:r>
-                    <w:rPr/>
-                    <w:t>Completion of shells, including carpentry</w:t>
-                  </w:r>
-                </w:p>
-              </w:tc>
-              <w:tc>
-                <w:tcPr>
-                  <w:tcW w:w="780" w:type="dxa"/>
-                  <w:tcBorders/>
-                  <w:vAlign w:val="center"/>
-                </w:tcPr>
-                <w:p>
-                  <w:pPr>
-                    <w:pStyle w:val="TableContents"/>
-                    <w:bidi w:val="0"/>
-                    <w:spacing w:before="0" w:after="283"/>
-                    <w:jc w:val="end"/>
-                    <w:rPr/>
-                  </w:pPr>
-                  <w:r>
-                    <w:rPr/>
-                    <w:t>28,0 %</w:t>
-                  </w:r>
-                </w:p>
-              </w:tc>
-            </w:tr>
-            <w:tr>
-              <w:trPr/>
-              <w:tc>
-                <w:tcPr>
-                  <w:tcW w:w="546" w:type="dxa"/>
-                  <w:tcBorders/>
-                  <w:vAlign w:val="center"/>
-                </w:tcPr>
-                <w:p>
-                  <w:pPr>
-                    <w:pStyle w:val="TableContents"/>
-                    <w:bidi w:val="0"/>
-                    <w:spacing w:before="0" w:after="283"/>
-                    <w:rPr/>
-                  </w:pPr>
-                  <w:r>
-                    <w:rPr/>
-                    <w:t>3</w:t>
-                  </w:r>
-                </w:p>
-              </w:tc>
-              <w:tc>
-                <w:tcPr>
-                  <w:tcW w:w="10305" w:type="dxa"/>
-                  <w:tcBorders/>
-                  <w:vAlign w:val="center"/>
-                </w:tcPr>
-                <w:p>
-                  <w:pPr>
-                    <w:pStyle w:val="TableContents"/>
-                    <w:bidi w:val="0"/>
-                    <w:spacing w:before="0" w:after="283"/>
-                    <w:ind w:hanging="0" w:start="0" w:end="0"/>
-                    <w:rPr/>
-                  </w:pPr>
-                  <w:r>
-                    <w:rPr/>
-                    <w:t>Manufacture of roof surfaces and gutters, heating/sanitary/electric raw installation, window installation including glazing</w:t>
-                  </w:r>
-                </w:p>
-              </w:tc>
-              <w:tc>
-                <w:tcPr>
-                  <w:tcW w:w="780" w:type="dxa"/>
-                  <w:tcBorders/>
-                  <w:vAlign w:val="center"/>
-                </w:tcPr>
-                <w:p>
-                  <w:pPr>
-                    <w:pStyle w:val="TableContents"/>
-                    <w:bidi w:val="0"/>
-                    <w:spacing w:before="0" w:after="283"/>
-                    <w:jc w:val="end"/>
-                    <w:rPr/>
-                  </w:pPr>
-                  <w:r>
-                    <w:rPr/>
-                    <w:t>18,9 %</w:t>
-                  </w:r>
-                </w:p>
-              </w:tc>
-            </w:tr>
-            <w:tr>
-              <w:trPr/>
-              <w:tc>
-                <w:tcPr>
-                  <w:tcW w:w="546" w:type="dxa"/>
-                  <w:tcBorders/>
-                  <w:vAlign w:val="center"/>
-                </w:tcPr>
-                <w:p>
-                  <w:pPr>
-                    <w:pStyle w:val="TableContents"/>
-                    <w:bidi w:val="0"/>
-                    <w:spacing w:before="0" w:after="283"/>
-                    <w:rPr/>
-                  </w:pPr>
-                  <w:r>
-                    <w:rPr/>
-                    <w:t>4</w:t>
-                  </w:r>
-                </w:p>
-              </w:tc>
-              <w:tc>
-                <w:tcPr>
-                  <w:tcW w:w="10305" w:type="dxa"/>
-                  <w:tcBorders/>
-                  <w:vAlign w:val="center"/>
-                </w:tcPr>
-                <w:p>
-                  <w:pPr>
-                    <w:pStyle w:val="TableContents"/>
-                    <w:bidi w:val="0"/>
-                    <w:spacing w:before="0" w:after="283"/>
-                    <w:ind w:hanging="0" w:start="0" w:end="0"/>
-                    <w:rPr/>
-                  </w:pPr>
-                  <w:r>
-                    <w:rPr/>
-                    <w:t>Innenputz, Estrich und Fassadenarbeiten</w:t>
-                  </w:r>
-                </w:p>
-              </w:tc>
-              <w:tc>
-                <w:tcPr>
-                  <w:tcW w:w="780" w:type="dxa"/>
-                  <w:tcBorders/>
-                  <w:vAlign w:val="center"/>
-                </w:tcPr>
-                <w:p>
-                  <w:pPr>
-                    <w:pStyle w:val="TableContents"/>
-                    <w:bidi w:val="0"/>
-                    <w:spacing w:before="0" w:after="283"/>
-                    <w:jc w:val="end"/>
-                    <w:rPr/>
-                  </w:pPr>
-                  <w:r>
-                    <w:rPr/>
-                    <w:t>8,4 %</w:t>
-                  </w:r>
-                </w:p>
-              </w:tc>
-            </w:tr>
-            <w:tr>
-              <w:trPr/>
-              <w:tc>
-                <w:tcPr>
-                  <w:tcW w:w="546" w:type="dxa"/>
-                  <w:tcBorders/>
-                  <w:vAlign w:val="center"/>
-                </w:tcPr>
-                <w:p>
-                  <w:pPr>
-                    <w:pStyle w:val="TableContents"/>
-                    <w:bidi w:val="0"/>
-                    <w:spacing w:before="0" w:after="283"/>
-                    <w:rPr/>
-                  </w:pPr>
-                  <w:r>
-                    <w:rPr/>
-                    <w:t>5</w:t>
-                  </w:r>
-                </w:p>
-              </w:tc>
-              <w:tc>
-                <w:tcPr>
-                  <w:tcW w:w="10305" w:type="dxa"/>
-                  <w:tcBorders/>
-                  <w:vAlign w:val="center"/>
-                </w:tcPr>
-                <w:p>
-                  <w:pPr>
-                    <w:pStyle w:val="TableContents"/>
-                    <w:bidi w:val="0"/>
-                    <w:spacing w:before="0" w:after="283"/>
-                    <w:ind w:hanging="0" w:start="0" w:end="0"/>
-                    <w:rPr/>
-                  </w:pPr>
-                  <w:r>
-                    <w:rPr/>
-                    <w:t>Sanitary tile work</w:t>
-                  </w:r>
-                </w:p>
-              </w:tc>
-              <w:tc>
-                <w:tcPr>
-                  <w:tcW w:w="780" w:type="dxa"/>
-                  <w:tcBorders/>
-                  <w:vAlign w:val="center"/>
-                </w:tcPr>
-                <w:p>
-                  <w:pPr>
-                    <w:pStyle w:val="TableContents"/>
-                    <w:bidi w:val="0"/>
-                    <w:spacing w:before="0" w:after="283"/>
-                    <w:jc w:val="end"/>
-                    <w:rPr/>
-                  </w:pPr>
-                  <w:r>
-                    <w:rPr/>
-                    <w:t>2,8 %</w:t>
-                  </w:r>
-                </w:p>
-              </w:tc>
-            </w:tr>
-            <w:tr>
-              <w:trPr/>
-              <w:tc>
-                <w:tcPr>
-                  <w:tcW w:w="546" w:type="dxa"/>
-                  <w:tcBorders/>
-                  <w:vAlign w:val="center"/>
-                </w:tcPr>
-                <w:p>
-                  <w:pPr>
-                    <w:pStyle w:val="TableContents"/>
-                    <w:bidi w:val="0"/>
-                    <w:spacing w:before="0" w:after="283"/>
-                    <w:rPr/>
-                  </w:pPr>
-                  <w:r>
-                    <w:rPr/>
-                    <w:t>6</w:t>
-                  </w:r>
-                </w:p>
-              </w:tc>
-              <w:tc>
-                <w:tcPr>
-                  <w:tcW w:w="10305" w:type="dxa"/>
-                  <w:tcBorders/>
-                  <w:vAlign w:val="center"/>
-                </w:tcPr>
-                <w:p>
-                  <w:pPr>
-                    <w:pStyle w:val="TableContents"/>
-                    <w:bidi w:val="0"/>
-                    <w:spacing w:before="0" w:after="283"/>
-                    <w:ind w:hanging="0" w:start="0" w:end="0"/>
-                    <w:rPr/>
-                  </w:pPr>
-                  <w:r>
-                    <w:rPr/>
-                    <w:t>Skill of reference and train by train against transfer of ownership</w:t>
-                  </w:r>
-                </w:p>
-              </w:tc>
-              <w:tc>
-                <w:tcPr>
-                  <w:tcW w:w="780" w:type="dxa"/>
-                  <w:tcBorders/>
-                  <w:vAlign w:val="center"/>
-                </w:tcPr>
-                <w:p>
-                  <w:pPr>
-                    <w:pStyle w:val="TableContents"/>
-                    <w:bidi w:val="0"/>
-                    <w:spacing w:before="0" w:after="283"/>
-                    <w:jc w:val="end"/>
-                    <w:rPr/>
-                  </w:pPr>
-                  <w:r>
-                    <w:rPr/>
-                    <w:t>8,4 %</w:t>
-                  </w:r>
-                </w:p>
-              </w:tc>
-            </w:tr>
-            <w:tr>
-              <w:trPr/>
-              <w:tc>
-                <w:tcPr>
-                  <w:tcW w:w="546" w:type="dxa"/>
-                  <w:tcBorders/>
-                  <w:vAlign w:val="center"/>
-                </w:tcPr>
-                <w:p>
-                  <w:pPr>
-                    <w:pStyle w:val="TableContents"/>
-                    <w:bidi w:val="0"/>
-                    <w:spacing w:before="0" w:after="283"/>
-                    <w:rPr/>
-                  </w:pPr>
-                  <w:r>
-                    <w:rPr/>
-                    <w:t>7</w:t>
-                  </w:r>
-                </w:p>
-              </w:tc>
-              <w:tc>
-                <w:tcPr>
-                  <w:tcW w:w="10305" w:type="dxa"/>
-                  <w:tcBorders/>
-                  <w:vAlign w:val="center"/>
-                </w:tcPr>
-                <w:p>
-                  <w:pPr>
-                    <w:pStyle w:val="TableContents"/>
-                    <w:bidi w:val="0"/>
-                    <w:spacing w:before="0" w:after="283"/>
-                    <w:ind w:hanging="0" w:start="0" w:end="0"/>
-                    <w:rPr/>
-                  </w:pPr>
-                  <w:r>
-                    <w:rPr/>
-                    <w:t>Complete completion including outdoor facilities, accesses, basements, underground parking and community facilities</w:t>
-                  </w:r>
-                </w:p>
-              </w:tc>
-              <w:tc>
-                <w:tcPr>
-                  <w:tcW w:w="780" w:type="dxa"/>
-                  <w:tcBorders/>
-                  <w:vAlign w:val="center"/>
-                </w:tcPr>
-                <w:p>
-                  <w:pPr>
-                    <w:pStyle w:val="TableContents"/>
-                    <w:bidi w:val="0"/>
-                    <w:spacing w:before="0" w:after="283"/>
-                    <w:jc w:val="end"/>
-                    <w:rPr/>
-                  </w:pPr>
-                  <w:r>
-                    <w:rPr/>
-                    <w:t>3,5 %</w:t>
-                  </w:r>
-                </w:p>
-              </w:tc>
-            </w:tr>
-          </w:tbl>
-          <w:p>
-            <w:pPr>
-              <w:pStyle w:val="TableContents"/>
-              <w:bidi w:val="0"/>
-              <w:spacing w:before="0" w:after="283"/>
-              <w:rPr/>
-            </w:pPr>
-            <w:r>
-              <w:rPr/>
-            </w:r>
-          </w:p>
-        </w:tc>
-        <w:tc>
-          <w:tcPr>
-            <w:tcW w:w="7965" w:type="dxa"/>
-            <w:tcBorders/>
-            <w:vAlign w:val="center"/>
-          </w:tcPr>
-          <w:p>
-            <w:pPr>
-              <w:pStyle w:val="TableContents"/>
-              <w:bidi w:val="0"/>
-              <w:spacing w:before="0" w:after="283"/>
+          <w:p>
+            <w:pPr>
+              <w:pStyle w:val="TableContents"/>
+              <w:bidi w:val="0"/>
+              <w:spacing w:before="0" w:after="283"/>
+              <w:rPr/>
+            </w:pPr>
+            <w:r>
+              <w:rPr/>
+            </w:r>
+          </w:p>
+          <w:p>
+            <w:pPr>
+              <w:pStyle w:val="TableHeading"/>
+              <w:spacing w:before="0" w:after="80"/>
+            </w:pPr>
+            <w:r>
               <w:rPr>
-                <w:sz w:val="4"/>
-                <w:szCs w:val="4"/>
+                <w:b/>
               </w:rPr>
-            </w:pPr>
-            <w:r>
-              <w:rPr>
-                <w:sz w:val="4"/>
-                <w:szCs w:val="4"/>
-              </w:rPr>
+              <w:t>Rate · Maturity at the earliest after actual construction progress · Percentage</w:t>
+            </w:r>
+          </w:p>
+          <w:p>
+            <w:pPr>
+              <w:pStyle w:val="TableContents"/>
+              <w:spacing w:before="0" w:after="80"/>
+            </w:pPr>
+            <w:r>
+              <w:t>1 · after commencement of earthworks and satisfaction of the conditions in § 3.1 · 30,0 %</w:t>
+            </w:r>
+          </w:p>
+          <w:p>
+            <w:pPr>
+              <w:pStyle w:val="TableContents"/>
+              <w:spacing w:before="0" w:after="80"/>
+            </w:pPr>
+            <w:r>
+              <w:t>2 · Completion of shells, including carpentry · 28,0 %</w:t>
+            </w:r>
+          </w:p>
+          <w:p>
+            <w:pPr>
+              <w:pStyle w:val="TableContents"/>
+              <w:spacing w:before="0" w:after="80"/>
+            </w:pPr>
+            <w:r>
+              <w:t>3 · Manufacture of roof surfaces and gutters, heating/sanitary/electric raw installation, window installation including glazing · 18,9 %</w:t>
+            </w:r>
+          </w:p>
+          <w:p>
+            <w:pPr>
+              <w:pStyle w:val="TableContents"/>
+              <w:spacing w:before="0" w:after="80"/>
+            </w:pPr>
+            <w:r>
+              <w:t>4 · interior plaster, screed and facade works · 8,4 %</w:t>
+            </w:r>
+          </w:p>
+          <w:p>
+            <w:pPr>
+              <w:pStyle w:val="TableContents"/>
+              <w:spacing w:before="0" w:after="80"/>
+            </w:pPr>
+            <w:r>
+              <w:t>5 · Sanitary tile work · 2,8 %</w:t>
+            </w:r>
+          </w:p>
+          <w:p>
+            <w:pPr>
+              <w:pStyle w:val="TableContents"/>
+              <w:spacing w:before="0" w:after="80"/>
+            </w:pPr>
+            <w:r>
+              <w:t>6 · readiness for occupancy concurrently with transfer of possession · 8,4 %</w:t>
+            </w:r>
+          </w:p>
+          <w:p>
+            <w:pPr>
+              <w:pStyle w:val="TableContents"/>
+              <w:spacing w:before="0" w:after="80"/>
+            </w:pPr>
+            <w:r>
+              <w:t>7 · Complete completion including outdoor facilities, accesses, basements, underground parking and community facilities · 3,5 %</w:t>
             </w:r>
           </w:p>
         </w:tc>

--- a/vertragsdokumente/bautraegervertrag-lindenhain/bautraegervertrag-lindenhain-de-en.docx
+++ b/vertragsdokumente/bautraegervertrag-lindenhain/bautraegervertrag-lindenhain-de-en.docx
@@ -39,8 +39,8 @@
         </w:tblCellMar>
       </w:tblPr>
       <w:tblGrid>
-        <w:gridCol w:w="7569"/>
-        <w:gridCol w:w="7965"/>
+        <w:gridCol w:w="7633"/>
+        <w:gridCol w:w="7901"/>
       </w:tblGrid>
       <w:tr>
         <w:trPr>
@@ -48,7 +48,7 @@
         </w:trPr>
         <w:tc>
           <w:tcPr>
-            <w:tcW w:w="7569" w:type="dxa"/>
+            <w:tcW w:w="7633" w:type="dxa"/>
             <w:tcBorders/>
             <w:vAlign w:val="center"/>
           </w:tcPr>
@@ -69,7 +69,7 @@
         </w:tc>
         <w:tc>
           <w:tcPr>
-            <w:tcW w:w="7965" w:type="dxa"/>
+            <w:tcW w:w="7901" w:type="dxa"/>
             <w:tcBorders/>
             <w:vAlign w:val="center"/>
           </w:tcPr>
@@ -93,7 +93,7 @@
         <w:trPr/>
         <w:tc>
           <w:tcPr>
-            <w:tcW w:w="7569" w:type="dxa"/>
+            <w:tcW w:w="7633" w:type="dxa"/>
             <w:tcBorders/>
             <w:vAlign w:val="center"/>
           </w:tcPr>
@@ -115,7 +115,7 @@
         </w:tc>
         <w:tc>
           <w:tcPr>
-            <w:tcW w:w="7965" w:type="dxa"/>
+            <w:tcW w:w="7901" w:type="dxa"/>
             <w:tcBorders/>
             <w:vAlign w:val="center"/>
           </w:tcPr>
@@ -140,7 +140,7 @@
         <w:trPr/>
         <w:tc>
           <w:tcPr>
-            <w:tcW w:w="7569" w:type="dxa"/>
+            <w:tcW w:w="7633" w:type="dxa"/>
             <w:tcBorders/>
             <w:vAlign w:val="center"/>
           </w:tcPr>
@@ -162,7 +162,7 @@
         </w:tc>
         <w:tc>
           <w:tcPr>
-            <w:tcW w:w="7965" w:type="dxa"/>
+            <w:tcW w:w="7901" w:type="dxa"/>
             <w:tcBorders/>
             <w:vAlign w:val="center"/>
           </w:tcPr>
@@ -187,7 +187,7 @@
         <w:trPr/>
         <w:tc>
           <w:tcPr>
-            <w:tcW w:w="7569" w:type="dxa"/>
+            <w:tcW w:w="7633" w:type="dxa"/>
             <w:tcBorders/>
             <w:vAlign w:val="center"/>
           </w:tcPr>
@@ -212,7 +212,7 @@
         </w:tc>
         <w:tc>
           <w:tcPr>
-            <w:tcW w:w="7965" w:type="dxa"/>
+            <w:tcW w:w="7901" w:type="dxa"/>
             <w:tcBorders/>
             <w:vAlign w:val="center"/>
           </w:tcPr>
@@ -240,7 +240,7 @@
         <w:trPr/>
         <w:tc>
           <w:tcPr>
-            <w:tcW w:w="7569" w:type="dxa"/>
+            <w:tcW w:w="7633" w:type="dxa"/>
             <w:tcBorders/>
             <w:vAlign w:val="center"/>
           </w:tcPr>
@@ -261,7 +261,7 @@
         </w:tc>
         <w:tc>
           <w:tcPr>
-            <w:tcW w:w="7965" w:type="dxa"/>
+            <w:tcW w:w="7901" w:type="dxa"/>
             <w:tcBorders/>
             <w:vAlign w:val="center"/>
           </w:tcPr>
@@ -285,7 +285,7 @@
         <w:trPr/>
         <w:tc>
           <w:tcPr>
-            <w:tcW w:w="7569" w:type="dxa"/>
+            <w:tcW w:w="7633" w:type="dxa"/>
             <w:tcBorders/>
             <w:vAlign w:val="center"/>
           </w:tcPr>
@@ -307,7 +307,7 @@
         </w:tc>
         <w:tc>
           <w:tcPr>
-            <w:tcW w:w="7965" w:type="dxa"/>
+            <w:tcW w:w="7901" w:type="dxa"/>
             <w:tcBorders/>
             <w:vAlign w:val="center"/>
           </w:tcPr>
@@ -332,7 +332,7 @@
         <w:trPr/>
         <w:tc>
           <w:tcPr>
-            <w:tcW w:w="7569" w:type="dxa"/>
+            <w:tcW w:w="7633" w:type="dxa"/>
             <w:tcBorders/>
             <w:vAlign w:val="center"/>
           </w:tcPr>
@@ -351,7 +351,7 @@
         </w:tc>
         <w:tc>
           <w:tcPr>
-            <w:tcW w:w="7965" w:type="dxa"/>
+            <w:tcW w:w="7901" w:type="dxa"/>
             <w:tcBorders/>
             <w:vAlign w:val="center"/>
           </w:tcPr>
@@ -373,7 +373,7 @@
         <w:trPr/>
         <w:tc>
           <w:tcPr>
-            <w:tcW w:w="7569" w:type="dxa"/>
+            <w:tcW w:w="7633" w:type="dxa"/>
             <w:tcBorders/>
             <w:vAlign w:val="center"/>
           </w:tcPr>
@@ -392,7 +392,7 @@
         </w:tc>
         <w:tc>
           <w:tcPr>
-            <w:tcW w:w="7965" w:type="dxa"/>
+            <w:tcW w:w="7901" w:type="dxa"/>
             <w:tcBorders/>
             <w:vAlign w:val="center"/>
           </w:tcPr>
@@ -414,7 +414,7 @@
         <w:trPr/>
         <w:tc>
           <w:tcPr>
-            <w:tcW w:w="7569" w:type="dxa"/>
+            <w:tcW w:w="7633" w:type="dxa"/>
             <w:tcBorders/>
             <w:vAlign w:val="center"/>
           </w:tcPr>
@@ -435,7 +435,7 @@
         </w:tc>
         <w:tc>
           <w:tcPr>
-            <w:tcW w:w="7965" w:type="dxa"/>
+            <w:tcW w:w="7901" w:type="dxa"/>
             <w:tcBorders/>
             <w:vAlign w:val="center"/>
           </w:tcPr>
@@ -459,7 +459,7 @@
         <w:trPr/>
         <w:tc>
           <w:tcPr>
-            <w:tcW w:w="7569" w:type="dxa"/>
+            <w:tcW w:w="7633" w:type="dxa"/>
             <w:tcBorders/>
             <w:vAlign w:val="center"/>
           </w:tcPr>
@@ -478,7 +478,7 @@
         </w:tc>
         <w:tc>
           <w:tcPr>
-            <w:tcW w:w="7965" w:type="dxa"/>
+            <w:tcW w:w="7901" w:type="dxa"/>
             <w:tcBorders/>
             <w:vAlign w:val="center"/>
           </w:tcPr>
@@ -500,7 +500,7 @@
         <w:trPr/>
         <w:tc>
           <w:tcPr>
-            <w:tcW w:w="7569" w:type="dxa"/>
+            <w:tcW w:w="7633" w:type="dxa"/>
             <w:tcBorders/>
             <w:vAlign w:val="center"/>
           </w:tcPr>
@@ -519,7 +519,7 @@
         </w:tc>
         <w:tc>
           <w:tcPr>
-            <w:tcW w:w="7965" w:type="dxa"/>
+            <w:tcW w:w="7901" w:type="dxa"/>
             <w:tcBorders/>
             <w:vAlign w:val="center"/>
           </w:tcPr>
@@ -541,7 +541,7 @@
         <w:trPr/>
         <w:tc>
           <w:tcPr>
-            <w:tcW w:w="7569" w:type="dxa"/>
+            <w:tcW w:w="7633" w:type="dxa"/>
             <w:tcBorders/>
             <w:vAlign w:val="center"/>
           </w:tcPr>
@@ -566,7 +566,7 @@
         </w:tc>
         <w:tc>
           <w:tcPr>
-            <w:tcW w:w="7965" w:type="dxa"/>
+            <w:tcW w:w="7901" w:type="dxa"/>
             <w:tcBorders/>
             <w:vAlign w:val="center"/>
           </w:tcPr>
@@ -588,7 +588,7 @@
         <w:trPr/>
         <w:tc>
           <w:tcPr>
-            <w:tcW w:w="7569" w:type="dxa"/>
+            <w:tcW w:w="7633" w:type="dxa"/>
             <w:tcBorders/>
             <w:vAlign w:val="center"/>
           </w:tcPr>
@@ -607,7 +607,7 @@
         </w:tc>
         <w:tc>
           <w:tcPr>
-            <w:tcW w:w="7965" w:type="dxa"/>
+            <w:tcW w:w="7901" w:type="dxa"/>
             <w:tcBorders/>
             <w:vAlign w:val="center"/>
           </w:tcPr>
@@ -629,7 +629,7 @@
         <w:trPr/>
         <w:tc>
           <w:tcPr>
-            <w:tcW w:w="7569" w:type="dxa"/>
+            <w:tcW w:w="7633" w:type="dxa"/>
             <w:tcBorders/>
             <w:vAlign w:val="center"/>
           </w:tcPr>
@@ -648,7 +648,7 @@
         </w:tc>
         <w:tc>
           <w:tcPr>
-            <w:tcW w:w="7965" w:type="dxa"/>
+            <w:tcW w:w="7901" w:type="dxa"/>
             <w:tcBorders/>
             <w:vAlign w:val="center"/>
           </w:tcPr>
@@ -670,48 +670,175 @@
         <w:trPr/>
         <w:tc>
           <w:tcPr>
-            <w:tcW w:w="7569" w:type="dxa"/>
-            <w:tcBorders/>
-            <w:vAlign w:val="center"/>
-          </w:tcPr>
-          <w:p>
-            <w:pPr>
-              <w:pStyle w:val="TableContents"/>
-              <w:bidi w:val="0"/>
-              <w:spacing w:before="0" w:after="283"/>
-              <w:rPr/>
-            </w:pPr>
-            <w:r>
-              <w:rPr/>
-              <w:t>handelnd nicht im eigenen Namen, sondern als einzelvertretungsberechtigter, von den Beschränkungen des § 181 BGB befreiter Geschäftsführer der Komplementärin</w:t>
-            </w:r>
-          </w:p>
-        </w:tc>
-        <w:tc>
-          <w:tcPr>
-            <w:tcW w:w="7965" w:type="dxa"/>
-            <w:tcBorders/>
-            <w:vAlign w:val="center"/>
-          </w:tcPr>
-          <w:p>
-            <w:pPr>
-              <w:pStyle w:val="TableContents"/>
-              <w:bidi w:val="0"/>
-              <w:spacing w:before="0" w:after="283"/>
-              <w:rPr/>
-            </w:pPr>
-            <w:r>
-              <w:rPr/>
-              <w:t>acting not in his own name, but as individual representative, exempted from the restrictions of § 181 BGB Managing Director of the general manager</w:t>
-            </w:r>
-          </w:p>
-        </w:tc>
-      </w:tr>
-      <w:tr>
-        <w:trPr/>
-        <w:tc>
-          <w:tcPr>
-            <w:tcW w:w="7569" w:type="dxa"/>
+            <w:tcW w:w="7633" w:type="dxa"/>
+            <w:tcBorders/>
+            <w:vAlign w:val="center"/>
+          </w:tcPr>
+          <w:p>
+            <w:pPr>
+              <w:pStyle w:val="TableContents"/>
+              <w:bidi w:val="0"/>
+              <w:spacing w:before="0" w:after="283"/>
+              <w:rPr/>
+            </w:pPr>
+            <w:r>
+              <w:rPr/>
+              <w:t>handelnd nicht im eigenen Namen, sondern als einzelvertretungsberechtigter, von den Beschränkungen des § 181 BGB befreiter Geschäftsführer der</w:t>
+            </w:r>
+          </w:p>
+        </w:tc>
+        <w:tc>
+          <w:tcPr>
+            <w:tcW w:w="7901" w:type="dxa"/>
+            <w:tcBorders/>
+            <w:vAlign w:val="center"/>
+          </w:tcPr>
+          <w:p>
+            <w:pPr>
+              <w:pStyle w:val="TableContents"/>
+              <w:bidi w:val="0"/>
+              <w:spacing w:before="0" w:after="283"/>
+              <w:rPr/>
+            </w:pPr>
+            <w:r>
+              <w:rPr/>
+              <w:t>acting not in his own name, but as an individual representative, exempted from the restrictions of § 181 BGB managing director of the</w:t>
+            </w:r>
+          </w:p>
+        </w:tc>
+      </w:tr>
+      <w:tr>
+        <w:trPr/>
+        <w:tc>
+          <w:tcPr>
+            <w:tcW w:w="7633" w:type="dxa"/>
+            <w:tcBorders/>
+            <w:vAlign w:val="center"/>
+          </w:tcPr>
+          <w:p>
+            <w:pPr>
+              <w:pStyle w:val="TableContents"/>
+              <w:bidi w:val="0"/>
+              <w:spacing w:before="0" w:after="283"/>
+              <w:rPr/>
+            </w:pPr>
+            <w:r>
+              <w:rPr>
+                <w:rStyle w:val="Strong"/>
+              </w:rPr>
+              <w:t>Lindenhain Wohnwerte Verwaltungs GmbH</w:t>
+            </w:r>
+          </w:p>
+        </w:tc>
+        <w:tc>
+          <w:tcPr>
+            <w:tcW w:w="7901" w:type="dxa"/>
+            <w:tcBorders/>
+            <w:vAlign w:val="center"/>
+          </w:tcPr>
+          <w:p>
+            <w:pPr>
+              <w:pStyle w:val="TableContents"/>
+              <w:bidi w:val="0"/>
+              <w:spacing w:before="0" w:after="283"/>
+              <w:rPr/>
+            </w:pPr>
+            <w:r>
+              <w:rPr>
+                <w:rStyle w:val="Strong"/>
+              </w:rPr>
+              <w:t>Lindenhain Wohnwerte Verwaltungs GmbH</w:t>
+            </w:r>
+          </w:p>
+        </w:tc>
+      </w:tr>
+      <w:tr>
+        <w:trPr/>
+        <w:tc>
+          <w:tcPr>
+            <w:tcW w:w="7633" w:type="dxa"/>
+            <w:tcBorders/>
+            <w:vAlign w:val="center"/>
+          </w:tcPr>
+          <w:p>
+            <w:pPr>
+              <w:pStyle w:val="TableContents"/>
+              <w:bidi w:val="0"/>
+              <w:spacing w:before="0" w:after="283"/>
+              <w:rPr/>
+            </w:pPr>
+            <w:r>
+              <w:rPr/>
+              <w:t>eingetragen im Handelsregister des Amtsgerichts Köln unter HRB 118402,</w:t>
+            </w:r>
+          </w:p>
+        </w:tc>
+        <w:tc>
+          <w:tcPr>
+            <w:tcW w:w="7901" w:type="dxa"/>
+            <w:tcBorders/>
+            <w:vAlign w:val="center"/>
+          </w:tcPr>
+          <w:p>
+            <w:pPr>
+              <w:pStyle w:val="TableContents"/>
+              <w:bidi w:val="0"/>
+              <w:spacing w:before="0" w:after="283"/>
+              <w:rPr/>
+            </w:pPr>
+            <w:r>
+              <w:rPr/>
+              <w:t>registered in the Commercial Register of the District Court of Cologne under HRB 118402,</w:t>
+            </w:r>
+          </w:p>
+        </w:tc>
+      </w:tr>
+      <w:tr>
+        <w:trPr/>
+        <w:tc>
+          <w:tcPr>
+            <w:tcW w:w="7633" w:type="dxa"/>
+            <w:tcBorders/>
+            <w:vAlign w:val="center"/>
+          </w:tcPr>
+          <w:p>
+            <w:pPr>
+              <w:pStyle w:val="TableContents"/>
+              <w:bidi w:val="0"/>
+              <w:spacing w:before="0" w:after="283"/>
+              <w:rPr/>
+            </w:pPr>
+            <w:r>
+              <w:rPr/>
+              <w:t>diese handelnd als persönlich haftende Gesellschafterin für die</w:t>
+            </w:r>
+          </w:p>
+        </w:tc>
+        <w:tc>
+          <w:tcPr>
+            <w:tcW w:w="7901" w:type="dxa"/>
+            <w:tcBorders/>
+            <w:vAlign w:val="center"/>
+          </w:tcPr>
+          <w:p>
+            <w:pPr>
+              <w:pStyle w:val="TableContents"/>
+              <w:bidi w:val="0"/>
+              <w:spacing w:before="0" w:after="283"/>
+              <w:rPr/>
+            </w:pPr>
+            <w:r>
+              <w:rPr/>
+              <w:t>acting as a personally liable partner for the</w:t>
+            </w:r>
+          </w:p>
+        </w:tc>
+      </w:tr>
+      <w:tr>
+        <w:trPr/>
+        <w:tc>
+          <w:tcPr>
+            <w:tcW w:w="7633" w:type="dxa"/>
             <w:tcBorders/>
             <w:vAlign w:val="center"/>
           </w:tcPr>
@@ -732,7 +859,7 @@
         </w:tc>
         <w:tc>
           <w:tcPr>
-            <w:tcW w:w="7965" w:type="dxa"/>
+            <w:tcW w:w="7901" w:type="dxa"/>
             <w:tcBorders/>
             <w:vAlign w:val="center"/>
           </w:tcPr>
@@ -756,7 +883,7 @@
         <w:trPr/>
         <w:tc>
           <w:tcPr>
-            <w:tcW w:w="7569" w:type="dxa"/>
+            <w:tcW w:w="7633" w:type="dxa"/>
             <w:tcBorders/>
             <w:vAlign w:val="center"/>
           </w:tcPr>
@@ -775,7 +902,7 @@
         </w:tc>
         <w:tc>
           <w:tcPr>
-            <w:tcW w:w="7965" w:type="dxa"/>
+            <w:tcW w:w="7901" w:type="dxa"/>
             <w:tcBorders/>
             <w:vAlign w:val="center"/>
           </w:tcPr>
@@ -797,7 +924,7 @@
         <w:trPr/>
         <w:tc>
           <w:tcPr>
-            <w:tcW w:w="7569" w:type="dxa"/>
+            <w:tcW w:w="7633" w:type="dxa"/>
             <w:tcBorders/>
             <w:vAlign w:val="center"/>
           </w:tcPr>
@@ -816,7 +943,7 @@
         </w:tc>
         <w:tc>
           <w:tcPr>
-            <w:tcW w:w="7965" w:type="dxa"/>
+            <w:tcW w:w="7901" w:type="dxa"/>
             <w:tcBorders/>
             <w:vAlign w:val="center"/>
           </w:tcPr>
@@ -838,7 +965,7 @@
         <w:trPr/>
         <w:tc>
           <w:tcPr>
-            <w:tcW w:w="7569" w:type="dxa"/>
+            <w:tcW w:w="7633" w:type="dxa"/>
             <w:tcBorders/>
             <w:vAlign w:val="center"/>
           </w:tcPr>
@@ -867,7 +994,7 @@
         </w:tc>
         <w:tc>
           <w:tcPr>
-            <w:tcW w:w="7965" w:type="dxa"/>
+            <w:tcW w:w="7901" w:type="dxa"/>
             <w:tcBorders/>
             <w:vAlign w:val="center"/>
           </w:tcPr>
@@ -889,7 +1016,7 @@
         <w:trPr/>
         <w:tc>
           <w:tcPr>
-            <w:tcW w:w="7569" w:type="dxa"/>
+            <w:tcW w:w="7633" w:type="dxa"/>
             <w:tcBorders/>
             <w:vAlign w:val="center"/>
           </w:tcPr>
@@ -908,7 +1035,7 @@
         </w:tc>
         <w:tc>
           <w:tcPr>
-            <w:tcW w:w="7965" w:type="dxa"/>
+            <w:tcW w:w="7901" w:type="dxa"/>
             <w:tcBorders/>
             <w:vAlign w:val="center"/>
           </w:tcPr>
@@ -930,7 +1057,7 @@
         <w:trPr/>
         <w:tc>
           <w:tcPr>
-            <w:tcW w:w="7569" w:type="dxa"/>
+            <w:tcW w:w="7633" w:type="dxa"/>
             <w:tcBorders/>
             <w:vAlign w:val="center"/>
           </w:tcPr>
@@ -955,7 +1082,7 @@
         </w:tc>
         <w:tc>
           <w:tcPr>
-            <w:tcW w:w="7965" w:type="dxa"/>
+            <w:tcW w:w="7901" w:type="dxa"/>
             <w:tcBorders/>
             <w:vAlign w:val="center"/>
           </w:tcPr>
@@ -977,7 +1104,7 @@
         <w:trPr/>
         <w:tc>
           <w:tcPr>
-            <w:tcW w:w="7569" w:type="dxa"/>
+            <w:tcW w:w="7633" w:type="dxa"/>
             <w:tcBorders/>
             <w:vAlign w:val="center"/>
           </w:tcPr>
@@ -996,7 +1123,7 @@
         </w:tc>
         <w:tc>
           <w:tcPr>
-            <w:tcW w:w="7965" w:type="dxa"/>
+            <w:tcW w:w="7901" w:type="dxa"/>
             <w:tcBorders/>
             <w:vAlign w:val="center"/>
           </w:tcPr>
@@ -1018,7 +1145,7 @@
         <w:trPr/>
         <w:tc>
           <w:tcPr>
-            <w:tcW w:w="7569" w:type="dxa"/>
+            <w:tcW w:w="7633" w:type="dxa"/>
             <w:tcBorders/>
             <w:vAlign w:val="center"/>
           </w:tcPr>
@@ -1037,7 +1164,7 @@
         </w:tc>
         <w:tc>
           <w:tcPr>
-            <w:tcW w:w="7965" w:type="dxa"/>
+            <w:tcW w:w="7901" w:type="dxa"/>
             <w:tcBorders/>
             <w:vAlign w:val="center"/>
           </w:tcPr>
@@ -1059,7 +1186,7 @@
         <w:trPr/>
         <w:tc>
           <w:tcPr>
-            <w:tcW w:w="7569" w:type="dxa"/>
+            <w:tcW w:w="7633" w:type="dxa"/>
             <w:tcBorders/>
             <w:vAlign w:val="center"/>
           </w:tcPr>
@@ -1078,7 +1205,7 @@
         </w:tc>
         <w:tc>
           <w:tcPr>
-            <w:tcW w:w="7965" w:type="dxa"/>
+            <w:tcW w:w="7901" w:type="dxa"/>
             <w:tcBorders/>
             <w:vAlign w:val="center"/>
           </w:tcPr>
@@ -1100,7 +1227,7 @@
         <w:trPr/>
         <w:tc>
           <w:tcPr>
-            <w:tcW w:w="7569" w:type="dxa"/>
+            <w:tcW w:w="7633" w:type="dxa"/>
             <w:tcBorders/>
             <w:vAlign w:val="center"/>
           </w:tcPr>
@@ -1129,7 +1256,7 @@
         </w:tc>
         <w:tc>
           <w:tcPr>
-            <w:tcW w:w="7965" w:type="dxa"/>
+            <w:tcW w:w="7901" w:type="dxa"/>
             <w:tcBorders/>
             <w:vAlign w:val="center"/>
           </w:tcPr>
@@ -1151,7 +1278,7 @@
         <w:trPr/>
         <w:tc>
           <w:tcPr>
-            <w:tcW w:w="7569" w:type="dxa"/>
+            <w:tcW w:w="7633" w:type="dxa"/>
             <w:tcBorders/>
             <w:vAlign w:val="center"/>
           </w:tcPr>
@@ -1170,29 +1297,29 @@
         </w:tc>
         <w:tc>
           <w:tcPr>
-            <w:tcW w:w="7965" w:type="dxa"/>
-            <w:tcBorders/>
-            <w:vAlign w:val="center"/>
-          </w:tcPr>
-          <w:p>
-            <w:pPr>
-              <w:pStyle w:val="TableContents"/>
-              <w:bidi w:val="0"/>
-              <w:spacing w:before="0" w:after="283"/>
-              <w:rPr/>
-            </w:pPr>
-            <w:r>
-              <w:rPr/>
-              <w:t>The Buyer stated that she had received the intended text of this document, including the description of the building, the declaration of division, the Community regulations, the model exemption, the proof of energy and sound insulation, and the short report on the building grounds on 28. August 2026 has been made available electronically and in paper form. The Notary pointed out that the two-week period of § 17 Abs. 2a sentence 2 no. 2 BeurkG and explained to the Buyer the main legal effects of this contract, in particular installment due, securities, acceptance, defect rights, transfer of ownership and costs.</w:t>
-            </w:r>
-          </w:p>
-        </w:tc>
-      </w:tr>
-      <w:tr>
-        <w:trPr/>
-        <w:tc>
-          <w:tcPr>
-            <w:tcW w:w="7569" w:type="dxa"/>
+            <w:tcW w:w="7901" w:type="dxa"/>
+            <w:tcBorders/>
+            <w:vAlign w:val="center"/>
+          </w:tcPr>
+          <w:p>
+            <w:pPr>
+              <w:pStyle w:val="TableContents"/>
+              <w:bidi w:val="0"/>
+              <w:spacing w:before="0" w:after="283"/>
+              <w:rPr/>
+            </w:pPr>
+            <w:r>
+              <w:rPr/>
+              <w:t>The Buyer stated that she had received the intended text of this document, including the Building Specification, the declaration of division, the Community regulations, the model exemption, the proof of energy and sound insulation, and the short report on the building grounds on 28. August 2026 has been made available electronically and in paper form. The Notary pointed out that the two-week period of § 17 Abs. 2a sentence 2 no. 2 BeurkG and explained to the Buyer the main legal effects of this contract, in particular installment due, securities, acceptance, defect rights, transfer of ownership and costs.</w:t>
+            </w:r>
+          </w:p>
+        </w:tc>
+      </w:tr>
+      <w:tr>
+        <w:trPr/>
+        <w:tc>
+          <w:tcPr>
+            <w:tcW w:w="7633" w:type="dxa"/>
             <w:tcBorders/>
             <w:vAlign w:val="center"/>
           </w:tcPr>
@@ -1211,7 +1338,7 @@
         </w:tc>
         <w:tc>
           <w:tcPr>
-            <w:tcW w:w="7965" w:type="dxa"/>
+            <w:tcW w:w="7901" w:type="dxa"/>
             <w:tcBorders/>
             <w:vAlign w:val="center"/>
           </w:tcPr>
@@ -1233,7 +1360,7 @@
         <w:trPr/>
         <w:tc>
           <w:tcPr>
-            <w:tcW w:w="7569" w:type="dxa"/>
+            <w:tcW w:w="7633" w:type="dxa"/>
             <w:tcBorders/>
             <w:vAlign w:val="center"/>
           </w:tcPr>
@@ -1255,7 +1382,7 @@
         </w:tc>
         <w:tc>
           <w:tcPr>
-            <w:tcW w:w="7965" w:type="dxa"/>
+            <w:tcW w:w="7901" w:type="dxa"/>
             <w:tcBorders/>
             <w:vAlign w:val="center"/>
           </w:tcPr>
@@ -1280,7 +1407,7 @@
         <w:trPr/>
         <w:tc>
           <w:tcPr>
-            <w:tcW w:w="7569" w:type="dxa"/>
+            <w:tcW w:w="7633" w:type="dxa"/>
             <w:tcBorders/>
             <w:vAlign w:val="center"/>
           </w:tcPr>
@@ -1302,7 +1429,7 @@
         </w:tc>
         <w:tc>
           <w:tcPr>
-            <w:tcW w:w="7965" w:type="dxa"/>
+            <w:tcW w:w="7901" w:type="dxa"/>
             <w:tcBorders/>
             <w:vAlign w:val="center"/>
           </w:tcPr>
@@ -1327,7 +1454,7 @@
         <w:trPr/>
         <w:tc>
           <w:tcPr>
-            <w:tcW w:w="7569" w:type="dxa"/>
+            <w:tcW w:w="7633" w:type="dxa"/>
             <w:tcBorders/>
             <w:vAlign w:val="center"/>
           </w:tcPr>
@@ -1386,7 +1513,7 @@
         </w:tc>
         <w:tc>
           <w:tcPr>
-            <w:tcW w:w="7965" w:type="dxa"/>
+            <w:tcW w:w="7901" w:type="dxa"/>
             <w:tcBorders/>
             <w:vAlign w:val="center"/>
           </w:tcPr>
@@ -1408,7 +1535,7 @@
         <w:trPr/>
         <w:tc>
           <w:tcPr>
-            <w:tcW w:w="7569" w:type="dxa"/>
+            <w:tcW w:w="7633" w:type="dxa"/>
             <w:tcBorders/>
             <w:vAlign w:val="center"/>
           </w:tcPr>
@@ -1427,7 +1554,7 @@
         </w:tc>
         <w:tc>
           <w:tcPr>
-            <w:tcW w:w="7965" w:type="dxa"/>
+            <w:tcW w:w="7901" w:type="dxa"/>
             <w:tcBorders/>
             <w:vAlign w:val="center"/>
           </w:tcPr>
@@ -1449,7 +1576,7 @@
         <w:trPr/>
         <w:tc>
           <w:tcPr>
-            <w:tcW w:w="7569" w:type="dxa"/>
+            <w:tcW w:w="7633" w:type="dxa"/>
             <w:tcBorders/>
             <w:vAlign w:val="center"/>
           </w:tcPr>
@@ -1468,7 +1595,7 @@
         </w:tc>
         <w:tc>
           <w:tcPr>
-            <w:tcW w:w="7965" w:type="dxa"/>
+            <w:tcW w:w="7901" w:type="dxa"/>
             <w:tcBorders/>
             <w:vAlign w:val="center"/>
           </w:tcPr>
@@ -1490,7 +1617,7 @@
         <w:trPr/>
         <w:tc>
           <w:tcPr>
-            <w:tcW w:w="7569" w:type="dxa"/>
+            <w:tcW w:w="7633" w:type="dxa"/>
             <w:tcBorders/>
             <w:vAlign w:val="center"/>
           </w:tcPr>
@@ -1509,29 +1636,29 @@
         </w:tc>
         <w:tc>
           <w:tcPr>
-            <w:tcW w:w="7965" w:type="dxa"/>
-            <w:tcBorders/>
-            <w:vAlign w:val="center"/>
-          </w:tcPr>
-          <w:p>
-            <w:pPr>
-              <w:pStyle w:val="TableContents"/>
-              <w:bidi w:val="0"/>
-              <w:spacing w:before="0" w:after="283"/>
-              <w:rPr/>
-            </w:pPr>
-            <w:r>
-              <w:rPr/>
-              <w:t>0.4 The Seller confirms that the building permit issued by the City of Cologne dated 14. 63-2026-1842, to the extent necessary for the implementation of the project and the Purchased Property. Deviations from the approval, which may adversely affect the location, size, usability, safety, energy quality, soundproofing or the value of the Purchased Property, require the written consent of the Buyer, insofar as they concern their Sondereigentum, and the legally required consent of the community, insofar as Common Property is concerned, before execution.</w:t>
-            </w:r>
-          </w:p>
-        </w:tc>
-      </w:tr>
-      <w:tr>
-        <w:trPr/>
-        <w:tc>
-          <w:tcPr>
-            <w:tcW w:w="7569" w:type="dxa"/>
+            <w:tcW w:w="7901" w:type="dxa"/>
+            <w:tcBorders/>
+            <w:vAlign w:val="center"/>
+          </w:tcPr>
+          <w:p>
+            <w:pPr>
+              <w:pStyle w:val="TableContents"/>
+              <w:bidi w:val="0"/>
+              <w:spacing w:before="0" w:after="283"/>
+              <w:rPr/>
+            </w:pPr>
+            <w:r>
+              <w:rPr/>
+              <w:t>0.4 The Seller confirms that the building permit issued by the City of Cologne dated 14. 63-2026-1842, to the extent necessary for the implementation of the project and the Purchased Property. Deviations from the approval, which may adversely affect the location, size, usability, safety, energy quality, soundproofing or the value of the Purchased Property, require the written consent of the Buyer, insofar as they concern their Unit Property, and the legally required consent of the community, insofar as Common Property is concerned, before execution.</w:t>
+            </w:r>
+          </w:p>
+        </w:tc>
+      </w:tr>
+      <w:tr>
+        <w:trPr/>
+        <w:tc>
+          <w:tcPr>
+            <w:tcW w:w="7633" w:type="dxa"/>
             <w:tcBorders/>
             <w:vAlign w:val="center"/>
           </w:tcPr>
@@ -1550,20 +1677,20 @@
         </w:tc>
         <w:tc>
           <w:tcPr>
-            <w:tcW w:w="7965" w:type="dxa"/>
-            <w:tcBorders/>
-            <w:vAlign w:val="center"/>
-          </w:tcPr>
-          <w:p>
-            <w:pPr>
-              <w:pStyle w:val="TableContents"/>
-              <w:bidi w:val="0"/>
-              <w:spacing w:before="0" w:after="283"/>
-              <w:rPr/>
-            </w:pPr>
-            <w:r>
-              <w:rPr/>
-              <w:t>0.5 Advertising statements, exposés, visualizations and consultations do not justify an independent construction target, insofar as they are not specifically adopted in this certificate, the construction description or the plans. However, they remain to be taken into account when interpreting unclear or incomplete descriptions as contractual circumstances.</w:t>
+            <w:tcW w:w="7901" w:type="dxa"/>
+            <w:tcBorders/>
+            <w:vAlign w:val="center"/>
+          </w:tcPr>
+          <w:p>
+            <w:pPr>
+              <w:pStyle w:val="TableContents"/>
+              <w:bidi w:val="0"/>
+              <w:spacing w:before="0" w:after="283"/>
+              <w:rPr/>
+            </w:pPr>
+            <w:r>
+              <w:rPr/>
+              <w:t>0.5 Advertising statements, exposés, visualizations and consultations do not justify an independent contractual construction specification, insofar as they are not specifically adopted in this certificate, the Building Specification or the plans. However, they remain to be taken into account when interpreting unclear or incomplete descriptions as contractual circumstances.</w:t>
             </w:r>
           </w:p>
         </w:tc>
@@ -1600,7 +1727,7 @@
         <w:trPr/>
         <w:tc>
           <w:tcPr>
-            <w:tcW w:w="7569" w:type="dxa"/>
+            <w:tcW w:w="7633" w:type="dxa"/>
             <w:tcBorders/>
             <w:vAlign w:val="center"/>
           </w:tcPr>
@@ -1622,7 +1749,7 @@
         </w:tc>
         <w:tc>
           <w:tcPr>
-            <w:tcW w:w="7965" w:type="dxa"/>
+            <w:tcW w:w="7901" w:type="dxa"/>
             <w:tcBorders/>
             <w:vAlign w:val="center"/>
           </w:tcPr>
@@ -1647,7 +1774,7 @@
         <w:trPr/>
         <w:tc>
           <w:tcPr>
-            <w:tcW w:w="7569" w:type="dxa"/>
+            <w:tcW w:w="7633" w:type="dxa"/>
             <w:tcBorders/>
             <w:vAlign w:val="center"/>
           </w:tcPr>
@@ -1666,7 +1793,7 @@
         </w:tc>
         <w:tc>
           <w:tcPr>
-            <w:tcW w:w="7965" w:type="dxa"/>
+            <w:tcW w:w="7901" w:type="dxa"/>
             <w:tcBorders/>
             <w:vAlign w:val="center"/>
           </w:tcPr>
@@ -1688,7 +1815,7 @@
         <w:trPr/>
         <w:tc>
           <w:tcPr>
-            <w:tcW w:w="7569" w:type="dxa"/>
+            <w:tcW w:w="7633" w:type="dxa"/>
             <w:tcBorders/>
             <w:vAlign w:val="center"/>
           </w:tcPr>
@@ -1707,29 +1834,29 @@
         </w:tc>
         <w:tc>
           <w:tcPr>
-            <w:tcW w:w="7965" w:type="dxa"/>
-            <w:tcBorders/>
-            <w:vAlign w:val="center"/>
-          </w:tcPr>
-          <w:p>
-            <w:pPr>
-              <w:pStyle w:val="TableContents"/>
-              <w:bidi w:val="0"/>
-              <w:spacing w:before="0" w:after="283"/>
-              <w:rPr/>
-            </w:pPr>
-            <w:r>
-              <w:rPr/>
-              <w:t>1.2. The property is free of loads in Division II, with the exception of easements for lines, paths and energy supply, which are specified in the declaration of division and do not affect ordinary residential use. Division III registers a global mortgage for Rheinische Bau- und Wohnbank AG. The Seller undertakes to bring about the load release of the Purchased Property in accordance with § 10.</w:t>
-            </w:r>
-          </w:p>
-        </w:tc>
-      </w:tr>
-      <w:tr>
-        <w:trPr/>
-        <w:tc>
-          <w:tcPr>
-            <w:tcW w:w="7569" w:type="dxa"/>
+            <w:tcW w:w="7901" w:type="dxa"/>
+            <w:tcBorders/>
+            <w:vAlign w:val="center"/>
+          </w:tcPr>
+          <w:p>
+            <w:pPr>
+              <w:pStyle w:val="TableContents"/>
+              <w:bidi w:val="0"/>
+              <w:spacing w:before="0" w:after="283"/>
+              <w:rPr/>
+            </w:pPr>
+            <w:r>
+              <w:rPr/>
+              <w:t>1.2. The property is free from encumbrances in Division II, with the exception of easements for lines, paths and energy supply, which are specified in the declaration of division and do not affect ordinary residential use. Division III registers a global land charge for Rheinische Bau- und Wohnbank AG. The Seller undertakes to bring about the release from encumbrances of the Purchased Property in accordance with § 10.</w:t>
+            </w:r>
+          </w:p>
+        </w:tc>
+      </w:tr>
+      <w:tr>
+        <w:trPr/>
+        <w:tc>
+          <w:tcPr>
+            <w:tcW w:w="7633" w:type="dxa"/>
             <w:tcBorders/>
             <w:vAlign w:val="center"/>
           </w:tcPr>
@@ -1748,29 +1875,29 @@
         </w:tc>
         <w:tc>
           <w:tcPr>
-            <w:tcW w:w="7965" w:type="dxa"/>
-            <w:tcBorders/>
-            <w:vAlign w:val="center"/>
-          </w:tcPr>
-          <w:p>
-            <w:pPr>
-              <w:pStyle w:val="TableContents"/>
-              <w:bidi w:val="0"/>
-              <w:spacing w:before="0" w:after="283"/>
-              <w:rPr/>
-            </w:pPr>
-            <w:r>
-              <w:rPr/>
-              <w:t>1.3 The apartment ownership still to be formed in apartment B-05 is sold with a co-ownership share of 81/1,000, combined with the special ownership in the rooms bordered in blue in the plans, the cellar space K-B05 and the special use right in the underground parking space TG-08. The shared rights of use of the Community bicycle space, stroller space, garbage room, courtyard, parcel station and roof terrace allocated to the Purchased Property under the declaration of division are also sold.</w:t>
-            </w:r>
-          </w:p>
-        </w:tc>
-      </w:tr>
-      <w:tr>
-        <w:trPr/>
-        <w:tc>
-          <w:tcPr>
-            <w:tcW w:w="7569" w:type="dxa"/>
+            <w:tcW w:w="7901" w:type="dxa"/>
+            <w:tcBorders/>
+            <w:vAlign w:val="center"/>
+          </w:tcPr>
+          <w:p>
+            <w:pPr>
+              <w:pStyle w:val="TableContents"/>
+              <w:bidi w:val="0"/>
+              <w:spacing w:before="0" w:after="283"/>
+              <w:rPr/>
+            </w:pPr>
+            <w:r>
+              <w:rPr/>
+              <w:t>1.3 The condominium ownership still to be formed in apartment B-05 is sold with a co-ownership share of 81/1,000, combined with the special ownership in the rooms bordered in blue in the plans, the cellar space K-B05 and the special use right in the underground parking space TG-08. The shared rights of use of the Community bicycle space, stroller space, garbage room, courtyard, parcel station and roof terrace allocated to the Purchased Property under the declaration of division are also sold.</w:t>
+            </w:r>
+          </w:p>
+        </w:tc>
+      </w:tr>
+      <w:tr>
+        <w:trPr/>
+        <w:tc>
+          <w:tcPr>
+            <w:tcW w:w="7633" w:type="dxa"/>
             <w:tcBorders/>
             <w:vAlign w:val="center"/>
           </w:tcPr>
@@ -1789,29 +1916,29 @@
         </w:tc>
         <w:tc>
           <w:tcPr>
-            <w:tcW w:w="7965" w:type="dxa"/>
-            <w:tcBorders/>
-            <w:vAlign w:val="center"/>
-          </w:tcPr>
-          <w:p>
-            <w:pPr>
-              <w:pStyle w:val="TableContents"/>
-              <w:bidi w:val="0"/>
-              <w:spacing w:before="0" w:after="283"/>
-              <w:rPr/>
-            </w:pPr>
-            <w:r>
-              <w:rPr/>
-              <w:t>1.4 The Seller shall owe the production of the Purchased Property and the Common Property required for use in accordance with this deed, the description of the building, the plans, the building permit and the approved rules of technology at the time of acceptance. DIN standards are technical orientation, but do not replace the minimum required of the recognised rules of technology.</w:t>
-            </w:r>
-          </w:p>
-        </w:tc>
-      </w:tr>
-      <w:tr>
-        <w:trPr/>
-        <w:tc>
-          <w:tcPr>
-            <w:tcW w:w="7569" w:type="dxa"/>
+            <w:tcW w:w="7901" w:type="dxa"/>
+            <w:tcBorders/>
+            <w:vAlign w:val="center"/>
+          </w:tcPr>
+          <w:p>
+            <w:pPr>
+              <w:pStyle w:val="TableContents"/>
+              <w:bidi w:val="0"/>
+              <w:spacing w:before="0" w:after="283"/>
+              <w:rPr/>
+            </w:pPr>
+            <w:r>
+              <w:rPr/>
+              <w:t>1.4 The Seller shall owe the production of the Purchased Property and the Common Property required for use in accordance with this deed, the Building Specification, the plans, the building permit and the approved rules of technology at the time of acceptance. DIN standards are technical orientation, but do not replace the minimum required of the recognised rules of technology.</w:t>
+            </w:r>
+          </w:p>
+        </w:tc>
+      </w:tr>
+      <w:tr>
+        <w:trPr/>
+        <w:tc>
+          <w:tcPr>
+            <w:tcW w:w="7633" w:type="dxa"/>
             <w:tcBorders/>
             <w:vAlign w:val="center"/>
           </w:tcPr>
@@ -1833,7 +1960,7 @@
         </w:tc>
         <w:tc>
           <w:tcPr>
-            <w:tcW w:w="7965" w:type="dxa"/>
+            <w:tcW w:w="7901" w:type="dxa"/>
             <w:tcBorders/>
             <w:vAlign w:val="center"/>
           </w:tcPr>
@@ -1858,7 +1985,7 @@
         <w:trPr/>
         <w:tc>
           <w:tcPr>
-            <w:tcW w:w="7569" w:type="dxa"/>
+            <w:tcW w:w="7633" w:type="dxa"/>
             <w:tcBorders/>
             <w:vAlign w:val="center"/>
           </w:tcPr>
@@ -1877,7 +2004,7 @@
         </w:tc>
         <w:tc>
           <w:tcPr>
-            <w:tcW w:w="7965" w:type="dxa"/>
+            <w:tcW w:w="7901" w:type="dxa"/>
             <w:tcBorders/>
             <w:vAlign w:val="center"/>
           </w:tcPr>
@@ -1899,7 +2026,7 @@
         <w:trPr/>
         <w:tc>
           <w:tcPr>
-            <w:tcW w:w="7569" w:type="dxa"/>
+            <w:tcW w:w="7633" w:type="dxa"/>
             <w:tcBorders/>
             <w:vAlign w:val="center"/>
           </w:tcPr>
@@ -1920,7 +2047,7 @@
         </w:tc>
         <w:tc>
           <w:tcPr>
-            <w:tcW w:w="7965" w:type="dxa"/>
+            <w:tcW w:w="7901" w:type="dxa"/>
             <w:tcBorders/>
             <w:vAlign w:val="center"/>
           </w:tcPr>
@@ -1944,7 +2071,7 @@
         <w:trPr/>
         <w:tc>
           <w:tcPr>
-            <w:tcW w:w="7569" w:type="dxa"/>
+            <w:tcW w:w="7633" w:type="dxa"/>
             <w:tcBorders/>
             <w:vAlign w:val="center"/>
           </w:tcPr>
@@ -1963,7 +2090,7 @@
         </w:tc>
         <w:tc>
           <w:tcPr>
-            <w:tcW w:w="7965" w:type="dxa"/>
+            <w:tcW w:w="7901" w:type="dxa"/>
             <w:tcBorders/>
             <w:vAlign w:val="center"/>
           </w:tcPr>
@@ -1985,7 +2112,7 @@
         <w:trPr/>
         <w:tc>
           <w:tcPr>
-            <w:tcW w:w="7569" w:type="dxa"/>
+            <w:tcW w:w="7633" w:type="dxa"/>
             <w:tcBorders/>
             <w:vAlign w:val="center"/>
           </w:tcPr>
@@ -2004,7 +2131,7 @@
         </w:tc>
         <w:tc>
           <w:tcPr>
-            <w:tcW w:w="7965" w:type="dxa"/>
+            <w:tcW w:w="7901" w:type="dxa"/>
             <w:tcBorders/>
             <w:vAlign w:val="center"/>
           </w:tcPr>
@@ -2026,7 +2153,7 @@
         <w:trPr/>
         <w:tc>
           <w:tcPr>
-            <w:tcW w:w="7569" w:type="dxa"/>
+            <w:tcW w:w="7633" w:type="dxa"/>
             <w:tcBorders/>
             <w:vAlign w:val="center"/>
           </w:tcPr>
@@ -2045,29 +2172,29 @@
         </w:tc>
         <w:tc>
           <w:tcPr>
-            <w:tcW w:w="7965" w:type="dxa"/>
-            <w:tcBorders/>
-            <w:vAlign w:val="center"/>
-          </w:tcPr>
-          <w:p>
-            <w:pPr>
-              <w:pStyle w:val="TableContents"/>
-              <w:bidi w:val="0"/>
-              <w:spacing w:before="0" w:after="283"/>
-              <w:rPr/>
-            </w:pPr>
-            <w:r>
-              <w:rPr/>
-              <w:t>2.2 The Purchase Price is a fixed price. It covers all services necessary for the turnkey, defect-free and permit-compliant production of the Purchased Property and the functionally required joint ownership, including development, house connections, test and demonstration documents, outdoor facilities, bicycle parking spaces, waste location, access lighting, common mail and parcel station and operational technical facilities.</w:t>
-            </w:r>
-          </w:p>
-        </w:tc>
-      </w:tr>
-      <w:tr>
-        <w:trPr/>
-        <w:tc>
-          <w:tcPr>
-            <w:tcW w:w="7569" w:type="dxa"/>
+            <w:tcW w:w="7901" w:type="dxa"/>
+            <w:tcBorders/>
+            <w:vAlign w:val="center"/>
+          </w:tcPr>
+          <w:p>
+            <w:pPr>
+              <w:pStyle w:val="TableContents"/>
+              <w:bidi w:val="0"/>
+              <w:spacing w:before="0" w:after="283"/>
+              <w:rPr/>
+            </w:pPr>
+            <w:r>
+              <w:rPr/>
+              <w:t>2.2 The Purchase Price is a fixed price. It covers all services necessary for the turnkey, defect-free and permit-compliant production of the Purchased Property and the functionally required Common Property, including development, house connections, test and demonstration documents, outdoor facilities, bicycle parking spaces, waste location, access lighting, common mail and parcel station and operational technical facilities.</w:t>
+            </w:r>
+          </w:p>
+        </w:tc>
+      </w:tr>
+      <w:tr>
+        <w:trPr/>
+        <w:tc>
+          <w:tcPr>
+            <w:tcW w:w="7633" w:type="dxa"/>
             <w:tcBorders/>
             <w:vAlign w:val="center"/>
           </w:tcPr>
@@ -2086,29 +2213,29 @@
         </w:tc>
         <w:tc>
           <w:tcPr>
-            <w:tcW w:w="7965" w:type="dxa"/>
-            <w:tcBorders/>
-            <w:vAlign w:val="center"/>
-          </w:tcPr>
-          <w:p>
-            <w:pPr>
-              <w:pStyle w:val="TableContents"/>
-              <w:bidi w:val="0"/>
-              <w:spacing w:before="0" w:after="283"/>
-              <w:rPr/>
-            </w:pPr>
-            <w:r>
-              <w:rPr/>
-              <w:t>2.3 Do not include real estate transfer tax, Notary and Land Register costs of this contract, costs of financing the Buyer as well as special requests, which are commissioned after certification at the express request of the Buyer. Costs incurred due to remediation of defects, subsequent fulfillment, missing documents, delayed load release or incorrect construction status notifications shall be borne by the Seller.</w:t>
-            </w:r>
-          </w:p>
-        </w:tc>
-      </w:tr>
-      <w:tr>
-        <w:trPr/>
-        <w:tc>
-          <w:tcPr>
-            <w:tcW w:w="7569" w:type="dxa"/>
+            <w:tcW w:w="7901" w:type="dxa"/>
+            <w:tcBorders/>
+            <w:vAlign w:val="center"/>
+          </w:tcPr>
+          <w:p>
+            <w:pPr>
+              <w:pStyle w:val="TableContents"/>
+              <w:bidi w:val="0"/>
+              <w:spacing w:before="0" w:after="283"/>
+              <w:rPr/>
+            </w:pPr>
+            <w:r>
+              <w:rPr/>
+              <w:t>2.3 Do not include real estate transfer tax, Notary and Land Register costs of this contract, costs of financing the Buyer as well as special requests, which are commissioned after certification at the express request of the Buyer. Costs incurred due to remediation of defects, subsequent fulfillment, missing documents, delayed release from encumbrances or incorrect construction status notifications shall be borne by the Seller.</w:t>
+            </w:r>
+          </w:p>
+        </w:tc>
+      </w:tr>
+      <w:tr>
+        <w:trPr/>
+        <w:tc>
+          <w:tcPr>
+            <w:tcW w:w="7633" w:type="dxa"/>
             <w:tcBorders/>
             <w:vAlign w:val="center"/>
           </w:tcPr>
@@ -2127,7 +2254,7 @@
         </w:tc>
         <w:tc>
           <w:tcPr>
-            <w:tcW w:w="7965" w:type="dxa"/>
+            <w:tcW w:w="7901" w:type="dxa"/>
             <w:tcBorders/>
             <w:vAlign w:val="center"/>
           </w:tcPr>
@@ -2149,7 +2276,7 @@
         <w:trPr/>
         <w:tc>
           <w:tcPr>
-            <w:tcW w:w="7569" w:type="dxa"/>
+            <w:tcW w:w="7633" w:type="dxa"/>
             <w:tcBorders/>
             <w:vAlign w:val="center"/>
           </w:tcPr>
@@ -2171,7 +2298,7 @@
         </w:tc>
         <w:tc>
           <w:tcPr>
-            <w:tcW w:w="7965" w:type="dxa"/>
+            <w:tcW w:w="7901" w:type="dxa"/>
             <w:tcBorders/>
             <w:vAlign w:val="center"/>
           </w:tcPr>
@@ -2196,48 +2323,48 @@
         <w:trPr/>
         <w:tc>
           <w:tcPr>
-            <w:tcW w:w="7569" w:type="dxa"/>
-            <w:tcBorders/>
-            <w:vAlign w:val="center"/>
-          </w:tcPr>
-          <w:p>
-            <w:pPr>
-              <w:pStyle w:val="TableContents"/>
-              <w:bidi w:val="0"/>
-              <w:spacing w:before="0" w:after="283"/>
-              <w:rPr/>
-            </w:pPr>
-            <w:r>
-              <w:rPr/>
-              <w:t>3.1 Kaufpreisraten werden erst fällig, wenn sämtliche allgemeinen Fälligkeitsvoraussetzungen des § 3 Abs. 1 MaBV vorliegen und die Notarin dies der Käuferin schriftlich oder in Textform bestätigt hat:</w:t>
-            </w:r>
-          </w:p>
-        </w:tc>
-        <w:tc>
-          <w:tcPr>
-            <w:tcW w:w="7965" w:type="dxa"/>
-            <w:tcBorders/>
-            <w:vAlign w:val="center"/>
-          </w:tcPr>
-          <w:p>
-            <w:pPr>
-              <w:pStyle w:val="TableContents"/>
-              <w:bidi w:val="0"/>
-              <w:spacing w:before="0" w:after="283"/>
-              <w:rPr/>
-            </w:pPr>
-            <w:r>
-              <w:rPr/>
-              <w:t>3.1 Purchase price installments are only due when all general maturity requirements of § 3 Abs. 1 MaBV and the Notary has confirmed this to the Buyer in writing or in text form:</w:t>
-            </w:r>
-          </w:p>
-        </w:tc>
-      </w:tr>
-      <w:tr>
-        <w:trPr/>
-        <w:tc>
-          <w:tcPr>
-            <w:tcW w:w="7569" w:type="dxa"/>
+            <w:tcW w:w="7633" w:type="dxa"/>
+            <w:tcBorders/>
+            <w:vAlign w:val="center"/>
+          </w:tcPr>
+          <w:p>
+            <w:pPr>
+              <w:pStyle w:val="TableContents"/>
+              <w:bidi w:val="0"/>
+              <w:spacing w:before="0" w:after="283"/>
+              <w:rPr/>
+            </w:pPr>
+            <w:r>
+              <w:rPr/>
+              <w:t>3.1 Kaufpreisraten werden erst fällig, wenn sämtliche allgemeinen Fälligkeitsvoraussetzungen des § 3 Abs. 1 MaBV vorliegen und die Notarin dies der Käuferin schriftlich bestätigt hat:</w:t>
+            </w:r>
+          </w:p>
+        </w:tc>
+        <w:tc>
+          <w:tcPr>
+            <w:tcW w:w="7901" w:type="dxa"/>
+            <w:tcBorders/>
+            <w:vAlign w:val="center"/>
+          </w:tcPr>
+          <w:p>
+            <w:pPr>
+              <w:pStyle w:val="TableContents"/>
+              <w:bidi w:val="0"/>
+              <w:spacing w:before="0" w:after="283"/>
+              <w:rPr/>
+            </w:pPr>
+            <w:r>
+              <w:rPr/>
+              <w:t>3.1 Purchase Price instalments shall not become due until all general conditions set out in section 3(1) MaBV have been satisfied and the Notary has confirmed this to the Buyer in writing:</w:t>
+            </w:r>
+          </w:p>
+        </w:tc>
+      </w:tr>
+      <w:tr>
+        <w:trPr/>
+        <w:tc>
+          <w:tcPr>
+            <w:tcW w:w="7633" w:type="dxa"/>
             <w:tcBorders/>
             <w:vAlign w:val="center"/>
           </w:tcPr>
@@ -2259,7 +2386,7 @@
             </w:pPr>
             <w:r>
               <w:rPr/>
-              <w:t xml:space="preserve">wirksamer Vertrag; </w:t>
+              <w:t xml:space="preserve">wirksamer Vertrag, Vorliegen der für seinen Vollzug erforderlichen Genehmigungen und keine vertraglichen Rücktrittsrechte der Verkäuferin; </w:t>
             </w:r>
           </w:p>
           <w:p>
@@ -2280,7 +2407,7 @@
             </w:pPr>
             <w:r>
               <w:rPr/>
-              <w:t xml:space="preserve">Eintragung einer Auflassungsvormerkung zugunsten der Käuferin; </w:t>
+              <w:t xml:space="preserve">Eintragung einer Auflassungsvormerkung zugunsten der Käuferin an vereinbarter Rangstelle sowie Vollzug der Begründung des Wohnungseigentums; </w:t>
             </w:r>
           </w:p>
           <w:p>
@@ -2301,7 +2428,7 @@
             </w:pPr>
             <w:r>
               <w:rPr/>
-              <w:t xml:space="preserve">Vorliegen einer den Anforderungen der MaBV entsprechenden Freistellungserklärung der Globalgläubigerin; </w:t>
+              <w:t xml:space="preserve">gesicherte Freistellung von nicht zu übernehmenden vorrangigen oder gleichrangigen Grundpfandrechten auch bei nicht vollendetem Bauvorhaben und Aushändigung der hierfür erforderlichen Erklärungen an die Käuferin; </w:t>
             </w:r>
           </w:p>
           <w:p>
@@ -2322,13 +2449,13 @@
             </w:pPr>
             <w:r>
               <w:rPr/>
-              <w:t xml:space="preserve">gesicherte Baugenehmigung oder öffentlich-rechtliche Genehmigungsfreiheit, soweit einschlägig. </w:t>
-            </w:r>
-          </w:p>
-        </w:tc>
-        <w:tc>
-          <w:tcPr>
-            <w:tcW w:w="7965" w:type="dxa"/>
+              <w:t xml:space="preserve">erteilte Baugenehmigung oder ein anderer Nachweis nach § 3 Abs. 1 Satz 1 Nr. 4 MaBV einschließlich der dort gegebenenfalls vorgeschriebenen Monatsfrist. </w:t>
+            </w:r>
+          </w:p>
+        </w:tc>
+        <w:tc>
+          <w:tcPr>
+            <w:tcW w:w="7901" w:type="dxa"/>
             <w:tcBorders/>
             <w:vAlign w:val="center"/>
           </w:tcPr>
@@ -2350,7 +2477,7 @@
             </w:pPr>
             <w:r>
               <w:rPr/>
-              <w:t xml:space="preserve">effective contract; </w:t>
+              <w:t xml:space="preserve">a valid contract, all approvals required for its implementation and no remaining contractual right of the Seller to rescind; </w:t>
             </w:r>
           </w:p>
           <w:p>
@@ -2371,7 +2498,7 @@
             </w:pPr>
             <w:r>
               <w:rPr/>
-              <w:t xml:space="preserve">registration of an injunction for the benefit of the Buyer; </w:t>
+              <w:t xml:space="preserve">registration of a priority notice of conveyance in favour of the Buyer at the agreed rank and completion of the creation of the condominium ownership; </w:t>
             </w:r>
           </w:p>
           <w:p>
@@ -2392,7 +2519,7 @@
             </w:pPr>
             <w:r>
               <w:rPr/>
-              <w:t xml:space="preserve">existence of a declaration of exemption of the global creditor in accordance with the requirements of the MaBV; </w:t>
+              <w:t xml:space="preserve">secured release of prior-ranking or equal-ranking land charges that the Buyer is not to assume, including if the development is not completed, and delivery to the Buyer of the declarations required for that purpose; </w:t>
             </w:r>
           </w:p>
           <w:p>
@@ -2413,16 +2540,16 @@
             </w:pPr>
             <w:r>
               <w:rPr/>
-              <w:t xml:space="preserve">secured building permit or public permit freedom, where applicable. </w:t>
-            </w:r>
-          </w:p>
-        </w:tc>
-      </w:tr>
-      <w:tr>
-        <w:trPr/>
-        <w:tc>
-          <w:tcPr>
-            <w:tcW w:w="7569" w:type="dxa"/>
+              <w:t xml:space="preserve">the building permit or other evidence required by section 3(1), first sentence, no. 4 MaBV, including any one-month waiting period prescribed there. </w:t>
+            </w:r>
+          </w:p>
+        </w:tc>
+      </w:tr>
+      <w:tr>
+        <w:trPr/>
+        <w:tc>
+          <w:tcPr>
+            <w:tcW w:w="7633" w:type="dxa"/>
             <w:tcBorders/>
             <w:vAlign w:val="center"/>
           </w:tcPr>
@@ -2441,7 +2568,7 @@
         </w:tc>
         <w:tc>
           <w:tcPr>
-            <w:tcW w:w="7965" w:type="dxa"/>
+            <w:tcW w:w="7901" w:type="dxa"/>
             <w:tcBorders/>
             <w:vAlign w:val="center"/>
           </w:tcPr>
@@ -2463,7 +2590,7 @@
         <w:trPr/>
         <w:tc>
           <w:tcPr>
-            <w:tcW w:w="7569" w:type="dxa"/>
+            <w:tcW w:w="7633" w:type="dxa"/>
             <w:tcBorders/>
             <w:vAlign w:val="center"/>
           </w:tcPr>
@@ -2557,7 +2684,7 @@
         </w:tc>
         <w:tc>
           <w:tcPr>
-            <w:tcW w:w="7965" w:type="dxa"/>
+            <w:tcW w:w="7901" w:type="dxa"/>
             <w:tcBorders/>
             <w:vAlign w:val="center"/>
           </w:tcPr>
@@ -2593,7 +2720,7 @@
               <w:rPr>
                 <w:b/>
               </w:rPr>
-              <w:t>Rate · Maturity at the earliest after actual construction progress · Percentage</w:t>
+              <w:t>Rate · Maturity at the earliest after actual construction progress · Amount</w:t>
             </w:r>
           </w:p>
           <w:p>
@@ -2602,7 +2729,7 @@
               <w:spacing w:before="0" w:after="80"/>
             </w:pPr>
             <w:r>
-              <w:t>1 · after commencement of earthworks and satisfaction of the conditions in § 3.1 · 30,0 %</w:t>
+              <w:t>1 · Beginning of earthworks, after the conditions of § 3.1 have been met · 30,0 %</w:t>
             </w:r>
           </w:p>
           <w:p>
@@ -2629,7 +2756,7 @@
               <w:spacing w:before="0" w:after="80"/>
             </w:pPr>
             <w:r>
-              <w:t>4 · interior plaster, screed and facade works · 8,4 %</w:t>
+              <w:t>4 · Interior plastering, screed and facade work · 8,4 %</w:t>
             </w:r>
           </w:p>
           <w:p>
@@ -2647,7 +2774,7 @@
               <w:spacing w:before="0" w:after="80"/>
             </w:pPr>
             <w:r>
-              <w:t>6 · readiness for occupancy concurrently with transfer of possession · 8,4 %</w:t>
+              <w:t>6 · Readiness for occupancy concurrently with transfer of possession · 8,4 %</w:t>
             </w:r>
           </w:p>
           <w:p>
@@ -2665,7 +2792,7 @@
         <w:trPr/>
         <w:tc>
           <w:tcPr>
-            <w:tcW w:w="7569" w:type="dxa"/>
+            <w:tcW w:w="7633" w:type="dxa"/>
             <w:tcBorders/>
             <w:vAlign w:val="center"/>
           </w:tcPr>
@@ -2684,7 +2811,7 @@
         </w:tc>
         <w:tc>
           <w:tcPr>
-            <w:tcW w:w="7965" w:type="dxa"/>
+            <w:tcW w:w="7901" w:type="dxa"/>
             <w:tcBorders/>
             <w:vAlign w:val="center"/>
           </w:tcPr>
@@ -2706,7 +2833,7 @@
         <w:trPr/>
         <w:tc>
           <w:tcPr>
-            <w:tcW w:w="7569" w:type="dxa"/>
+            <w:tcW w:w="7633" w:type="dxa"/>
             <w:tcBorders/>
             <w:vAlign w:val="center"/>
           </w:tcPr>
@@ -2725,7 +2852,7 @@
         </w:tc>
         <w:tc>
           <w:tcPr>
-            <w:tcW w:w="7965" w:type="dxa"/>
+            <w:tcW w:w="7901" w:type="dxa"/>
             <w:tcBorders/>
             <w:vAlign w:val="center"/>
           </w:tcPr>
@@ -2747,7 +2874,7 @@
         <w:trPr/>
         <w:tc>
           <w:tcPr>
-            <w:tcW w:w="7569" w:type="dxa"/>
+            <w:tcW w:w="7633" w:type="dxa"/>
             <w:tcBorders/>
             <w:vAlign w:val="center"/>
           </w:tcPr>
@@ -2766,7 +2893,7 @@
         </w:tc>
         <w:tc>
           <w:tcPr>
-            <w:tcW w:w="7965" w:type="dxa"/>
+            <w:tcW w:w="7901" w:type="dxa"/>
             <w:tcBorders/>
             <w:vAlign w:val="center"/>
           </w:tcPr>
@@ -2788,7 +2915,7 @@
         <w:trPr/>
         <w:tc>
           <w:tcPr>
-            <w:tcW w:w="7569" w:type="dxa"/>
+            <w:tcW w:w="7633" w:type="dxa"/>
             <w:tcBorders/>
             <w:vAlign w:val="center"/>
           </w:tcPr>
@@ -2807,7 +2934,7 @@
         </w:tc>
         <w:tc>
           <w:tcPr>
-            <w:tcW w:w="7965" w:type="dxa"/>
+            <w:tcW w:w="7901" w:type="dxa"/>
             <w:tcBorders/>
             <w:vAlign w:val="center"/>
           </w:tcPr>
@@ -2829,7 +2956,7 @@
         <w:trPr/>
         <w:tc>
           <w:tcPr>
-            <w:tcW w:w="7569" w:type="dxa"/>
+            <w:tcW w:w="7633" w:type="dxa"/>
             <w:tcBorders/>
             <w:vAlign w:val="center"/>
           </w:tcPr>
@@ -2851,7 +2978,7 @@
         </w:tc>
         <w:tc>
           <w:tcPr>
-            <w:tcW w:w="7965" w:type="dxa"/>
+            <w:tcW w:w="7901" w:type="dxa"/>
             <w:tcBorders/>
             <w:vAlign w:val="center"/>
           </w:tcPr>
@@ -2876,7 +3003,7 @@
         <w:trPr/>
         <w:tc>
           <w:tcPr>
-            <w:tcW w:w="7569" w:type="dxa"/>
+            <w:tcW w:w="7633" w:type="dxa"/>
             <w:tcBorders/>
             <w:vAlign w:val="center"/>
           </w:tcPr>
@@ -2895,7 +3022,7 @@
         </w:tc>
         <w:tc>
           <w:tcPr>
-            <w:tcW w:w="7965" w:type="dxa"/>
+            <w:tcW w:w="7901" w:type="dxa"/>
             <w:tcBorders/>
             <w:vAlign w:val="center"/>
           </w:tcPr>
@@ -2917,7 +3044,7 @@
         <w:trPr/>
         <w:tc>
           <w:tcPr>
-            <w:tcW w:w="7569" w:type="dxa"/>
+            <w:tcW w:w="7633" w:type="dxa"/>
             <w:tcBorders/>
             <w:vAlign w:val="center"/>
           </w:tcPr>
@@ -2936,29 +3063,29 @@
         </w:tc>
         <w:tc>
           <w:tcPr>
-            <w:tcW w:w="7965" w:type="dxa"/>
-            <w:tcBorders/>
-            <w:vAlign w:val="center"/>
-          </w:tcPr>
-          <w:p>
-            <w:pPr>
-              <w:pStyle w:val="TableContents"/>
-              <w:bidi w:val="0"/>
-              <w:spacing w:before="0" w:after="283"/>
-              <w:rPr/>
-            </w:pPr>
-            <w:r>
-              <w:rPr/>
-              <w:t>4.2. The Buyer assumes personal liability only towards its financing bank. A personal liability of the Seller is not justified. The Seller participates in subordinations and deletions, as far as this is necessary for financing and load-free property transfer.</w:t>
-            </w:r>
-          </w:p>
-        </w:tc>
-      </w:tr>
-      <w:tr>
-        <w:trPr/>
-        <w:tc>
-          <w:tcPr>
-            <w:tcW w:w="7569" w:type="dxa"/>
+            <w:tcW w:w="7901" w:type="dxa"/>
+            <w:tcBorders/>
+            <w:vAlign w:val="center"/>
+          </w:tcPr>
+          <w:p>
+            <w:pPr>
+              <w:pStyle w:val="TableContents"/>
+              <w:bidi w:val="0"/>
+              <w:spacing w:before="0" w:after="283"/>
+              <w:rPr/>
+            </w:pPr>
+            <w:r>
+              <w:rPr/>
+              <w:t>4.2. The Buyer assumes personal liability only towards its financing bank. A personal liability of the Seller is not justified. The Seller participates in subordinations and deletions, as far as this is necessary for financing and registration of title free from encumbrances.</w:t>
+            </w:r>
+          </w:p>
+        </w:tc>
+      </w:tr>
+      <w:tr>
+        <w:trPr/>
+        <w:tc>
+          <w:tcPr>
+            <w:tcW w:w="7633" w:type="dxa"/>
             <w:tcBorders/>
             <w:vAlign w:val="center"/>
           </w:tcPr>
@@ -2977,29 +3104,29 @@
         </w:tc>
         <w:tc>
           <w:tcPr>
-            <w:tcW w:w="7965" w:type="dxa"/>
-            <w:tcBorders/>
-            <w:vAlign w:val="center"/>
-          </w:tcPr>
-          <w:p>
-            <w:pPr>
-              <w:pStyle w:val="TableContents"/>
-              <w:bidi w:val="0"/>
-              <w:spacing w:before="0" w:after="283"/>
-              <w:rPr/>
-            </w:pPr>
-            <w:r>
-              <w:rPr/>
-              <w:t>4.3 The costs of the financing liens shall be borne by the Buyer. Costs of the load exemption of the Seller’s global basic liability shall be borne by the Seller.</w:t>
-            </w:r>
-          </w:p>
-        </w:tc>
-      </w:tr>
-      <w:tr>
-        <w:trPr/>
-        <w:tc>
-          <w:tcPr>
-            <w:tcW w:w="7569" w:type="dxa"/>
+            <w:tcW w:w="7901" w:type="dxa"/>
+            <w:tcBorders/>
+            <w:vAlign w:val="center"/>
+          </w:tcPr>
+          <w:p>
+            <w:pPr>
+              <w:pStyle w:val="TableContents"/>
+              <w:bidi w:val="0"/>
+              <w:spacing w:before="0" w:after="283"/>
+              <w:rPr/>
+            </w:pPr>
+            <w:r>
+              <w:rPr/>
+              <w:t>4.3 The costs of the financing liens shall be borne by the Buyer. Costs of the release from encumbrances of the Seller’s global land charge shall be borne by the Seller.</w:t>
+            </w:r>
+          </w:p>
+        </w:tc>
+      </w:tr>
+      <w:tr>
+        <w:trPr/>
+        <w:tc>
+          <w:tcPr>
+            <w:tcW w:w="7633" w:type="dxa"/>
             <w:tcBorders/>
             <w:vAlign w:val="center"/>
           </w:tcPr>
@@ -3021,7 +3148,7 @@
         </w:tc>
         <w:tc>
           <w:tcPr>
-            <w:tcW w:w="7965" w:type="dxa"/>
+            <w:tcW w:w="7901" w:type="dxa"/>
             <w:tcBorders/>
             <w:vAlign w:val="center"/>
           </w:tcPr>
@@ -3046,89 +3173,89 @@
         <w:trPr/>
         <w:tc>
           <w:tcPr>
-            <w:tcW w:w="7569" w:type="dxa"/>
-            <w:tcBorders/>
-            <w:vAlign w:val="center"/>
-          </w:tcPr>
-          <w:p>
-            <w:pPr>
-              <w:pStyle w:val="TableContents"/>
-              <w:bidi w:val="0"/>
-              <w:spacing w:before="0" w:after="283"/>
-              <w:rPr/>
-            </w:pPr>
-            <w:r>
-              <w:rPr/>
-              <w:t>5.1 Die Verkäuferin verpflichtet sich, den Kaufgegenstand und das Gemeinschaftseigentum nach dieser Urkunde, der Baubeschreibung, den Plänen, der Baugenehmigung und den anerkannten Regeln der Technik zum Zeitpunkt der Abnahme herzustellen. Geschuldet ist mindestens eine Ausführung mittlerer Art und Güte, soweit die Baubeschreibung keinen höheren Standard vorsieht.</w:t>
-            </w:r>
-          </w:p>
-        </w:tc>
-        <w:tc>
-          <w:tcPr>
-            <w:tcW w:w="7965" w:type="dxa"/>
-            <w:tcBorders/>
-            <w:vAlign w:val="center"/>
-          </w:tcPr>
-          <w:p>
-            <w:pPr>
-              <w:pStyle w:val="TableContents"/>
-              <w:bidi w:val="0"/>
-              <w:spacing w:before="0" w:after="283"/>
-              <w:rPr/>
-            </w:pPr>
-            <w:r>
-              <w:rPr/>
-              <w:t>5.1 The Seller undertakes to produce the Purchased Property and the joint property according to this deed, the description of the building, the plans, the building permit and the recognised rules of technology at the time of acceptance. The debt is at least one execution of medium type and quality, as far as the construction description does not provide a higher standard.</w:t>
-            </w:r>
-          </w:p>
-        </w:tc>
-      </w:tr>
-      <w:tr>
-        <w:trPr/>
-        <w:tc>
-          <w:tcPr>
-            <w:tcW w:w="7569" w:type="dxa"/>
-            <w:tcBorders/>
-            <w:vAlign w:val="center"/>
-          </w:tcPr>
-          <w:p>
-            <w:pPr>
-              <w:pStyle w:val="TableContents"/>
-              <w:bidi w:val="0"/>
-              <w:spacing w:before="0" w:after="283"/>
-              <w:rPr/>
-            </w:pPr>
-            <w:r>
-              <w:rPr/>
-              <w:t>5.2 Die Verkäuferin übergibt der Käuferin spätestens zur Abnahme, soweit sachlich einschlägig und vorhanden, digital und auf Wunsch in Papierform:</w:t>
-            </w:r>
-          </w:p>
-        </w:tc>
-        <w:tc>
-          <w:tcPr>
-            <w:tcW w:w="7965" w:type="dxa"/>
-            <w:tcBorders/>
-            <w:vAlign w:val="center"/>
-          </w:tcPr>
-          <w:p>
-            <w:pPr>
-              <w:pStyle w:val="TableContents"/>
-              <w:bidi w:val="0"/>
-              <w:spacing w:before="0" w:after="283"/>
-              <w:rPr/>
-            </w:pPr>
-            <w:r>
-              <w:rPr/>
-              <w:t>5.2 The Seller hands over to the Buyer at the latest for acceptance, as far as relevant and available, digitally and on request in paper form:</w:t>
-            </w:r>
-          </w:p>
-        </w:tc>
-      </w:tr>
-      <w:tr>
-        <w:trPr/>
-        <w:tc>
-          <w:tcPr>
-            <w:tcW w:w="7569" w:type="dxa"/>
+            <w:tcW w:w="7633" w:type="dxa"/>
+            <w:tcBorders/>
+            <w:vAlign w:val="center"/>
+          </w:tcPr>
+          <w:p>
+            <w:pPr>
+              <w:pStyle w:val="TableContents"/>
+              <w:bidi w:val="0"/>
+              <w:spacing w:before="0" w:after="283"/>
+              <w:rPr/>
+            </w:pPr>
+            <w:r>
+              <w:rPr/>
+              <w:t>5.1 Die Verkäuferin verpflichtet sich, den Kaufgegenstand und das Gemeinschaftseigentum nach dieser Urkunde, der Baubeschreibung, den Plänen, der Baugenehmigung und den anerkannten Regeln der Technik zum Zeitpunkt der Abnahme herzustellen. Unvollständige oder unklare Leistungsangaben werden unter Berücksichtigung sämtlicher vertragsbegleitender Umstände, insbesondere des in den übrigen Unterlagen angelegten Komfort- und Qualitätsstandards, ausgelegt; Zweifel gehen zulasten der Verkäuferin.</w:t>
+            </w:r>
+          </w:p>
+        </w:tc>
+        <w:tc>
+          <w:tcPr>
+            <w:tcW w:w="7901" w:type="dxa"/>
+            <w:tcBorders/>
+            <w:vAlign w:val="center"/>
+          </w:tcPr>
+          <w:p>
+            <w:pPr>
+              <w:pStyle w:val="TableContents"/>
+              <w:bidi w:val="0"/>
+              <w:spacing w:before="0" w:after="283"/>
+              <w:rPr/>
+            </w:pPr>
+            <w:r>
+              <w:rPr/>
+              <w:t>5.1 The Seller undertakes to produce the Purchased Property and the Common Property according to this deed, the Building Specification, the plans, the building permit and the recognised rules of technology at the time of acceptance. Incomplete or unclear performance specifications shall be interpreted taking into account all contractual circumstances, in particular the comfort and quality standard laid down in the other documents; Doubts are at the expense of the Seller.</w:t>
+            </w:r>
+          </w:p>
+        </w:tc>
+      </w:tr>
+      <w:tr>
+        <w:trPr/>
+        <w:tc>
+          <w:tcPr>
+            <w:tcW w:w="7633" w:type="dxa"/>
+            <w:tcBorders/>
+            <w:vAlign w:val="center"/>
+          </w:tcPr>
+          <w:p>
+            <w:pPr>
+              <w:pStyle w:val="TableContents"/>
+              <w:bidi w:val="0"/>
+              <w:spacing w:before="0" w:after="283"/>
+              <w:rPr/>
+            </w:pPr>
+            <w:r>
+              <w:rPr/>
+              <w:t>5.2 Die Verkäuferin übergibt der Käuferin rechtzeitig vor Beginn der jeweils betroffenen Ausführung die Planungsunterlagen, die sie zum öffentlich-rechtlichen Nachweis benötigt. Die entsprechenden Fertigstellungsnachweise erhält sie spätestens mit Fertigstellung; Entsprechendes gilt für Nachweise eines Darlehensgebers, soweit die Voraussetzungen des § 650n Abs. 3 BGB vorliegen. Die nachfolgend vertraglich geschuldeten Unterlagen werden, soweit sie nicht schon vor Ausführung benötigt werden, spätestens zur Abnahme des betroffenen Bereichs digital und auf Wunsch in Papierform übergeben:</w:t>
+            </w:r>
+          </w:p>
+        </w:tc>
+        <w:tc>
+          <w:tcPr>
+            <w:tcW w:w="7901" w:type="dxa"/>
+            <w:tcBorders/>
+            <w:vAlign w:val="center"/>
+          </w:tcPr>
+          <w:p>
+            <w:pPr>
+              <w:pStyle w:val="TableContents"/>
+              <w:bidi w:val="0"/>
+              <w:spacing w:before="0" w:after="283"/>
+              <w:rPr/>
+            </w:pPr>
+            <w:r>
+              <w:rPr/>
+              <w:t>5.2 The Seller shall provide the Buyer with the planning documents required for public proof in good time before the start of the respective execution concerned. It shall receive the corresponding proofs of completion at the latest upon completion; The same applies to proof of a lender, as far as the requirements of § 650n para 3 BGB are available. The following contractually owed documents, if they are not already required before execution, will be handed over digitally and on request in paper form at the latest upon acceptance of the affected area:</w:t>
+            </w:r>
+          </w:p>
+        </w:tc>
+      </w:tr>
+      <w:tr>
+        <w:trPr/>
+        <w:tc>
+          <w:tcPr>
+            <w:tcW w:w="7633" w:type="dxa"/>
             <w:tcBorders/>
             <w:vAlign w:val="center"/>
           </w:tcPr>
@@ -3324,7 +3451,7 @@
         </w:tc>
         <w:tc>
           <w:tcPr>
-            <w:tcW w:w="7965" w:type="dxa"/>
+            <w:tcW w:w="7901" w:type="dxa"/>
             <w:tcBorders/>
             <w:vAlign w:val="center"/>
           </w:tcPr>
@@ -3523,7 +3650,7 @@
         <w:trPr/>
         <w:tc>
           <w:tcPr>
-            <w:tcW w:w="7569" w:type="dxa"/>
+            <w:tcW w:w="7633" w:type="dxa"/>
             <w:tcBorders/>
             <w:vAlign w:val="center"/>
           </w:tcPr>
@@ -3542,7 +3669,7 @@
         </w:tc>
         <w:tc>
           <w:tcPr>
-            <w:tcW w:w="7965" w:type="dxa"/>
+            <w:tcW w:w="7901" w:type="dxa"/>
             <w:tcBorders/>
             <w:vAlign w:val="center"/>
           </w:tcPr>
@@ -3564,7 +3691,7 @@
         <w:trPr/>
         <w:tc>
           <w:tcPr>
-            <w:tcW w:w="7569" w:type="dxa"/>
+            <w:tcW w:w="7633" w:type="dxa"/>
             <w:tcBorders/>
             <w:vAlign w:val="center"/>
           </w:tcPr>
@@ -3583,7 +3710,7 @@
         </w:tc>
         <w:tc>
           <w:tcPr>
-            <w:tcW w:w="7965" w:type="dxa"/>
+            <w:tcW w:w="7901" w:type="dxa"/>
             <w:tcBorders/>
             <w:vAlign w:val="center"/>
           </w:tcPr>
@@ -3605,7 +3732,7 @@
         <w:trPr/>
         <w:tc>
           <w:tcPr>
-            <w:tcW w:w="7569" w:type="dxa"/>
+            <w:tcW w:w="7633" w:type="dxa"/>
             <w:tcBorders/>
             <w:vAlign w:val="center"/>
           </w:tcPr>
@@ -3624,29 +3751,29 @@
         </w:tc>
         <w:tc>
           <w:tcPr>
-            <w:tcW w:w="7965" w:type="dxa"/>
-            <w:tcBorders/>
-            <w:vAlign w:val="center"/>
-          </w:tcPr>
-          <w:p>
-            <w:pPr>
-              <w:pStyle w:val="TableContents"/>
-              <w:bidi w:val="0"/>
-              <w:spacing w:before="0" w:after="283"/>
-              <w:rPr/>
-            </w:pPr>
-            <w:r>
-              <w:rPr/>
-              <w:t>5.5 Changes in performance by the Seller are only permitted if they are technically or under public law necessary, do not adversely affect the value, the suitability for use, the living space, the sound insulation, the energy quality, the barrier poverty, the exposure and the blank and are explained to the Buyer in text form in good time. In the event of adverse or not only insignificant changes, the prior consent of the Buyer is necessary as far as her Sondereigentum is concerned.</w:t>
-            </w:r>
-          </w:p>
-        </w:tc>
-      </w:tr>
-      <w:tr>
-        <w:trPr/>
-        <w:tc>
-          <w:tcPr>
-            <w:tcW w:w="7569" w:type="dxa"/>
+            <w:tcW w:w="7901" w:type="dxa"/>
+            <w:tcBorders/>
+            <w:vAlign w:val="center"/>
+          </w:tcPr>
+          <w:p>
+            <w:pPr>
+              <w:pStyle w:val="TableContents"/>
+              <w:bidi w:val="0"/>
+              <w:spacing w:before="0" w:after="283"/>
+              <w:rPr/>
+            </w:pPr>
+            <w:r>
+              <w:rPr/>
+              <w:t>5.5 Changes in performance by the Seller are only permitted if they are technically or under public law necessary, do not adversely affect the value, the suitability for use, the living space, the sound insulation, the energy quality, the barrier poverty, the exposure and the blank and are explained to the Buyer in text form in good time. In the event of adverse or not only insignificant changes, the prior consent of the Buyer is necessary as far as her Unit Property is concerned.</w:t>
+            </w:r>
+          </w:p>
+        </w:tc>
+      </w:tr>
+      <w:tr>
+        <w:trPr/>
+        <w:tc>
+          <w:tcPr>
+            <w:tcW w:w="7633" w:type="dxa"/>
             <w:tcBorders/>
             <w:vAlign w:val="center"/>
           </w:tcPr>
@@ -3665,7 +3792,7 @@
         </w:tc>
         <w:tc>
           <w:tcPr>
-            <w:tcW w:w="7965" w:type="dxa"/>
+            <w:tcW w:w="7901" w:type="dxa"/>
             <w:tcBorders/>
             <w:vAlign w:val="center"/>
           </w:tcPr>
@@ -3687,7 +3814,7 @@
         <w:trPr/>
         <w:tc>
           <w:tcPr>
-            <w:tcW w:w="7569" w:type="dxa"/>
+            <w:tcW w:w="7633" w:type="dxa"/>
             <w:tcBorders/>
             <w:vAlign w:val="center"/>
           </w:tcPr>
@@ -3706,7 +3833,7 @@
         </w:tc>
         <w:tc>
           <w:tcPr>
-            <w:tcW w:w="7965" w:type="dxa"/>
+            <w:tcW w:w="7901" w:type="dxa"/>
             <w:tcBorders/>
             <w:vAlign w:val="center"/>
           </w:tcPr>
@@ -3728,7 +3855,7 @@
         <w:trPr/>
         <w:tc>
           <w:tcPr>
-            <w:tcW w:w="7569" w:type="dxa"/>
+            <w:tcW w:w="7633" w:type="dxa"/>
             <w:tcBorders/>
             <w:vAlign w:val="center"/>
           </w:tcPr>
@@ -3750,7 +3877,7 @@
         </w:tc>
         <w:tc>
           <w:tcPr>
-            <w:tcW w:w="7965" w:type="dxa"/>
+            <w:tcW w:w="7901" w:type="dxa"/>
             <w:tcBorders/>
             <w:vAlign w:val="center"/>
           </w:tcPr>
@@ -3775,7 +3902,7 @@
         <w:trPr/>
         <w:tc>
           <w:tcPr>
-            <w:tcW w:w="7569" w:type="dxa"/>
+            <w:tcW w:w="7633" w:type="dxa"/>
             <w:tcBorders/>
             <w:vAlign w:val="center"/>
           </w:tcPr>
@@ -3794,29 +3921,29 @@
         </w:tc>
         <w:tc>
           <w:tcPr>
-            <w:tcW w:w="7965" w:type="dxa"/>
-            <w:tcBorders/>
-            <w:vAlign w:val="center"/>
-          </w:tcPr>
-          <w:p>
-            <w:pPr>
-              <w:pStyle w:val="TableContents"/>
-              <w:bidi w:val="0"/>
-              <w:spacing w:before="0" w:after="283"/>
-              <w:rPr/>
-            </w:pPr>
-            <w:r>
-              <w:rPr/>
-              <w:t>6.1. The Seller undertakes to pay the apartment B-05 at the latest by 30. To be ready for occupancy to April 2028 and handed over train by train against payment of the instalments due until then. Complete completion including outdoor facilities, underground parking and community facilities is due no later than 31 July 2028.</w:t>
-            </w:r>
-          </w:p>
-        </w:tc>
-      </w:tr>
-      <w:tr>
-        <w:trPr/>
-        <w:tc>
-          <w:tcPr>
-            <w:tcW w:w="7569" w:type="dxa"/>
+            <w:tcW w:w="7901" w:type="dxa"/>
+            <w:tcBorders/>
+            <w:vAlign w:val="center"/>
+          </w:tcPr>
+          <w:p>
+            <w:pPr>
+              <w:pStyle w:val="TableContents"/>
+              <w:bidi w:val="0"/>
+              <w:spacing w:before="0" w:after="283"/>
+              <w:rPr/>
+            </w:pPr>
+            <w:r>
+              <w:rPr/>
+              <w:t>6.1. The Seller undertakes to pay the apartment B-05 at the latest by 30. To be ready for occupancy to April 2028 and handed over concurrently against payment of the instalments due until then. Complete completion including outdoor facilities, underground parking and community facilities is due no later than 31 July 2028.</w:t>
+            </w:r>
+          </w:p>
+        </w:tc>
+      </w:tr>
+      <w:tr>
+        <w:trPr/>
+        <w:tc>
+          <w:tcPr>
+            <w:tcW w:w="7633" w:type="dxa"/>
             <w:tcBorders/>
             <w:vAlign w:val="center"/>
           </w:tcPr>
@@ -3835,29 +3962,29 @@
         </w:tc>
         <w:tc>
           <w:tcPr>
-            <w:tcW w:w="7965" w:type="dxa"/>
-            <w:tcBorders/>
-            <w:vAlign w:val="center"/>
-          </w:tcPr>
-          <w:p>
-            <w:pPr>
-              <w:pStyle w:val="TableContents"/>
-              <w:bidi w:val="0"/>
-              <w:spacing w:before="0" w:after="283"/>
-              <w:rPr/>
-            </w:pPr>
-            <w:r>
-              <w:rPr/>
-              <w:t>6.2 If the Seller is in default with the reference skill, there is no need for a reminder due to the calendar date. The Seller is liable according to the legal regulations. It can only relieve itself if it demonstrates concrete construction-related circumstances for which it is not responsible, including the trade concerned, the period of time, the impact on subsequent operations and the restart.</w:t>
-            </w:r>
-          </w:p>
-        </w:tc>
-      </w:tr>
-      <w:tr>
-        <w:trPr/>
-        <w:tc>
-          <w:tcPr>
-            <w:tcW w:w="7569" w:type="dxa"/>
+            <w:tcW w:w="7901" w:type="dxa"/>
+            <w:tcBorders/>
+            <w:vAlign w:val="center"/>
+          </w:tcPr>
+          <w:p>
+            <w:pPr>
+              <w:pStyle w:val="TableContents"/>
+              <w:bidi w:val="0"/>
+              <w:spacing w:before="0" w:after="283"/>
+              <w:rPr/>
+            </w:pPr>
+            <w:r>
+              <w:rPr/>
+              <w:t>6.2 If the Seller is in default with the readiness for occupancy, there is no need for a reminder due to the calendar date. The Seller is liable according to the legal regulations. It can only relieve itself if it demonstrates concrete construction-related circumstances for which it is not responsible, including the trade concerned, the period of time, the impact on subsequent operations and the restart.</w:t>
+            </w:r>
+          </w:p>
+        </w:tc>
+      </w:tr>
+      <w:tr>
+        <w:trPr/>
+        <w:tc>
+          <w:tcPr>
+            <w:tcW w:w="7633" w:type="dxa"/>
             <w:tcBorders/>
             <w:vAlign w:val="center"/>
           </w:tcPr>
@@ -3876,7 +4003,7 @@
         </w:tc>
         <w:tc>
           <w:tcPr>
-            <w:tcW w:w="7965" w:type="dxa"/>
+            <w:tcW w:w="7901" w:type="dxa"/>
             <w:tcBorders/>
             <w:vAlign w:val="center"/>
           </w:tcPr>
@@ -3898,7 +4025,7 @@
         <w:trPr/>
         <w:tc>
           <w:tcPr>
-            <w:tcW w:w="7569" w:type="dxa"/>
+            <w:tcW w:w="7633" w:type="dxa"/>
             <w:tcBorders/>
             <w:vAlign w:val="center"/>
           </w:tcPr>
@@ -3917,7 +4044,7 @@
         </w:tc>
         <w:tc>
           <w:tcPr>
-            <w:tcW w:w="7965" w:type="dxa"/>
+            <w:tcW w:w="7901" w:type="dxa"/>
             <w:tcBorders/>
             <w:vAlign w:val="center"/>
           </w:tcPr>
@@ -3939,7 +4066,7 @@
         <w:trPr/>
         <w:tc>
           <w:tcPr>
-            <w:tcW w:w="7569" w:type="dxa"/>
+            <w:tcW w:w="7633" w:type="dxa"/>
             <w:tcBorders/>
             <w:vAlign w:val="center"/>
           </w:tcPr>
@@ -3958,7 +4085,7 @@
         </w:tc>
         <w:tc>
           <w:tcPr>
-            <w:tcW w:w="7965" w:type="dxa"/>
+            <w:tcW w:w="7901" w:type="dxa"/>
             <w:tcBorders/>
             <w:vAlign w:val="center"/>
           </w:tcPr>
@@ -3980,7 +4107,7 @@
         <w:trPr/>
         <w:tc>
           <w:tcPr>
-            <w:tcW w:w="7569" w:type="dxa"/>
+            <w:tcW w:w="7633" w:type="dxa"/>
             <w:tcBorders/>
             <w:vAlign w:val="center"/>
           </w:tcPr>
@@ -4002,7 +4129,7 @@
         </w:tc>
         <w:tc>
           <w:tcPr>
-            <w:tcW w:w="7965" w:type="dxa"/>
+            <w:tcW w:w="7901" w:type="dxa"/>
             <w:tcBorders/>
             <w:vAlign w:val="center"/>
           </w:tcPr>
@@ -4014,20 +4141,20 @@
               <w:ind w:hanging="0" w:start="0" w:end="0"/>
               <w:rPr/>
             </w:pPr>
-            <w:bookmarkStart w:id="23" w:name="transfer-of-ownership-acceptance"/>
+            <w:bookmarkStart w:id="23" w:name="transfer-of-possession-and-acceptance"/>
             <w:bookmarkEnd w:id="23"/>
             <w:r>
               <w:rPr/>
-              <w:t>7 Transfer of ownership, acceptance</w:t>
-            </w:r>
-          </w:p>
-        </w:tc>
-      </w:tr>
-      <w:tr>
-        <w:trPr/>
-        <w:tc>
-          <w:tcPr>
-            <w:tcW w:w="7569" w:type="dxa"/>
+              <w:t>7 Transfer of Possession and Acceptance</w:t>
+            </w:r>
+          </w:p>
+        </w:tc>
+      </w:tr>
+      <w:tr>
+        <w:trPr/>
+        <w:tc>
+          <w:tcPr>
+            <w:tcW w:w="7633" w:type="dxa"/>
             <w:tcBorders/>
             <w:vAlign w:val="center"/>
           </w:tcPr>
@@ -4046,29 +4173,29 @@
         </w:tc>
         <w:tc>
           <w:tcPr>
-            <w:tcW w:w="7965" w:type="dxa"/>
-            <w:tcBorders/>
-            <w:vAlign w:val="center"/>
-          </w:tcPr>
-          <w:p>
-            <w:pPr>
-              <w:pStyle w:val="TableContents"/>
-              <w:bidi w:val="0"/>
-              <w:spacing w:before="0" w:after="283"/>
-              <w:rPr/>
-            </w:pPr>
-            <w:r>
-              <w:rPr/>
-              <w:t>7.1 The transfer of ownership takes place according to the skill of reference, traffic safety of the accesses and payment or justified offer of the installments due until then. The Seller may not refuse the keys because of disputed, undue or legitimately retained amounts.</w:t>
-            </w:r>
-          </w:p>
-        </w:tc>
-      </w:tr>
-      <w:tr>
-        <w:trPr/>
-        <w:tc>
-          <w:tcPr>
-            <w:tcW w:w="7569" w:type="dxa"/>
+            <w:tcW w:w="7901" w:type="dxa"/>
+            <w:tcBorders/>
+            <w:vAlign w:val="center"/>
+          </w:tcPr>
+          <w:p>
+            <w:pPr>
+              <w:pStyle w:val="TableContents"/>
+              <w:bidi w:val="0"/>
+              <w:spacing w:before="0" w:after="283"/>
+              <w:rPr/>
+            </w:pPr>
+            <w:r>
+              <w:rPr/>
+              <w:t>7.1 Possession shall be transferred once the unit is ready for occupancy, safe access is available and the instalments due up to that point have been paid or duly tendered. The Seller may not withhold the keys on account of disputed amounts, amounts not yet due or amounts properly withheld.</w:t>
+            </w:r>
+          </w:p>
+        </w:tc>
+      </w:tr>
+      <w:tr>
+        <w:trPr/>
+        <w:tc>
+          <w:tcPr>
+            <w:tcW w:w="7633" w:type="dxa"/>
             <w:tcBorders/>
             <w:vAlign w:val="center"/>
           </w:tcPr>
@@ -4087,29 +4214,29 @@
         </w:tc>
         <w:tc>
           <w:tcPr>
-            <w:tcW w:w="7965" w:type="dxa"/>
-            <w:tcBorders/>
-            <w:vAlign w:val="center"/>
-          </w:tcPr>
-          <w:p>
-            <w:pPr>
-              <w:pStyle w:val="TableContents"/>
-              <w:bidi w:val="0"/>
-              <w:spacing w:before="0" w:after="283"/>
-              <w:rPr/>
-            </w:pPr>
-            <w:r>
-              <w:rPr/>
-              <w:t>7.2 Competence requires that the dwelling is safely accessible, lockable, heatable, usable with water, sewage, electricity, ventilation, sanitary facilities and functional access security and that there are no significant sources of danger. Any remaining work on the joint property must not unreasonably impair the use.</w:t>
-            </w:r>
-          </w:p>
-        </w:tc>
-      </w:tr>
-      <w:tr>
-        <w:trPr/>
-        <w:tc>
-          <w:tcPr>
-            <w:tcW w:w="7569" w:type="dxa"/>
+            <w:tcW w:w="7901" w:type="dxa"/>
+            <w:tcBorders/>
+            <w:vAlign w:val="center"/>
+          </w:tcPr>
+          <w:p>
+            <w:pPr>
+              <w:pStyle w:val="TableContents"/>
+              <w:bidi w:val="0"/>
+              <w:spacing w:before="0" w:after="283"/>
+              <w:rPr/>
+            </w:pPr>
+            <w:r>
+              <w:rPr/>
+              <w:t>7.2 Readiness for occupancy requires that the dwelling is safely accessible, lockable, heatable, usable with water, sewage, electricity, ventilation, sanitary facilities and functional access security and that there are no significant sources of danger. Any remaining work on the Common Property must not unreasonably impair the use.</w:t>
+            </w:r>
+          </w:p>
+        </w:tc>
+      </w:tr>
+      <w:tr>
+        <w:trPr/>
+        <w:tc>
+          <w:tcPr>
+            <w:tcW w:w="7633" w:type="dxa"/>
             <w:tcBorders/>
             <w:vAlign w:val="center"/>
           </w:tcPr>
@@ -4128,29 +4255,29 @@
         </w:tc>
         <w:tc>
           <w:tcPr>
-            <w:tcW w:w="7965" w:type="dxa"/>
-            <w:tcBorders/>
-            <w:vAlign w:val="center"/>
-          </w:tcPr>
-          <w:p>
-            <w:pPr>
-              <w:pStyle w:val="TableContents"/>
-              <w:bidi w:val="0"/>
-              <w:spacing w:before="0" w:after="283"/>
-              <w:rPr/>
-            </w:pPr>
-            <w:r>
-              <w:rPr/>
-              <w:t>7.3 The acceptance of the Sondereigentum takes place by the Buyer personally or by a person freely chosen by her. The Seller invites at least 14 calendar days in advance with the essential documents according to § 5.2. The Buyer may bring in an expert person.</w:t>
-            </w:r>
-          </w:p>
-        </w:tc>
-      </w:tr>
-      <w:tr>
-        <w:trPr/>
-        <w:tc>
-          <w:tcPr>
-            <w:tcW w:w="7569" w:type="dxa"/>
+            <w:tcW w:w="7901" w:type="dxa"/>
+            <w:tcBorders/>
+            <w:vAlign w:val="center"/>
+          </w:tcPr>
+          <w:p>
+            <w:pPr>
+              <w:pStyle w:val="TableContents"/>
+              <w:bidi w:val="0"/>
+              <w:spacing w:before="0" w:after="283"/>
+              <w:rPr/>
+            </w:pPr>
+            <w:r>
+              <w:rPr/>
+              <w:t>7.3 The acceptance of the Unit Property takes place by the Buyer personally or by a person freely chosen by her. The Seller invites at least 14 calendar days in advance with the essential documents according to § 5.2. The Buyer may bring in an expert person.</w:t>
+            </w:r>
+          </w:p>
+        </w:tc>
+      </w:tr>
+      <w:tr>
+        <w:trPr/>
+        <w:tc>
+          <w:tcPr>
+            <w:tcW w:w="7633" w:type="dxa"/>
             <w:tcBorders/>
             <w:vAlign w:val="center"/>
           </w:tcPr>
@@ -4169,29 +4296,29 @@
         </w:tc>
         <w:tc>
           <w:tcPr>
-            <w:tcW w:w="7965" w:type="dxa"/>
-            <w:tcBorders/>
-            <w:vAlign w:val="center"/>
-          </w:tcPr>
-          <w:p>
-            <w:pPr>
-              <w:pStyle w:val="TableContents"/>
-              <w:bidi w:val="0"/>
-              <w:spacing w:before="0" w:after="283"/>
-              <w:rPr/>
-            </w:pPr>
-            <w:r>
-              <w:rPr/>
-              <w:t>7.4 The acceptance of the joint property is also carried out by the individual acquirers personally or by freely elected representatives. An acceptance by the Seller, a person associated with it, the first manager or an expert unilaterally appointed by the Seller with binding effect for the Buyer is excluded.</w:t>
-            </w:r>
-          </w:p>
-        </w:tc>
-      </w:tr>
-      <w:tr>
-        <w:trPr/>
-        <w:tc>
-          <w:tcPr>
-            <w:tcW w:w="7569" w:type="dxa"/>
+            <w:tcW w:w="7901" w:type="dxa"/>
+            <w:tcBorders/>
+            <w:vAlign w:val="center"/>
+          </w:tcPr>
+          <w:p>
+            <w:pPr>
+              <w:pStyle w:val="TableContents"/>
+              <w:bidi w:val="0"/>
+              <w:spacing w:before="0" w:after="283"/>
+              <w:rPr/>
+            </w:pPr>
+            <w:r>
+              <w:rPr/>
+              <w:t>7.4 The acceptance of the Common Property is also carried out by the individual acquirers personally or by freely elected representatives. An acceptance by the Seller, a person associated with it, the first manager or an expert unilaterally appointed by the Seller with binding effect for the Buyer is excluded.</w:t>
+            </w:r>
+          </w:p>
+        </w:tc>
+      </w:tr>
+      <w:tr>
+        <w:trPr/>
+        <w:tc>
+          <w:tcPr>
+            <w:tcW w:w="7633" w:type="dxa"/>
             <w:tcBorders/>
             <w:vAlign w:val="center"/>
           </w:tcPr>
@@ -4210,7 +4337,7 @@
         </w:tc>
         <w:tc>
           <w:tcPr>
-            <w:tcW w:w="7965" w:type="dxa"/>
+            <w:tcW w:w="7901" w:type="dxa"/>
             <w:tcBorders/>
             <w:vAlign w:val="center"/>
           </w:tcPr>
@@ -4232,7 +4359,7 @@
         <w:trPr/>
         <w:tc>
           <w:tcPr>
-            <w:tcW w:w="7569" w:type="dxa"/>
+            <w:tcW w:w="7633" w:type="dxa"/>
             <w:tcBorders/>
             <w:vAlign w:val="center"/>
           </w:tcPr>
@@ -4251,7 +4378,7 @@
         </w:tc>
         <w:tc>
           <w:tcPr>
-            <w:tcW w:w="7965" w:type="dxa"/>
+            <w:tcW w:w="7901" w:type="dxa"/>
             <w:tcBorders/>
             <w:vAlign w:val="center"/>
           </w:tcPr>
@@ -4273,7 +4400,7 @@
         <w:trPr/>
         <w:tc>
           <w:tcPr>
-            <w:tcW w:w="7569" w:type="dxa"/>
+            <w:tcW w:w="7633" w:type="dxa"/>
             <w:tcBorders/>
             <w:vAlign w:val="center"/>
           </w:tcPr>
@@ -4295,7 +4422,7 @@
         </w:tc>
         <w:tc>
           <w:tcPr>
-            <w:tcW w:w="7965" w:type="dxa"/>
+            <w:tcW w:w="7901" w:type="dxa"/>
             <w:tcBorders/>
             <w:vAlign w:val="center"/>
           </w:tcPr>
@@ -4320,7 +4447,7 @@
         <w:trPr/>
         <w:tc>
           <w:tcPr>
-            <w:tcW w:w="7569" w:type="dxa"/>
+            <w:tcW w:w="7633" w:type="dxa"/>
             <w:tcBorders/>
             <w:vAlign w:val="center"/>
           </w:tcPr>
@@ -4339,7 +4466,7 @@
         </w:tc>
         <w:tc>
           <w:tcPr>
-            <w:tcW w:w="7965" w:type="dxa"/>
+            <w:tcW w:w="7901" w:type="dxa"/>
             <w:tcBorders/>
             <w:vAlign w:val="center"/>
           </w:tcPr>
@@ -4361,7 +4488,7 @@
         <w:trPr/>
         <w:tc>
           <w:tcPr>
-            <w:tcW w:w="7569" w:type="dxa"/>
+            <w:tcW w:w="7633" w:type="dxa"/>
             <w:tcBorders/>
             <w:vAlign w:val="center"/>
           </w:tcPr>
@@ -4380,7 +4507,7 @@
         </w:tc>
         <w:tc>
           <w:tcPr>
-            <w:tcW w:w="7965" w:type="dxa"/>
+            <w:tcW w:w="7901" w:type="dxa"/>
             <w:tcBorders/>
             <w:vAlign w:val="center"/>
           </w:tcPr>
@@ -4402,7 +4529,7 @@
         <w:trPr/>
         <w:tc>
           <w:tcPr>
-            <w:tcW w:w="7569" w:type="dxa"/>
+            <w:tcW w:w="7633" w:type="dxa"/>
             <w:tcBorders/>
             <w:vAlign w:val="center"/>
           </w:tcPr>
@@ -4421,7 +4548,7 @@
         </w:tc>
         <w:tc>
           <w:tcPr>
-            <w:tcW w:w="7965" w:type="dxa"/>
+            <w:tcW w:w="7901" w:type="dxa"/>
             <w:tcBorders/>
             <w:vAlign w:val="center"/>
           </w:tcPr>
@@ -4443,7 +4570,7 @@
         <w:trPr/>
         <w:tc>
           <w:tcPr>
-            <w:tcW w:w="7569" w:type="dxa"/>
+            <w:tcW w:w="7633" w:type="dxa"/>
             <w:tcBorders/>
             <w:vAlign w:val="center"/>
           </w:tcPr>
@@ -4462,7 +4589,7 @@
         </w:tc>
         <w:tc>
           <w:tcPr>
-            <w:tcW w:w="7965" w:type="dxa"/>
+            <w:tcW w:w="7901" w:type="dxa"/>
             <w:tcBorders/>
             <w:vAlign w:val="center"/>
           </w:tcPr>
@@ -4484,48 +4611,48 @@
         <w:trPr/>
         <w:tc>
           <w:tcPr>
-            <w:tcW w:w="7569" w:type="dxa"/>
-            <w:tcBorders/>
-            <w:vAlign w:val="center"/>
-          </w:tcPr>
-          <w:p>
-            <w:pPr>
-              <w:pStyle w:val="TableContents"/>
-              <w:bidi w:val="0"/>
-              <w:spacing w:before="0" w:after="283"/>
-              <w:rPr/>
-            </w:pPr>
-            <w:r>
-              <w:rPr/>
-              <w:t>8.5 Die Gemeinschaft der Wohnungseigentümer kann Mängelrechte am Gemeinschaftseigentum nach Maßgabe des WEG an sich ziehen oder geltend machen. Die individuellen Abnahme- und Vorbehaltsrechte der Käuferin werden dadurch nicht ausgeschlossen.</w:t>
-            </w:r>
-          </w:p>
-        </w:tc>
-        <w:tc>
-          <w:tcPr>
-            <w:tcW w:w="7965" w:type="dxa"/>
-            <w:tcBorders/>
-            <w:vAlign w:val="center"/>
-          </w:tcPr>
-          <w:p>
-            <w:pPr>
-              <w:pStyle w:val="TableContents"/>
-              <w:bidi w:val="0"/>
-              <w:spacing w:before="0" w:after="283"/>
-              <w:rPr/>
-            </w:pPr>
-            <w:r>
-              <w:rPr/>
-              <w:t>8.5 The community of dwelling owners can acquire or assert defect rights in the community property in accordance with the WEG. The individual acceptance and reservation rights of the Buyer are not excluded.</w:t>
-            </w:r>
-          </w:p>
-        </w:tc>
-      </w:tr>
-      <w:tr>
-        <w:trPr/>
-        <w:tc>
-          <w:tcPr>
-            <w:tcW w:w="7569" w:type="dxa"/>
+            <w:tcW w:w="7633" w:type="dxa"/>
+            <w:tcBorders/>
+            <w:vAlign w:val="center"/>
+          </w:tcPr>
+          <w:p>
+            <w:pPr>
+              <w:pStyle w:val="TableContents"/>
+              <w:bidi w:val="0"/>
+              <w:spacing w:before="0" w:after="283"/>
+              <w:rPr/>
+            </w:pPr>
+            <w:r>
+              <w:rPr/>
+              <w:t>8.5 Die Gemeinschaft der Wohnungseigentümer übt nach § 9a Abs. 2 WEG die sich aus dem gemeinschaftlichen Eigentum ergebenden Rechte sowie solche Rechte der Wohnungseigentümer aus, die eine einheitliche Rechtsverfolgung erfordern. Die individuellen Abnahme- und Vorbehaltsrechte der Käuferin werden dadurch nicht ausgeschlossen.</w:t>
+            </w:r>
+          </w:p>
+        </w:tc>
+        <w:tc>
+          <w:tcPr>
+            <w:tcW w:w="7901" w:type="dxa"/>
+            <w:tcBorders/>
+            <w:vAlign w:val="center"/>
+          </w:tcPr>
+          <w:p>
+            <w:pPr>
+              <w:pStyle w:val="TableContents"/>
+              <w:bidi w:val="0"/>
+              <w:spacing w:before="0" w:after="283"/>
+              <w:rPr/>
+            </w:pPr>
+            <w:r>
+              <w:rPr/>
+              <w:t>8.5 Pursuant to section 9a(2) WEG, the Community of Unit Owners exercises the rights arising from the Common Property and those unit owners’ rights that require uniform enforcement. This does not exclude the Buyer’s individual rights concerning acceptance or reservations of rights.</w:t>
+            </w:r>
+          </w:p>
+        </w:tc>
+      </w:tr>
+      <w:tr>
+        <w:trPr/>
+        <w:tc>
+          <w:tcPr>
+            <w:tcW w:w="7633" w:type="dxa"/>
             <w:tcBorders/>
             <w:vAlign w:val="center"/>
           </w:tcPr>
@@ -4547,7 +4674,7 @@
         </w:tc>
         <w:tc>
           <w:tcPr>
-            <w:tcW w:w="7965" w:type="dxa"/>
+            <w:tcW w:w="7901" w:type="dxa"/>
             <w:tcBorders/>
             <w:vAlign w:val="center"/>
           </w:tcPr>
@@ -4572,7 +4699,7 @@
         <w:trPr/>
         <w:tc>
           <w:tcPr>
-            <w:tcW w:w="7569" w:type="dxa"/>
+            <w:tcW w:w="7633" w:type="dxa"/>
             <w:tcBorders/>
             <w:vAlign w:val="center"/>
           </w:tcPr>
@@ -4591,29 +4718,29 @@
         </w:tc>
         <w:tc>
           <w:tcPr>
-            <w:tcW w:w="7965" w:type="dxa"/>
-            <w:tcBorders/>
-            <w:vAlign w:val="center"/>
-          </w:tcPr>
-          <w:p>
-            <w:pPr>
-              <w:pStyle w:val="TableContents"/>
-              <w:bidi w:val="0"/>
-              <w:spacing w:before="0" w:after="283"/>
-              <w:rPr/>
-            </w:pPr>
-            <w:r>
-              <w:rPr/>
-              <w:t>9.1 The Buyer enters the community order with property transfer. The Seller assures that the community regulations do not create any cost burden for third-party special use areas that cannot be seen by the Buyer and do not shift any maintenance obligations on the load-bearing or safety-relevant joint ownership to individual owners.</w:t>
-            </w:r>
-          </w:p>
-        </w:tc>
-      </w:tr>
-      <w:tr>
-        <w:trPr/>
-        <w:tc>
-          <w:tcPr>
-            <w:tcW w:w="7569" w:type="dxa"/>
+            <w:tcW w:w="7901" w:type="dxa"/>
+            <w:tcBorders/>
+            <w:vAlign w:val="center"/>
+          </w:tcPr>
+          <w:p>
+            <w:pPr>
+              <w:pStyle w:val="TableContents"/>
+              <w:bidi w:val="0"/>
+              <w:spacing w:before="0" w:after="283"/>
+              <w:rPr/>
+            </w:pPr>
+            <w:r>
+              <w:rPr/>
+              <w:t>9.1 The Buyer enters the Community Rules with registration of title. The Seller assures that the community regulations do not create any cost burden for third-party special use areas that cannot be seen by the Buyer and do not shift any maintenance obligations on the load-bearing or safety-relevant Common Property to individual owners.</w:t>
+            </w:r>
+          </w:p>
+        </w:tc>
+      </w:tr>
+      <w:tr>
+        <w:trPr/>
+        <w:tc>
+          <w:tcPr>
+            <w:tcW w:w="7633" w:type="dxa"/>
             <w:tcBorders/>
             <w:vAlign w:val="center"/>
           </w:tcPr>
@@ -4632,7 +4759,7 @@
         </w:tc>
         <w:tc>
           <w:tcPr>
-            <w:tcW w:w="7965" w:type="dxa"/>
+            <w:tcW w:w="7901" w:type="dxa"/>
             <w:tcBorders/>
             <w:vAlign w:val="center"/>
           </w:tcPr>
@@ -4654,7 +4781,7 @@
         <w:trPr/>
         <w:tc>
           <w:tcPr>
-            <w:tcW w:w="7569" w:type="dxa"/>
+            <w:tcW w:w="7633" w:type="dxa"/>
             <w:tcBorders/>
             <w:vAlign w:val="center"/>
           </w:tcPr>
@@ -4673,7 +4800,7 @@
         </w:tc>
         <w:tc>
           <w:tcPr>
-            <w:tcW w:w="7965" w:type="dxa"/>
+            <w:tcW w:w="7901" w:type="dxa"/>
             <w:tcBorders/>
             <w:vAlign w:val="center"/>
           </w:tcPr>
@@ -4695,48 +4822,48 @@
         <w:trPr/>
         <w:tc>
           <w:tcPr>
-            <w:tcW w:w="7569" w:type="dxa"/>
-            <w:tcBorders/>
-            <w:vAlign w:val="center"/>
-          </w:tcPr>
-          <w:p>
-            <w:pPr>
-              <w:pStyle w:val="TableContents"/>
-              <w:bidi w:val="0"/>
-              <w:spacing w:before="0" w:after="283"/>
-              <w:rPr/>
-            </w:pPr>
-            <w:r>
-              <w:rPr/>
-              <w:t>9.4 Die Verkäuferin übergibt der Gemeinschaft spätestens drei Monate nach erster Eigentumsumschreibung eine geordnete Projektdokumentation mit Wartungsverträgen, Gewährleistungsübersicht, Prüfprotokollen, Revisionsunterlagen und Kontaktdaten der ausführenden Unternehmen.</w:t>
-            </w:r>
-          </w:p>
-        </w:tc>
-        <w:tc>
-          <w:tcPr>
-            <w:tcW w:w="7965" w:type="dxa"/>
-            <w:tcBorders/>
-            <w:vAlign w:val="center"/>
-          </w:tcPr>
-          <w:p>
-            <w:pPr>
-              <w:pStyle w:val="TableContents"/>
-              <w:bidi w:val="0"/>
-              <w:spacing w:before="0" w:after="283"/>
-              <w:rPr/>
-            </w:pPr>
-            <w:r>
-              <w:rPr/>
-              <w:t>9.4 At the latest three months after the first transfer of ownership, the Seller shall provide the Community with an orderly project documentation with maintenance contracts, warranty overview, test reports, audit documents and contact details of the executing companies.</w:t>
-            </w:r>
-          </w:p>
-        </w:tc>
-      </w:tr>
-      <w:tr>
-        <w:trPr/>
-        <w:tc>
-          <w:tcPr>
-            <w:tcW w:w="7569" w:type="dxa"/>
+            <w:tcW w:w="7633" w:type="dxa"/>
+            <w:tcBorders/>
+            <w:vAlign w:val="center"/>
+          </w:tcPr>
+          <w:p>
+            <w:pPr>
+              <w:pStyle w:val="TableContents"/>
+              <w:bidi w:val="0"/>
+              <w:spacing w:before="0" w:after="283"/>
+              <w:rPr/>
+            </w:pPr>
+            <w:r>
+              <w:rPr/>
+              <w:t>9.4 Die Verkäuferin übergibt der Gemeinschaft die für Betrieb, Wartung und Verwaltung erforderliche geordnete Projektdokumentation spätestens mit Fertigstellung des jeweiligen gemeinschaftlichen Anlagenteils, keinesfalls später als bei dessen Besitzübergabe. Sie umfasst Wartungsverträge, Gewährleistungsübersicht, Prüfprotokolle, Revisionsunterlagen und Kontaktdaten der ausführenden Unternehmen; frühere Herausgabezeitpunkte nach § 5.2 bleiben unberührt.</w:t>
+            </w:r>
+          </w:p>
+        </w:tc>
+        <w:tc>
+          <w:tcPr>
+            <w:tcW w:w="7901" w:type="dxa"/>
+            <w:tcBorders/>
+            <w:vAlign w:val="center"/>
+          </w:tcPr>
+          <w:p>
+            <w:pPr>
+              <w:pStyle w:val="TableContents"/>
+              <w:bidi w:val="0"/>
+              <w:spacing w:before="0" w:after="283"/>
+              <w:rPr/>
+            </w:pPr>
+            <w:r>
+              <w:rPr/>
+              <w:t>9.4 The Seller shall provide the Community of Unit Owners with the organised project documentation required for operation, maintenance and management no later than completion of the relevant part of the Common Property and in no event later than transfer of possession thereof. This includes maintenance agreements, a warranty schedule, inspection records, as-built documentation and contact details of the contractors; any earlier delivery dates under section 5.2 remain unaffected.</w:t>
+            </w:r>
+          </w:p>
+        </w:tc>
+      </w:tr>
+      <w:tr>
+        <w:trPr/>
+        <w:tc>
+          <w:tcPr>
+            <w:tcW w:w="7633" w:type="dxa"/>
             <w:tcBorders/>
             <w:vAlign w:val="center"/>
           </w:tcPr>
@@ -4758,7 +4885,7 @@
         </w:tc>
         <w:tc>
           <w:tcPr>
-            <w:tcW w:w="7965" w:type="dxa"/>
+            <w:tcW w:w="7901" w:type="dxa"/>
             <w:tcBorders/>
             <w:vAlign w:val="center"/>
           </w:tcPr>
@@ -4770,20 +4897,20 @@
               <w:ind w:hanging="0" w:start="0" w:end="0"/>
               <w:rPr/>
             </w:pPr>
-            <w:bookmarkStart w:id="29" w:name="safeguarding-of-property-reservation-rel"/>
+            <w:bookmarkStart w:id="29" w:name="protection-of-title-priority-notice-of-c"/>
             <w:bookmarkEnd w:id="29"/>
             <w:r>
               <w:rPr/>
-              <w:t>10 Safeguarding of property, reservation, release of burdens, dissolution</w:t>
-            </w:r>
-          </w:p>
-        </w:tc>
-      </w:tr>
-      <w:tr>
-        <w:trPr/>
-        <w:tc>
-          <w:tcPr>
-            <w:tcW w:w="7569" w:type="dxa"/>
+              <w:t>10 Protection of Title, Priority Notice of Conveyance, Release from Encumbrances and Conveyance</w:t>
+            </w:r>
+          </w:p>
+        </w:tc>
+      </w:tr>
+      <w:tr>
+        <w:trPr/>
+        <w:tc>
+          <w:tcPr>
+            <w:tcW w:w="7633" w:type="dxa"/>
             <w:tcBorders/>
             <w:vAlign w:val="center"/>
           </w:tcPr>
@@ -4802,29 +4929,29 @@
         </w:tc>
         <w:tc>
           <w:tcPr>
-            <w:tcW w:w="7965" w:type="dxa"/>
-            <w:tcBorders/>
-            <w:vAlign w:val="center"/>
-          </w:tcPr>
-          <w:p>
-            <w:pPr>
-              <w:pStyle w:val="TableContents"/>
-              <w:bidi w:val="0"/>
-              <w:spacing w:before="0" w:after="283"/>
-              <w:rPr/>
-            </w:pPr>
-            <w:r>
-              <w:rPr/>
-              <w:t>10.1 In order to secure the Buyer’s right to property acquisition, the Seller authorizes and requests the entry of an insolvency reserve in the Land Register for the benefit of the Buyer.</w:t>
-            </w:r>
-          </w:p>
-        </w:tc>
-      </w:tr>
-      <w:tr>
-        <w:trPr/>
-        <w:tc>
-          <w:tcPr>
-            <w:tcW w:w="7569" w:type="dxa"/>
+            <w:tcW w:w="7901" w:type="dxa"/>
+            <w:tcBorders/>
+            <w:vAlign w:val="center"/>
+          </w:tcPr>
+          <w:p>
+            <w:pPr>
+              <w:pStyle w:val="TableContents"/>
+              <w:bidi w:val="0"/>
+              <w:spacing w:before="0" w:after="283"/>
+              <w:rPr/>
+            </w:pPr>
+            <w:r>
+              <w:rPr/>
+              <w:t>10.1 To secure the Buyer’s claim to transfer of title, the Seller consents to and applies for registration of a priority notice of conveyance in favour of the Buyer in the Land Register.</w:t>
+            </w:r>
+          </w:p>
+        </w:tc>
+      </w:tr>
+      <w:tr>
+        <w:trPr/>
+        <w:tc>
+          <w:tcPr>
+            <w:tcW w:w="7633" w:type="dxa"/>
             <w:tcBorders/>
             <w:vAlign w:val="center"/>
           </w:tcPr>
@@ -4843,70 +4970,70 @@
         </w:tc>
         <w:tc>
           <w:tcPr>
-            <w:tcW w:w="7965" w:type="dxa"/>
-            <w:tcBorders/>
-            <w:vAlign w:val="center"/>
-          </w:tcPr>
-          <w:p>
-            <w:pPr>
-              <w:pStyle w:val="TableContents"/>
-              <w:bidi w:val="0"/>
-              <w:spacing w:before="0" w:after="283"/>
-              <w:rPr/>
-            </w:pPr>
-            <w:r>
-              <w:rPr/>
-              <w:t>10.2 The prior notice may only be deleted if either the property transfer to the Buyer has been completed or the Buyer agrees in publicly certified form or a legally binding decision allows the deletion. A deletion solely on the basis of unilateral notification of the Seller is excluded.</w:t>
-            </w:r>
-          </w:p>
-        </w:tc>
-      </w:tr>
-      <w:tr>
-        <w:trPr/>
-        <w:tc>
-          <w:tcPr>
-            <w:tcW w:w="7569" w:type="dxa"/>
-            <w:tcBorders/>
-            <w:vAlign w:val="center"/>
-          </w:tcPr>
-          <w:p>
-            <w:pPr>
-              <w:pStyle w:val="TableContents"/>
-              <w:bidi w:val="0"/>
-              <w:spacing w:before="0" w:after="283"/>
-              <w:rPr/>
-            </w:pPr>
-            <w:r>
-              <w:rPr/>
-              <w:t>10.3 Die Verkäuferin verpflichtet sich, die Lastenfreistellung des Kaufgegenstands von der Globalgrundschuld zu bewirken, soweit diese nicht der Finanzierung der Käuferin dient. Die Freistellungserklärung muss sicherstellen, dass die Käuferin lastenfreies Eigentum erhält, wenn sie die nach diesem Vertrag fälligen Beträge zahlt.</w:t>
-            </w:r>
-          </w:p>
-        </w:tc>
-        <w:tc>
-          <w:tcPr>
-            <w:tcW w:w="7965" w:type="dxa"/>
-            <w:tcBorders/>
-            <w:vAlign w:val="center"/>
-          </w:tcPr>
-          <w:p>
-            <w:pPr>
-              <w:pStyle w:val="TableContents"/>
-              <w:bidi w:val="0"/>
-              <w:spacing w:before="0" w:after="283"/>
-              <w:rPr/>
-            </w:pPr>
-            <w:r>
-              <w:rPr/>
-              <w:t>10.3 The Seller undertakes to effect the load release of the Purchased Property from the global mortgage, insofar as this does not serve the financing of the Buyer. The declaration of exemption must ensure that the Buyer receives free property when paying the amounts due under this contract.</w:t>
-            </w:r>
-          </w:p>
-        </w:tc>
-      </w:tr>
-      <w:tr>
-        <w:trPr/>
-        <w:tc>
-          <w:tcPr>
-            <w:tcW w:w="7569" w:type="dxa"/>
+            <w:tcW w:w="7901" w:type="dxa"/>
+            <w:tcBorders/>
+            <w:vAlign w:val="center"/>
+          </w:tcPr>
+          <w:p>
+            <w:pPr>
+              <w:pStyle w:val="TableContents"/>
+              <w:bidi w:val="0"/>
+              <w:spacing w:before="0" w:after="283"/>
+              <w:rPr/>
+            </w:pPr>
+            <w:r>
+              <w:rPr/>
+              <w:t>10.2 The prior notice may only be deleted if either the registration of title to the Buyer has been completed or the Buyer agrees in publicly certified form or a legally binding decision allows the deletion. A deletion solely on the basis of unilateral notification of the Seller is excluded.</w:t>
+            </w:r>
+          </w:p>
+        </w:tc>
+      </w:tr>
+      <w:tr>
+        <w:trPr/>
+        <w:tc>
+          <w:tcPr>
+            <w:tcW w:w="7633" w:type="dxa"/>
+            <w:tcBorders/>
+            <w:vAlign w:val="center"/>
+          </w:tcPr>
+          <w:p>
+            <w:pPr>
+              <w:pStyle w:val="TableContents"/>
+              <w:bidi w:val="0"/>
+              <w:spacing w:before="0" w:after="283"/>
+              <w:rPr/>
+            </w:pPr>
+            <w:r>
+              <w:rPr/>
+              <w:t>10.3 Die Verkäuferin verpflichtet sich, die Lastenfreistellung des Kaufgegenstands von der Globalgrundschuld zu bewirken, soweit diese nicht der Finanzierung der Käuferin dient. Die der Käuferin vor der ersten Rate auszuhändigende Freistellungserklärung muss gewährleisten, dass bei Vollendung des Bauvorhabens die nicht zu übernehmenden Grundpfandrechte unverzüglich nach Zahlung der geschuldeten Vertragssumme gelöscht werden. Für den Fall der Nichtvollendung muss sie die Löschung nach Zahlung des dem erreichten Bautenstand entsprechenden Vertragsteils oder die nach § 3 Abs. 1 Sätze 2 und 3 MaBV zulässige Rückzahlungslösung sichern.</w:t>
+            </w:r>
+          </w:p>
+        </w:tc>
+        <w:tc>
+          <w:tcPr>
+            <w:tcW w:w="7901" w:type="dxa"/>
+            <w:tcBorders/>
+            <w:vAlign w:val="center"/>
+          </w:tcPr>
+          <w:p>
+            <w:pPr>
+              <w:pStyle w:val="TableContents"/>
+              <w:bidi w:val="0"/>
+              <w:spacing w:before="0" w:after="283"/>
+              <w:rPr/>
+            </w:pPr>
+            <w:r>
+              <w:rPr/>
+              <w:t>10.3 The Seller shall procure release of the Purchased Property from the global land charge to the extent that it does not secure the Buyer’s financing. The release undertaking to be delivered to the Buyer before the first instalment must ensure that, if the development is completed, all land charges not to be assumed are deleted without delay after payment of the contract sum owed. If the development is not completed, it must secure deletion upon payment of the portion of the contract sum corresponding to the stage of construction reached or the repayment arrangement permitted by section 3(1), sentences 2 and 3 MaBV.</w:t>
+            </w:r>
+          </w:p>
+        </w:tc>
+      </w:tr>
+      <w:tr>
+        <w:trPr/>
+        <w:tc>
+          <w:tcPr>
+            <w:tcW w:w="7633" w:type="dxa"/>
             <w:tcBorders/>
             <w:vAlign w:val="center"/>
           </w:tcPr>
@@ -4925,29 +5052,29 @@
         </w:tc>
         <w:tc>
           <w:tcPr>
-            <w:tcW w:w="7965" w:type="dxa"/>
-            <w:tcBorders/>
-            <w:vAlign w:val="center"/>
-          </w:tcPr>
-          <w:p>
-            <w:pPr>
-              <w:pStyle w:val="TableContents"/>
-              <w:bidi w:val="0"/>
-              <w:spacing w:before="0" w:after="283"/>
-              <w:rPr/>
-            </w:pPr>
-            <w:r>
-              <w:rPr/>
-              <w:t>10.4 The parties agree on the transfer of ownership. You approve and apply for the property transfer to the Buyer. The Notary is instructed to apply for the transfer of property only when the Purchase Price is due and paid or is justified or secured with regard to disputed remaining amounts, the tax-safety certificate is available and the burden exemption is secured.</w:t>
-            </w:r>
-          </w:p>
-        </w:tc>
-      </w:tr>
-      <w:tr>
-        <w:trPr/>
-        <w:tc>
-          <w:tcPr>
-            <w:tcW w:w="7569" w:type="dxa"/>
+            <w:tcW w:w="7901" w:type="dxa"/>
+            <w:tcBorders/>
+            <w:vAlign w:val="center"/>
+          </w:tcPr>
+          <w:p>
+            <w:pPr>
+              <w:pStyle w:val="TableContents"/>
+              <w:bidi w:val="0"/>
+              <w:spacing w:before="0" w:after="283"/>
+              <w:rPr/>
+            </w:pPr>
+            <w:r>
+              <w:rPr/>
+              <w:t>10.4 The parties agree to the transfer of title and consent to and apply for registration of the Buyer as owner. The Notary is instructed not to apply for registration of title until the Purchase Price has become due and has been paid, or any disputed balance has properly been deposited or secured, the tax clearance certificate is available and release from encumbrances is secured.</w:t>
+            </w:r>
+          </w:p>
+        </w:tc>
+      </w:tr>
+      <w:tr>
+        <w:trPr/>
+        <w:tc>
+          <w:tcPr>
+            <w:tcW w:w="7633" w:type="dxa"/>
             <w:tcBorders/>
             <w:vAlign w:val="center"/>
           </w:tcPr>
@@ -4969,7 +5096,7 @@
         </w:tc>
         <w:tc>
           <w:tcPr>
-            <w:tcW w:w="7965" w:type="dxa"/>
+            <w:tcW w:w="7901" w:type="dxa"/>
             <w:tcBorders/>
             <w:vAlign w:val="center"/>
           </w:tcPr>
@@ -4994,7 +5121,7 @@
         <w:trPr/>
         <w:tc>
           <w:tcPr>
-            <w:tcW w:w="7569" w:type="dxa"/>
+            <w:tcW w:w="7633" w:type="dxa"/>
             <w:tcBorders/>
             <w:vAlign w:val="center"/>
           </w:tcPr>
@@ -5013,7 +5140,7 @@
         </w:tc>
         <w:tc>
           <w:tcPr>
-            <w:tcW w:w="7965" w:type="dxa"/>
+            <w:tcW w:w="7901" w:type="dxa"/>
             <w:tcBorders/>
             <w:vAlign w:val="center"/>
           </w:tcPr>
@@ -5035,7 +5162,7 @@
         <w:trPr/>
         <w:tc>
           <w:tcPr>
-            <w:tcW w:w="7569" w:type="dxa"/>
+            <w:tcW w:w="7633" w:type="dxa"/>
             <w:tcBorders/>
             <w:vAlign w:val="center"/>
           </w:tcPr>
@@ -5054,70 +5181,70 @@
         </w:tc>
         <w:tc>
           <w:tcPr>
-            <w:tcW w:w="7965" w:type="dxa"/>
-            <w:tcBorders/>
-            <w:vAlign w:val="center"/>
-          </w:tcPr>
-          <w:p>
-            <w:pPr>
-              <w:pStyle w:val="TableContents"/>
-              <w:bidi w:val="0"/>
-              <w:spacing w:before="0" w:after="283"/>
-              <w:rPr/>
-            </w:pPr>
-            <w:r>
-              <w:rPr/>
-              <w:t>11.2 In the case of rewinding, received services must be returned train by train. A deletion of the reservation takes place only after repayment of the amounts made by the Buyer or after secure deposit, unless a legally binding decision provides otherwise.</w:t>
-            </w:r>
-          </w:p>
-        </w:tc>
-      </w:tr>
-      <w:tr>
-        <w:trPr/>
-        <w:tc>
-          <w:tcPr>
-            <w:tcW w:w="7569" w:type="dxa"/>
-            <w:tcBorders/>
-            <w:vAlign w:val="center"/>
-          </w:tcPr>
-          <w:p>
-            <w:pPr>
-              <w:pStyle w:val="TableContents"/>
-              <w:bidi w:val="0"/>
-              <w:spacing w:before="0" w:after="283"/>
-              <w:rPr/>
-            </w:pPr>
-            <w:r>
-              <w:rPr/>
-              <w:t>11.3 Im Fall wirtschaftlicher Krise der Verkäuferin darf die Käuferin Zahlungen bis zur Klärung der Fälligkeit, Sicherheitenlage und Lastenfreistellung zurückhalten, soweit konkrete Zweifel an der ordnungsgemäßen Vertragserfüllung bestehen. Gesetzliche Rechte im Insolvenzfall bleiben unberührt.</w:t>
-            </w:r>
-          </w:p>
-        </w:tc>
-        <w:tc>
-          <w:tcPr>
-            <w:tcW w:w="7965" w:type="dxa"/>
-            <w:tcBorders/>
-            <w:vAlign w:val="center"/>
-          </w:tcPr>
-          <w:p>
-            <w:pPr>
-              <w:pStyle w:val="TableContents"/>
-              <w:bidi w:val="0"/>
-              <w:spacing w:before="0" w:after="283"/>
-              <w:rPr/>
-            </w:pPr>
-            <w:r>
-              <w:rPr/>
-              <w:t>11.3 In the event of an economic crisis of the Seller, the Buyer may withhold payments until the due date, collateral position and load release are clarified, insofar as there are concrete doubts about the proper performance of the contract. Legal rights in the event of insolvency remain unaffected.</w:t>
-            </w:r>
-          </w:p>
-        </w:tc>
-      </w:tr>
-      <w:tr>
-        <w:trPr/>
-        <w:tc>
-          <w:tcPr>
-            <w:tcW w:w="7569" w:type="dxa"/>
+            <w:tcW w:w="7901" w:type="dxa"/>
+            <w:tcBorders/>
+            <w:vAlign w:val="center"/>
+          </w:tcPr>
+          <w:p>
+            <w:pPr>
+              <w:pStyle w:val="TableContents"/>
+              <w:bidi w:val="0"/>
+              <w:spacing w:before="0" w:after="283"/>
+              <w:rPr/>
+            </w:pPr>
+            <w:r>
+              <w:rPr/>
+              <w:t>11.2 In the case of rewinding, received services must be returned concurrently. Deletion of the priority notice of conveyance takes place only after repayment of the amounts made by the Buyer or after secure deposit, unless a legally binding decision provides otherwise.</w:t>
+            </w:r>
+          </w:p>
+        </w:tc>
+      </w:tr>
+      <w:tr>
+        <w:trPr/>
+        <w:tc>
+          <w:tcPr>
+            <w:tcW w:w="7633" w:type="dxa"/>
+            <w:tcBorders/>
+            <w:vAlign w:val="center"/>
+          </w:tcPr>
+          <w:p>
+            <w:pPr>
+              <w:pStyle w:val="TableContents"/>
+              <w:bidi w:val="0"/>
+              <w:spacing w:before="0" w:after="283"/>
+              <w:rPr/>
+            </w:pPr>
+            <w:r>
+              <w:rPr/>
+              <w:t>11.3 Wird nach Vertragsschluss erkennbar, dass der Anspruch der vorleistungspflichtigen Käuferin auf die Gegenleistung durch mangelnde Leistungsfähigkeit der Verkäuferin gefährdet wird, kann die Käuferin ihre Leistung nach § 321 BGB verweigern, bis die Gegenleistung bewirkt oder hierfür Sicherheit geleistet wird. Bloße Gerüchte oder allgemeine Marktlagen genügen nicht. Gesetzliche Rechte im Insolvenzfall bleiben unberührt.</w:t>
+            </w:r>
+          </w:p>
+        </w:tc>
+        <w:tc>
+          <w:tcPr>
+            <w:tcW w:w="7901" w:type="dxa"/>
+            <w:tcBorders/>
+            <w:vAlign w:val="center"/>
+          </w:tcPr>
+          <w:p>
+            <w:pPr>
+              <w:pStyle w:val="TableContents"/>
+              <w:bidi w:val="0"/>
+              <w:spacing w:before="0" w:after="283"/>
+              <w:rPr/>
+            </w:pPr>
+            <w:r>
+              <w:rPr/>
+              <w:t>11.3 If, after conclusion of the contract, it becomes apparent that the right of the Buyer liable for prior performance to the consideration is jeopardized by the lack of performance of the Seller, the Buyer may refuse its performance according to § 321 BGB until the consideration is effected or security is provided for this purpose. Mere rumours or general market conditions are not enough. Legal rights in the event of insolvency remain unaffected.</w:t>
+            </w:r>
+          </w:p>
+        </w:tc>
+      </w:tr>
+      <w:tr>
+        <w:trPr/>
+        <w:tc>
+          <w:tcPr>
+            <w:tcW w:w="7633" w:type="dxa"/>
             <w:tcBorders/>
             <w:vAlign w:val="center"/>
           </w:tcPr>
@@ -5139,7 +5266,7 @@
         </w:tc>
         <w:tc>
           <w:tcPr>
-            <w:tcW w:w="7965" w:type="dxa"/>
+            <w:tcW w:w="7901" w:type="dxa"/>
             <w:tcBorders/>
             <w:vAlign w:val="center"/>
           </w:tcPr>
@@ -5164,7 +5291,7 @@
         <w:trPr/>
         <w:tc>
           <w:tcPr>
-            <w:tcW w:w="7569" w:type="dxa"/>
+            <w:tcW w:w="7633" w:type="dxa"/>
             <w:tcBorders/>
             <w:vAlign w:val="center"/>
           </w:tcPr>
@@ -5183,29 +5310,29 @@
         </w:tc>
         <w:tc>
           <w:tcPr>
-            <w:tcW w:w="7965" w:type="dxa"/>
-            <w:tcBorders/>
-            <w:vAlign w:val="center"/>
-          </w:tcPr>
-          <w:p>
-            <w:pPr>
-              <w:pStyle w:val="TableContents"/>
-              <w:bidi w:val="0"/>
-              <w:spacing w:before="0" w:after="283"/>
-              <w:rPr/>
-            </w:pPr>
-            <w:r>
-              <w:rPr/>
-              <w:t>12.1 During the construction period, the parties additionally communicate in text form via the addresses and e-mail addresses specified in this document. Legally form-needed declarations are reserved for the legally prescribed form.</w:t>
-            </w:r>
-          </w:p>
-        </w:tc>
-      </w:tr>
-      <w:tr>
-        <w:trPr/>
-        <w:tc>
-          <w:tcPr>
-            <w:tcW w:w="7569" w:type="dxa"/>
+            <w:tcW w:w="7901" w:type="dxa"/>
+            <w:tcBorders/>
+            <w:vAlign w:val="center"/>
+          </w:tcPr>
+          <w:p>
+            <w:pPr>
+              <w:pStyle w:val="TableContents"/>
+              <w:bidi w:val="0"/>
+              <w:spacing w:before="0" w:after="283"/>
+              <w:rPr/>
+            </w:pPr>
+            <w:r>
+              <w:rPr/>
+              <w:t>12.1 During the construction period, the parties additionally communicate in text form via the addresses and e-mail addresses specified in this document. Legally subject to mandatory form requirements declarations are reserved for the legally prescribed form.</w:t>
+            </w:r>
+          </w:p>
+        </w:tc>
+      </w:tr>
+      <w:tr>
+        <w:trPr/>
+        <w:tc>
+          <w:tcPr>
+            <w:tcW w:w="7633" w:type="dxa"/>
             <w:tcBorders/>
             <w:vAlign w:val="center"/>
           </w:tcPr>
@@ -5224,7 +5351,7 @@
         </w:tc>
         <w:tc>
           <w:tcPr>
-            <w:tcW w:w="7965" w:type="dxa"/>
+            <w:tcW w:w="7901" w:type="dxa"/>
             <w:tcBorders/>
             <w:vAlign w:val="center"/>
           </w:tcPr>
@@ -5246,7 +5373,7 @@
         <w:trPr/>
         <w:tc>
           <w:tcPr>
-            <w:tcW w:w="7569" w:type="dxa"/>
+            <w:tcW w:w="7633" w:type="dxa"/>
             <w:tcBorders/>
             <w:vAlign w:val="center"/>
           </w:tcPr>
@@ -5268,7 +5395,7 @@
         </w:tc>
         <w:tc>
           <w:tcPr>
-            <w:tcW w:w="7965" w:type="dxa"/>
+            <w:tcW w:w="7901" w:type="dxa"/>
             <w:tcBorders/>
             <w:vAlign w:val="center"/>
           </w:tcPr>
@@ -5293,48 +5420,48 @@
         <w:trPr/>
         <w:tc>
           <w:tcPr>
-            <w:tcW w:w="7569" w:type="dxa"/>
-            <w:tcBorders/>
-            <w:vAlign w:val="center"/>
-          </w:tcPr>
-          <w:p>
-            <w:pPr>
-              <w:pStyle w:val="TableContents"/>
-              <w:bidi w:val="0"/>
-              <w:spacing w:before="0" w:after="283"/>
-              <w:rPr/>
-            </w:pPr>
-            <w:r>
-              <w:rPr/>
-              <w:t>13.1 Änderungen und Ergänzungen dieses Vertrags bedürfen der notariellen Beurkundung, soweit sie vor Erklärung der Auflassung den Grundstücks- oder Herstellungsgegenstand betreffen oder sonst formbedürftig sind. Nachträgliche Sonderwünsche bleiben formfrei, soweit sie keine beurkundungspflichtigen Rechte ändern.</w:t>
-            </w:r>
-          </w:p>
-        </w:tc>
-        <w:tc>
-          <w:tcPr>
-            <w:tcW w:w="7965" w:type="dxa"/>
-            <w:tcBorders/>
-            <w:vAlign w:val="center"/>
-          </w:tcPr>
-          <w:p>
-            <w:pPr>
-              <w:pStyle w:val="TableContents"/>
-              <w:bidi w:val="0"/>
-              <w:spacing w:before="0" w:after="283"/>
-              <w:rPr/>
-            </w:pPr>
-            <w:r>
-              <w:rPr/>
-              <w:t>13.1 Amendments and additions to this contract require notarization insofar as they relate to the property or production object before declaration of disposition or are otherwise in need of form. Subsequent special requests remain form-free insofar as they do not change any legally binding rights.</w:t>
-            </w:r>
-          </w:p>
-        </w:tc>
-      </w:tr>
-      <w:tr>
-        <w:trPr/>
-        <w:tc>
-          <w:tcPr>
-            <w:tcW w:w="7569" w:type="dxa"/>
+            <w:tcW w:w="7633" w:type="dxa"/>
+            <w:tcBorders/>
+            <w:vAlign w:val="center"/>
+          </w:tcPr>
+          <w:p>
+            <w:pPr>
+              <w:pStyle w:val="TableContents"/>
+              <w:bidi w:val="0"/>
+              <w:spacing w:before="0" w:after="283"/>
+              <w:rPr/>
+            </w:pPr>
+            <w:r>
+              <w:rPr/>
+              <w:t>13.1 Änderungen und Ergänzungen dieses Vertrags bedürfen der notariellen Beurkundung, soweit sie nach § 311b BGB oder aus anderem Grund formbedürftig sind. Für jeden nachträglichen Sonderwunsch ist gesondert zu prüfen, ob er mit dem Grundstücksgeschäft eine rechtliche Einheit bildet oder Umfang des Sondereigentums, Kaufpreis, Bausoll oder sonstige formbedürftige Rechte ändert; eine Textformabrede ersetzt die gesetzlich erforderliche Beurkundung nicht.</w:t>
+            </w:r>
+          </w:p>
+        </w:tc>
+        <w:tc>
+          <w:tcPr>
+            <w:tcW w:w="7901" w:type="dxa"/>
+            <w:tcBorders/>
+            <w:vAlign w:val="center"/>
+          </w:tcPr>
+          <w:p>
+            <w:pPr>
+              <w:pStyle w:val="TableContents"/>
+              <w:bidi w:val="0"/>
+              <w:spacing w:before="0" w:after="283"/>
+              <w:rPr/>
+            </w:pPr>
+            <w:r>
+              <w:rPr/>
+              <w:t>13.1 Amendments and additions to this contract require a notarial deed insofar as they are formally necessary according to § 311b BGB or for another reason. For each subsequent special request, it must be checked separately whether it forms a legal entity with the real estate business or whether it changes the scope of the Unit Property, Purchase Price, contractual construction specification or other subject to mandatory form requirements rights; a text form agreement does not replace the legally required certification.</w:t>
+            </w:r>
+          </w:p>
+        </w:tc>
+      </w:tr>
+      <w:tr>
+        <w:trPr/>
+        <w:tc>
+          <w:tcPr>
+            <w:tcW w:w="7633" w:type="dxa"/>
             <w:tcBorders/>
             <w:vAlign w:val="center"/>
           </w:tcPr>
@@ -5353,7 +5480,7 @@
         </w:tc>
         <w:tc>
           <w:tcPr>
-            <w:tcW w:w="7965" w:type="dxa"/>
+            <w:tcW w:w="7901" w:type="dxa"/>
             <w:tcBorders/>
             <w:vAlign w:val="center"/>
           </w:tcPr>
@@ -5375,7 +5502,7 @@
         <w:trPr/>
         <w:tc>
           <w:tcPr>
-            <w:tcW w:w="7569" w:type="dxa"/>
+            <w:tcW w:w="7633" w:type="dxa"/>
             <w:tcBorders/>
             <w:vAlign w:val="center"/>
           </w:tcPr>
@@ -5394,29 +5521,29 @@
         </w:tc>
         <w:tc>
           <w:tcPr>
-            <w:tcW w:w="7965" w:type="dxa"/>
-            <w:tcBorders/>
-            <w:vAlign w:val="center"/>
-          </w:tcPr>
-          <w:p>
-            <w:pPr>
-              <w:pStyle w:val="TableContents"/>
-              <w:bidi w:val="0"/>
-              <w:spacing w:before="0" w:after="283"/>
-              <w:rPr/>
-            </w:pPr>
-            <w:r>
-              <w:rPr/>
-              <w:t>13.3 In particular, the Notary informed about the effects of the priority notice of conveyance, the MaBV due diligence requirements, the 5 % security retention, the significance of the acceptance, the limitation period for defects, the exemption from loads, the real estate transfer tax, the transfer of property and the significance of the co-certified Building Specification.</w:t>
-            </w:r>
-          </w:p>
-        </w:tc>
-      </w:tr>
-      <w:tr>
-        <w:trPr/>
-        <w:tc>
-          <w:tcPr>
-            <w:tcW w:w="7569" w:type="dxa"/>
+            <w:tcW w:w="7901" w:type="dxa"/>
+            <w:tcBorders/>
+            <w:vAlign w:val="center"/>
+          </w:tcPr>
+          <w:p>
+            <w:pPr>
+              <w:pStyle w:val="TableContents"/>
+              <w:bidi w:val="0"/>
+              <w:spacing w:before="0" w:after="283"/>
+              <w:rPr/>
+            </w:pPr>
+            <w:r>
+              <w:rPr/>
+              <w:t>13.3 In particular, the Notary informed about the effects of the priority notice of conveyance, the MaBV due diligence requirements, the 5 % security retention, the significance of the acceptance, the limitation period for defects, the release from encumbrances, the real estate transfer tax, the registration of title and the significance of the co-certified Building Specification.</w:t>
+            </w:r>
+          </w:p>
+        </w:tc>
+      </w:tr>
+      <w:tr>
+        <w:trPr/>
+        <w:tc>
+          <w:tcPr>
+            <w:tcW w:w="7633" w:type="dxa"/>
             <w:tcBorders/>
             <w:vAlign w:val="center"/>
           </w:tcPr>
@@ -5435,29 +5562,29 @@
         </w:tc>
         <w:tc>
           <w:tcPr>
-            <w:tcW w:w="7965" w:type="dxa"/>
-            <w:tcBorders/>
-            <w:vAlign w:val="center"/>
-          </w:tcPr>
-          <w:p>
-            <w:pPr>
-              <w:pStyle w:val="TableContents"/>
-              <w:bidi w:val="0"/>
-              <w:spacing w:before="0" w:after="283"/>
-              <w:rPr/>
-            </w:pPr>
-            <w:r>
-              <w:rPr/>
-              <w:t>13.4 The costs of this document, its execution and the transfer of property shall be borne by the Buyer, insofar as they are not caused by a breach of duty by the Seller. The costs of load release, cancellation of unaccepted loads and contractual production shall be borne by the Seller.</w:t>
-            </w:r>
-          </w:p>
-        </w:tc>
-      </w:tr>
-      <w:tr>
-        <w:trPr/>
-        <w:tc>
-          <w:tcPr>
-            <w:tcW w:w="7569" w:type="dxa"/>
+            <w:tcW w:w="7901" w:type="dxa"/>
+            <w:tcBorders/>
+            <w:vAlign w:val="center"/>
+          </w:tcPr>
+          <w:p>
+            <w:pPr>
+              <w:pStyle w:val="TableContents"/>
+              <w:bidi w:val="0"/>
+              <w:spacing w:before="0" w:after="283"/>
+              <w:rPr/>
+            </w:pPr>
+            <w:r>
+              <w:rPr/>
+              <w:t>13.4 The costs of this document, its execution and the registration of title shall be borne by the Buyer, insofar as they are not caused by a breach of duty by the Seller. The costs of release from encumbrances, cancellation of encumbrances not assumed and contractual construction shall be borne by the Seller.</w:t>
+            </w:r>
+          </w:p>
+        </w:tc>
+      </w:tr>
+      <w:tr>
+        <w:trPr/>
+        <w:tc>
+          <w:tcPr>
+            <w:tcW w:w="7633" w:type="dxa"/>
             <w:tcBorders/>
             <w:vAlign w:val="center"/>
           </w:tcPr>
@@ -5476,7 +5603,7 @@
         </w:tc>
         <w:tc>
           <w:tcPr>
-            <w:tcW w:w="7965" w:type="dxa"/>
+            <w:tcW w:w="7901" w:type="dxa"/>
             <w:tcBorders/>
             <w:vAlign w:val="center"/>
           </w:tcPr>
@@ -5498,7 +5625,7 @@
         <w:trPr/>
         <w:tc>
           <w:tcPr>
-            <w:tcW w:w="7569" w:type="dxa"/>
+            <w:tcW w:w="7633" w:type="dxa"/>
             <w:tcBorders/>
             <w:vAlign w:val="center"/>
           </w:tcPr>
@@ -5520,7 +5647,7 @@
         </w:tc>
         <w:tc>
           <w:tcPr>
-            <w:tcW w:w="7965" w:type="dxa"/>
+            <w:tcW w:w="7901" w:type="dxa"/>
             <w:tcBorders/>
             <w:vAlign w:val="center"/>
           </w:tcPr>
@@ -5545,7 +5672,7 @@
         <w:trPr/>
         <w:tc>
           <w:tcPr>
-            <w:tcW w:w="7569" w:type="dxa"/>
+            <w:tcW w:w="7633" w:type="dxa"/>
             <w:tcBorders/>
             <w:vAlign w:val="center"/>
           </w:tcPr>
@@ -5564,7 +5691,7 @@
         </w:tc>
         <w:tc>
           <w:tcPr>
-            <w:tcW w:w="7965" w:type="dxa"/>
+            <w:tcW w:w="7901" w:type="dxa"/>
             <w:tcBorders/>
             <w:vAlign w:val="center"/>
           </w:tcPr>
@@ -5586,7 +5713,7 @@
         <w:trPr/>
         <w:tc>
           <w:tcPr>
-            <w:tcW w:w="7569" w:type="dxa"/>
+            <w:tcW w:w="7633" w:type="dxa"/>
             <w:tcBorders/>
             <w:vAlign w:val="center"/>
           </w:tcPr>
@@ -5608,7 +5735,7 @@
         </w:tc>
         <w:tc>
           <w:tcPr>
-            <w:tcW w:w="7965" w:type="dxa"/>
+            <w:tcW w:w="7901" w:type="dxa"/>
             <w:tcBorders/>
             <w:vAlign w:val="center"/>
           </w:tcPr>
@@ -5633,7 +5760,7 @@
         <w:trPr/>
         <w:tc>
           <w:tcPr>
-            <w:tcW w:w="7569" w:type="dxa"/>
+            <w:tcW w:w="7633" w:type="dxa"/>
             <w:tcBorders/>
             <w:vAlign w:val="center"/>
           </w:tcPr>
@@ -5652,29 +5779,29 @@
         </w:tc>
         <w:tc>
           <w:tcPr>
-            <w:tcW w:w="7965" w:type="dxa"/>
-            <w:tcBorders/>
-            <w:vAlign w:val="center"/>
-          </w:tcPr>
-          <w:p>
-            <w:pPr>
-              <w:pStyle w:val="TableContents"/>
-              <w:bidi w:val="0"/>
-              <w:spacing w:before="0" w:after="283"/>
-              <w:rPr/>
-            </w:pPr>
-            <w:r>
-              <w:rPr/>
-              <w:t>This record was read to the publications by the Notary, approved by them and signed by hand.</w:t>
-            </w:r>
-          </w:p>
-        </w:tc>
-      </w:tr>
-      <w:tr>
-        <w:trPr/>
-        <w:tc>
-          <w:tcPr>
-            <w:tcW w:w="7569" w:type="dxa"/>
+            <w:tcW w:w="7901" w:type="dxa"/>
+            <w:tcBorders/>
+            <w:vAlign w:val="center"/>
+          </w:tcPr>
+          <w:p>
+            <w:pPr>
+              <w:pStyle w:val="TableContents"/>
+              <w:bidi w:val="0"/>
+              <w:spacing w:before="0" w:after="283"/>
+              <w:rPr/>
+            </w:pPr>
+            <w:r>
+              <w:rPr/>
+              <w:t>This record was read aloud to the persons appearing by the Notary, approved by them and signed by hand.</w:t>
+            </w:r>
+          </w:p>
+        </w:tc>
+      </w:tr>
+      <w:tr>
+        <w:trPr/>
+        <w:tc>
+          <w:tcPr>
+            <w:tcW w:w="7633" w:type="dxa"/>
             <w:tcBorders/>
             <w:vAlign w:val="center"/>
           </w:tcPr>
@@ -5693,7 +5820,7 @@
         </w:tc>
         <w:tc>
           <w:tcPr>
-            <w:tcW w:w="7965" w:type="dxa"/>
+            <w:tcW w:w="7901" w:type="dxa"/>
             <w:tcBorders/>
             <w:vAlign w:val="center"/>
           </w:tcPr>
@@ -5715,7 +5842,7 @@
         <w:trPr/>
         <w:tc>
           <w:tcPr>
-            <w:tcW w:w="7569" w:type="dxa"/>
+            <w:tcW w:w="7633" w:type="dxa"/>
             <w:tcBorders/>
             <w:vAlign w:val="center"/>
           </w:tcPr>
@@ -5736,7 +5863,7 @@
         </w:tc>
         <w:tc>
           <w:tcPr>
-            <w:tcW w:w="7965" w:type="dxa"/>
+            <w:tcW w:w="7901" w:type="dxa"/>
             <w:tcBorders/>
             <w:vAlign w:val="center"/>
           </w:tcPr>
@@ -5760,7 +5887,7 @@
         <w:trPr/>
         <w:tc>
           <w:tcPr>
-            <w:tcW w:w="7569" w:type="dxa"/>
+            <w:tcW w:w="7633" w:type="dxa"/>
             <w:tcBorders/>
             <w:vAlign w:val="center"/>
           </w:tcPr>
@@ -5779,7 +5906,7 @@
         </w:tc>
         <w:tc>
           <w:tcPr>
-            <w:tcW w:w="7965" w:type="dxa"/>
+            <w:tcW w:w="7901" w:type="dxa"/>
             <w:tcBorders/>
             <w:vAlign w:val="center"/>
           </w:tcPr>
@@ -5801,7 +5928,7 @@
         <w:trPr/>
         <w:tc>
           <w:tcPr>
-            <w:tcW w:w="7569" w:type="dxa"/>
+            <w:tcW w:w="7633" w:type="dxa"/>
             <w:tcBorders/>
             <w:vAlign w:val="center"/>
           </w:tcPr>
@@ -5822,7 +5949,7 @@
         </w:tc>
         <w:tc>
           <w:tcPr>
-            <w:tcW w:w="7965" w:type="dxa"/>
+            <w:tcW w:w="7901" w:type="dxa"/>
             <w:tcBorders/>
             <w:vAlign w:val="center"/>
           </w:tcPr>
@@ -5846,7 +5973,7 @@
         <w:trPr/>
         <w:tc>
           <w:tcPr>
-            <w:tcW w:w="7569" w:type="dxa"/>
+            <w:tcW w:w="7633" w:type="dxa"/>
             <w:tcBorders/>
             <w:vAlign w:val="center"/>
           </w:tcPr>
@@ -5867,7 +5994,7 @@
         </w:tc>
         <w:tc>
           <w:tcPr>
-            <w:tcW w:w="7965" w:type="dxa"/>
+            <w:tcW w:w="7901" w:type="dxa"/>
             <w:tcBorders/>
             <w:vAlign w:val="center"/>
           </w:tcPr>
@@ -5919,7 +6046,7 @@
         <w:trPr/>
         <w:tc>
           <w:tcPr>
-            <w:tcW w:w="7569" w:type="dxa"/>
+            <w:tcW w:w="7633" w:type="dxa"/>
             <w:tcBorders/>
             <w:vAlign w:val="center"/>
           </w:tcPr>
@@ -5941,7 +6068,7 @@
         </w:tc>
         <w:tc>
           <w:tcPr>
-            <w:tcW w:w="7965" w:type="dxa"/>
+            <w:tcW w:w="7901" w:type="dxa"/>
             <w:tcBorders/>
             <w:vAlign w:val="center"/>
           </w:tcPr>
@@ -5966,7 +6093,7 @@
         <w:trPr/>
         <w:tc>
           <w:tcPr>
-            <w:tcW w:w="7569" w:type="dxa"/>
+            <w:tcW w:w="7633" w:type="dxa"/>
             <w:tcBorders/>
             <w:vAlign w:val="center"/>
           </w:tcPr>
@@ -5988,7 +6115,7 @@
         </w:tc>
         <w:tc>
           <w:tcPr>
-            <w:tcW w:w="7965" w:type="dxa"/>
+            <w:tcW w:w="7901" w:type="dxa"/>
             <w:tcBorders/>
             <w:vAlign w:val="center"/>
           </w:tcPr>
@@ -6013,7 +6140,7 @@
         <w:trPr/>
         <w:tc>
           <w:tcPr>
-            <w:tcW w:w="7569" w:type="dxa"/>
+            <w:tcW w:w="7633" w:type="dxa"/>
             <w:tcBorders/>
             <w:vAlign w:val="center"/>
           </w:tcPr>
@@ -6042,7 +6169,7 @@
         </w:tc>
         <w:tc>
           <w:tcPr>
-            <w:tcW w:w="7965" w:type="dxa"/>
+            <w:tcW w:w="7901" w:type="dxa"/>
             <w:tcBorders/>
             <w:vAlign w:val="center"/>
           </w:tcPr>
@@ -6064,7 +6191,7 @@
         <w:trPr/>
         <w:tc>
           <w:tcPr>
-            <w:tcW w:w="7569" w:type="dxa"/>
+            <w:tcW w:w="7633" w:type="dxa"/>
             <w:tcBorders/>
             <w:vAlign w:val="center"/>
           </w:tcPr>
@@ -6083,7 +6210,7 @@
         </w:tc>
         <w:tc>
           <w:tcPr>
-            <w:tcW w:w="7965" w:type="dxa"/>
+            <w:tcW w:w="7901" w:type="dxa"/>
             <w:tcBorders/>
             <w:vAlign w:val="center"/>
           </w:tcPr>
@@ -6105,7 +6232,7 @@
         <w:trPr/>
         <w:tc>
           <w:tcPr>
-            <w:tcW w:w="7569" w:type="dxa"/>
+            <w:tcW w:w="7633" w:type="dxa"/>
             <w:tcBorders/>
             <w:vAlign w:val="center"/>
           </w:tcPr>
@@ -6124,7 +6251,7 @@
         </w:tc>
         <w:tc>
           <w:tcPr>
-            <w:tcW w:w="7965" w:type="dxa"/>
+            <w:tcW w:w="7901" w:type="dxa"/>
             <w:tcBorders/>
             <w:vAlign w:val="center"/>
           </w:tcPr>
@@ -6146,7 +6273,7 @@
         <w:trPr/>
         <w:tc>
           <w:tcPr>
-            <w:tcW w:w="7569" w:type="dxa"/>
+            <w:tcW w:w="7633" w:type="dxa"/>
             <w:tcBorders/>
             <w:vAlign w:val="center"/>
           </w:tcPr>
@@ -6165,7 +6292,7 @@
         </w:tc>
         <w:tc>
           <w:tcPr>
-            <w:tcW w:w="7965" w:type="dxa"/>
+            <w:tcW w:w="7901" w:type="dxa"/>
             <w:tcBorders/>
             <w:vAlign w:val="center"/>
           </w:tcPr>
@@ -6187,7 +6314,7 @@
         <w:trPr/>
         <w:tc>
           <w:tcPr>
-            <w:tcW w:w="7569" w:type="dxa"/>
+            <w:tcW w:w="7633" w:type="dxa"/>
             <w:tcBorders/>
             <w:vAlign w:val="center"/>
           </w:tcPr>
@@ -6206,29 +6333,29 @@
         </w:tc>
         <w:tc>
           <w:tcPr>
-            <w:tcW w:w="7965" w:type="dxa"/>
-            <w:tcBorders/>
-            <w:vAlign w:val="center"/>
-          </w:tcPr>
-          <w:p>
-            <w:pPr>
-              <w:pStyle w:val="TableContents"/>
-              <w:bidi w:val="0"/>
-              <w:spacing w:before="0" w:after="283"/>
-              <w:rPr/>
-            </w:pPr>
-            <w:r>
-              <w:rPr/>
-              <w:t>This specification is co-certified with the contract and determines the construction target for unit B-05 as well as the joint ownership required for its use.</w:t>
-            </w:r>
-          </w:p>
-        </w:tc>
-      </w:tr>
-      <w:tr>
-        <w:trPr/>
-        <w:tc>
-          <w:tcPr>
-            <w:tcW w:w="7569" w:type="dxa"/>
+            <w:tcW w:w="7901" w:type="dxa"/>
+            <w:tcBorders/>
+            <w:vAlign w:val="center"/>
+          </w:tcPr>
+          <w:p>
+            <w:pPr>
+              <w:pStyle w:val="TableContents"/>
+              <w:bidi w:val="0"/>
+              <w:spacing w:before="0" w:after="283"/>
+              <w:rPr/>
+            </w:pPr>
+            <w:r>
+              <w:rPr/>
+              <w:t>This specification is co-certified with the contract and determines the contractual construction specification for unit B-05 as well as the Common Property required for its use.</w:t>
+            </w:r>
+          </w:p>
+        </w:tc>
+      </w:tr>
+      <w:tr>
+        <w:trPr/>
+        <w:tc>
+          <w:tcPr>
+            <w:tcW w:w="7633" w:type="dxa"/>
             <w:tcBorders/>
             <w:vAlign w:val="center"/>
           </w:tcPr>
@@ -6250,7 +6377,7 @@
         </w:tc>
         <w:tc>
           <w:tcPr>
-            <w:tcW w:w="7965" w:type="dxa"/>
+            <w:tcW w:w="7901" w:type="dxa"/>
             <w:tcBorders/>
             <w:vAlign w:val="center"/>
           </w:tcPr>
@@ -6275,7 +6402,7 @@
         <w:trPr/>
         <w:tc>
           <w:tcPr>
-            <w:tcW w:w="7569" w:type="dxa"/>
+            <w:tcW w:w="7633" w:type="dxa"/>
             <w:tcBorders/>
             <w:vAlign w:val="center"/>
           </w:tcPr>
@@ -6294,7 +6421,7 @@
         </w:tc>
         <w:tc>
           <w:tcPr>
-            <w:tcW w:w="7965" w:type="dxa"/>
+            <w:tcW w:w="7901" w:type="dxa"/>
             <w:tcBorders/>
             <w:vAlign w:val="center"/>
           </w:tcPr>
@@ -6316,7 +6443,7 @@
         <w:trPr/>
         <w:tc>
           <w:tcPr>
-            <w:tcW w:w="7569" w:type="dxa"/>
+            <w:tcW w:w="7633" w:type="dxa"/>
             <w:tcBorders/>
             <w:vAlign w:val="center"/>
           </w:tcPr>
@@ -6335,7 +6462,7 @@
         </w:tc>
         <w:tc>
           <w:tcPr>
-            <w:tcW w:w="7965" w:type="dxa"/>
+            <w:tcW w:w="7901" w:type="dxa"/>
             <w:tcBorders/>
             <w:vAlign w:val="center"/>
           </w:tcPr>
@@ -6357,7 +6484,7 @@
         <w:trPr/>
         <w:tc>
           <w:tcPr>
-            <w:tcW w:w="7569" w:type="dxa"/>
+            <w:tcW w:w="7633" w:type="dxa"/>
             <w:tcBorders/>
             <w:vAlign w:val="center"/>
           </w:tcPr>
@@ -6376,7 +6503,7 @@
         </w:tc>
         <w:tc>
           <w:tcPr>
-            <w:tcW w:w="7965" w:type="dxa"/>
+            <w:tcW w:w="7901" w:type="dxa"/>
             <w:tcBorders/>
             <w:vAlign w:val="center"/>
           </w:tcPr>
@@ -6398,7 +6525,7 @@
         <w:trPr/>
         <w:tc>
           <w:tcPr>
-            <w:tcW w:w="7569" w:type="dxa"/>
+            <w:tcW w:w="7633" w:type="dxa"/>
             <w:tcBorders/>
             <w:vAlign w:val="center"/>
           </w:tcPr>
@@ -6420,7 +6547,7 @@
         </w:tc>
         <w:tc>
           <w:tcPr>
-            <w:tcW w:w="7965" w:type="dxa"/>
+            <w:tcW w:w="7901" w:type="dxa"/>
             <w:tcBorders/>
             <w:vAlign w:val="center"/>
           </w:tcPr>
@@ -6445,7 +6572,7 @@
         <w:trPr/>
         <w:tc>
           <w:tcPr>
-            <w:tcW w:w="7569" w:type="dxa"/>
+            <w:tcW w:w="7633" w:type="dxa"/>
             <w:tcBorders/>
             <w:vAlign w:val="center"/>
           </w:tcPr>
@@ -6464,7 +6591,7 @@
         </w:tc>
         <w:tc>
           <w:tcPr>
-            <w:tcW w:w="7965" w:type="dxa"/>
+            <w:tcW w:w="7901" w:type="dxa"/>
             <w:tcBorders/>
             <w:vAlign w:val="center"/>
           </w:tcPr>
@@ -6486,7 +6613,7 @@
         <w:trPr/>
         <w:tc>
           <w:tcPr>
-            <w:tcW w:w="7569" w:type="dxa"/>
+            <w:tcW w:w="7633" w:type="dxa"/>
             <w:tcBorders/>
             <w:vAlign w:val="center"/>
           </w:tcPr>
@@ -6505,7 +6632,7 @@
         </w:tc>
         <w:tc>
           <w:tcPr>
-            <w:tcW w:w="7965" w:type="dxa"/>
+            <w:tcW w:w="7901" w:type="dxa"/>
             <w:tcBorders/>
             <w:vAlign w:val="center"/>
           </w:tcPr>
@@ -6527,7 +6654,7 @@
         <w:trPr/>
         <w:tc>
           <w:tcPr>
-            <w:tcW w:w="7569" w:type="dxa"/>
+            <w:tcW w:w="7633" w:type="dxa"/>
             <w:tcBorders/>
             <w:vAlign w:val="center"/>
           </w:tcPr>
@@ -6546,7 +6673,7 @@
         </w:tc>
         <w:tc>
           <w:tcPr>
-            <w:tcW w:w="7965" w:type="dxa"/>
+            <w:tcW w:w="7901" w:type="dxa"/>
             <w:tcBorders/>
             <w:vAlign w:val="center"/>
           </w:tcPr>
@@ -6568,7 +6695,7 @@
         <w:trPr/>
         <w:tc>
           <w:tcPr>
-            <w:tcW w:w="7569" w:type="dxa"/>
+            <w:tcW w:w="7633" w:type="dxa"/>
             <w:tcBorders/>
             <w:vAlign w:val="center"/>
           </w:tcPr>
@@ -6590,7 +6717,7 @@
         </w:tc>
         <w:tc>
           <w:tcPr>
-            <w:tcW w:w="7965" w:type="dxa"/>
+            <w:tcW w:w="7901" w:type="dxa"/>
             <w:tcBorders/>
             <w:vAlign w:val="center"/>
           </w:tcPr>
@@ -6615,7 +6742,7 @@
         <w:trPr/>
         <w:tc>
           <w:tcPr>
-            <w:tcW w:w="7569" w:type="dxa"/>
+            <w:tcW w:w="7633" w:type="dxa"/>
             <w:tcBorders/>
             <w:vAlign w:val="center"/>
           </w:tcPr>
@@ -6634,7 +6761,7 @@
         </w:tc>
         <w:tc>
           <w:tcPr>
-            <w:tcW w:w="7965" w:type="dxa"/>
+            <w:tcW w:w="7901" w:type="dxa"/>
             <w:tcBorders/>
             <w:vAlign w:val="center"/>
           </w:tcPr>
@@ -6656,7 +6783,7 @@
         <w:trPr/>
         <w:tc>
           <w:tcPr>
-            <w:tcW w:w="7569" w:type="dxa"/>
+            <w:tcW w:w="7633" w:type="dxa"/>
             <w:tcBorders/>
             <w:vAlign w:val="center"/>
           </w:tcPr>
@@ -6675,7 +6802,7 @@
         </w:tc>
         <w:tc>
           <w:tcPr>
-            <w:tcW w:w="7965" w:type="dxa"/>
+            <w:tcW w:w="7901" w:type="dxa"/>
             <w:tcBorders/>
             <w:vAlign w:val="center"/>
           </w:tcPr>
@@ -6697,7 +6824,7 @@
         <w:trPr/>
         <w:tc>
           <w:tcPr>
-            <w:tcW w:w="7569" w:type="dxa"/>
+            <w:tcW w:w="7633" w:type="dxa"/>
             <w:tcBorders/>
             <w:vAlign w:val="center"/>
           </w:tcPr>
@@ -6716,7 +6843,7 @@
         </w:tc>
         <w:tc>
           <w:tcPr>
-            <w:tcW w:w="7965" w:type="dxa"/>
+            <w:tcW w:w="7901" w:type="dxa"/>
             <w:tcBorders/>
             <w:vAlign w:val="center"/>
           </w:tcPr>
@@ -6738,7 +6865,7 @@
         <w:trPr/>
         <w:tc>
           <w:tcPr>
-            <w:tcW w:w="7569" w:type="dxa"/>
+            <w:tcW w:w="7633" w:type="dxa"/>
             <w:tcBorders/>
             <w:vAlign w:val="center"/>
           </w:tcPr>
@@ -6757,7 +6884,7 @@
         </w:tc>
         <w:tc>
           <w:tcPr>
-            <w:tcW w:w="7965" w:type="dxa"/>
+            <w:tcW w:w="7901" w:type="dxa"/>
             <w:tcBorders/>
             <w:vAlign w:val="center"/>
           </w:tcPr>
@@ -6779,7 +6906,7 @@
         <w:trPr/>
         <w:tc>
           <w:tcPr>
-            <w:tcW w:w="7569" w:type="dxa"/>
+            <w:tcW w:w="7633" w:type="dxa"/>
             <w:tcBorders/>
             <w:vAlign w:val="center"/>
           </w:tcPr>
@@ -6801,7 +6928,7 @@
         </w:tc>
         <w:tc>
           <w:tcPr>
-            <w:tcW w:w="7965" w:type="dxa"/>
+            <w:tcW w:w="7901" w:type="dxa"/>
             <w:tcBorders/>
             <w:vAlign w:val="center"/>
           </w:tcPr>
@@ -6826,48 +6953,48 @@
         <w:trPr/>
         <w:tc>
           <w:tcPr>
-            <w:tcW w:w="7569" w:type="dxa"/>
-            <w:tcBorders/>
-            <w:vAlign w:val="center"/>
-          </w:tcPr>
-          <w:p>
-            <w:pPr>
-              <w:pStyle w:val="TableContents"/>
-              <w:bidi w:val="0"/>
-              <w:spacing w:before="0" w:after="283"/>
-              <w:rPr/>
-            </w:pPr>
-            <w:r>
-              <w:rPr/>
-              <w:t>4.1 Das Gebäude wird mindestens nach GEG 2026 und nach dem in den Vertragsunterlagen bezeichneten Effizienzhausstandard hergestellt. Die Verkäuferin übergibt Energiebedarfsausweis, GEG-Nachweise und die für Förder- oder Finanzierungszwecke üblichen Bestätigungen, soweit diese vertraglich vorausgesetzt sind.</w:t>
-            </w:r>
-          </w:p>
-        </w:tc>
-        <w:tc>
-          <w:tcPr>
-            <w:tcW w:w="7965" w:type="dxa"/>
-            <w:tcBorders/>
-            <w:vAlign w:val="center"/>
-          </w:tcPr>
-          <w:p>
-            <w:pPr>
-              <w:pStyle w:val="TableContents"/>
-              <w:bidi w:val="0"/>
-              <w:spacing w:before="0" w:after="283"/>
-              <w:rPr/>
-            </w:pPr>
-            <w:r>
-              <w:rPr/>
-              <w:t>4.1 The building will be manufactured at least according to GEG 2026 and the efficiency house standard specified in the contract documents. The Seller shall provide energy performance certificates, GEG proofs and the usual confirmations for funding or financing purposes, as far as these are contractually required.</w:t>
-            </w:r>
-          </w:p>
-        </w:tc>
-      </w:tr>
-      <w:tr>
-        <w:trPr/>
-        <w:tc>
-          <w:tcPr>
-            <w:tcW w:w="7569" w:type="dxa"/>
+            <w:tcW w:w="7633" w:type="dxa"/>
+            <w:tcBorders/>
+            <w:vAlign w:val="center"/>
+          </w:tcPr>
+          <w:p>
+            <w:pPr>
+              <w:pStyle w:val="TableContents"/>
+              <w:bidi w:val="0"/>
+              <w:spacing w:before="0" w:after="283"/>
+              <w:rPr/>
+            </w:pPr>
+            <w:r>
+              <w:rPr/>
+              <w:t>4.1 Das Gebäude wird nach dem im Zeitpunkt des Bauantrags geltenden Gebäudeenergiegesetz und zusätzlich mit folgenden vertraglichen Höchstwerten hergestellt: Jahres-Primärenergiebedarf höchstens 40 % und spezifischer Transmissionswärmeverlust höchstens 55 % der Werte des jeweiligen GEG-Referenzgebäudes. Diese Beschaffenheit wird unabhängig von der Verfügbarkeit eines Förderprogramms geschuldet; eine konkrete Förderung oder Förderzusage ist nicht garantiert. Die Verkäuferin übergibt Energiebedarfsausweis, GEG-Nachweise und vertraglich vorausgesetzte Finanzierungsnachweise zu den in § 5.2 bestimmten Zeitpunkten.</w:t>
+            </w:r>
+          </w:p>
+        </w:tc>
+        <w:tc>
+          <w:tcPr>
+            <w:tcW w:w="7901" w:type="dxa"/>
+            <w:tcBorders/>
+            <w:vAlign w:val="center"/>
+          </w:tcPr>
+          <w:p>
+            <w:pPr>
+              <w:pStyle w:val="TableContents"/>
+              <w:bidi w:val="0"/>
+              <w:spacing w:before="0" w:after="283"/>
+              <w:rPr/>
+            </w:pPr>
+            <w:r>
+              <w:rPr/>
+              <w:t>4.1 The building is produced in accordance with the Building Energy Act applicable at the time of the building application and additionally with the following contractual maximum values: annual primary energy demand maximum 40 % and specific transmission heat loss maximum 55 % of the values of the respective GEG reference building. This condition is due irrespective of the availability of a support programme; Concrete funding or funding commitment is not guaranteed. The Seller shall provide energy performance certificates, GEG proofs and contractually required proofs of financing at the times specified in § 5.2.</w:t>
+            </w:r>
+          </w:p>
+        </w:tc>
+      </w:tr>
+      <w:tr>
+        <w:trPr/>
+        <w:tc>
+          <w:tcPr>
+            <w:tcW w:w="7633" w:type="dxa"/>
             <w:tcBorders/>
             <w:vAlign w:val="center"/>
           </w:tcPr>
@@ -6886,7 +7013,7 @@
         </w:tc>
         <w:tc>
           <w:tcPr>
-            <w:tcW w:w="7965" w:type="dxa"/>
+            <w:tcW w:w="7901" w:type="dxa"/>
             <w:tcBorders/>
             <w:vAlign w:val="center"/>
           </w:tcPr>
@@ -6908,7 +7035,7 @@
         <w:trPr/>
         <w:tc>
           <w:tcPr>
-            <w:tcW w:w="7569" w:type="dxa"/>
+            <w:tcW w:w="7633" w:type="dxa"/>
             <w:tcBorders/>
             <w:vAlign w:val="center"/>
           </w:tcPr>
@@ -6927,7 +7054,7 @@
         </w:tc>
         <w:tc>
           <w:tcPr>
-            <w:tcW w:w="7965" w:type="dxa"/>
+            <w:tcW w:w="7901" w:type="dxa"/>
             <w:tcBorders/>
             <w:vAlign w:val="center"/>
           </w:tcPr>
@@ -6949,7 +7076,7 @@
         <w:trPr/>
         <w:tc>
           <w:tcPr>
-            <w:tcW w:w="7569" w:type="dxa"/>
+            <w:tcW w:w="7633" w:type="dxa"/>
             <w:tcBorders/>
             <w:vAlign w:val="center"/>
           </w:tcPr>
@@ -6968,29 +7095,29 @@
         </w:tc>
         <w:tc>
           <w:tcPr>
-            <w:tcW w:w="7965" w:type="dxa"/>
-            <w:tcBorders/>
-            <w:vAlign w:val="center"/>
-          </w:tcPr>
-          <w:p>
-            <w:pPr>
-              <w:pStyle w:val="TableContents"/>
-              <w:bidi w:val="0"/>
-              <w:spacing w:before="0" w:after="283"/>
-              <w:rPr/>
-            </w:pPr>
-            <w:r>
-              <w:rPr/>
-              <w:t>4.4 Bathroom and guest toilet receive white sanitary objects of the Lindenhain comfort sample line, floor-level shower in the bathroom, washstand, wall-hanging toilet, chrome-plated fittings of a brand manufacturer and towel heaters electrically or hot-water guided according to planning.</w:t>
-            </w:r>
-          </w:p>
-        </w:tc>
-      </w:tr>
-      <w:tr>
-        <w:trPr/>
-        <w:tc>
-          <w:tcPr>
-            <w:tcW w:w="7569" w:type="dxa"/>
+            <w:tcW w:w="7901" w:type="dxa"/>
+            <w:tcBorders/>
+            <w:vAlign w:val="center"/>
+          </w:tcPr>
+          <w:p>
+            <w:pPr>
+              <w:pStyle w:val="TableContents"/>
+              <w:bidi w:val="0"/>
+              <w:spacing w:before="0" w:after="283"/>
+              <w:rPr/>
+            </w:pPr>
+            <w:r>
+              <w:rPr/>
+              <w:t>4.4 Bathroom and guest toilet receive white sanitary objects of the Lindenhain comfort selection range, floor-level shower in the bathroom, washstand, wall-hanging toilet, chrome-plated fittings of a brand manufacturer and towel heaters electrically or hot-water guided according to planning.</w:t>
+            </w:r>
+          </w:p>
+        </w:tc>
+      </w:tr>
+      <w:tr>
+        <w:trPr/>
+        <w:tc>
+          <w:tcPr>
+            <w:tcW w:w="7633" w:type="dxa"/>
             <w:tcBorders/>
             <w:vAlign w:val="center"/>
           </w:tcPr>
@@ -7012,7 +7139,7 @@
         </w:tc>
         <w:tc>
           <w:tcPr>
-            <w:tcW w:w="7965" w:type="dxa"/>
+            <w:tcW w:w="7901" w:type="dxa"/>
             <w:tcBorders/>
             <w:vAlign w:val="center"/>
           </w:tcPr>
@@ -7037,7 +7164,7 @@
         <w:trPr/>
         <w:tc>
           <w:tcPr>
-            <w:tcW w:w="7569" w:type="dxa"/>
+            <w:tcW w:w="7633" w:type="dxa"/>
             <w:tcBorders/>
             <w:vAlign w:val="center"/>
           </w:tcPr>
@@ -7056,7 +7183,7 @@
         </w:tc>
         <w:tc>
           <w:tcPr>
-            <w:tcW w:w="7965" w:type="dxa"/>
+            <w:tcW w:w="7901" w:type="dxa"/>
             <w:tcBorders/>
             <w:vAlign w:val="center"/>
           </w:tcPr>
@@ -7078,7 +7205,7 @@
         <w:trPr/>
         <w:tc>
           <w:tcPr>
-            <w:tcW w:w="7569" w:type="dxa"/>
+            <w:tcW w:w="7633" w:type="dxa"/>
             <w:tcBorders/>
             <w:vAlign w:val="center"/>
           </w:tcPr>
@@ -7097,7 +7224,7 @@
         </w:tc>
         <w:tc>
           <w:tcPr>
-            <w:tcW w:w="7965" w:type="dxa"/>
+            <w:tcW w:w="7901" w:type="dxa"/>
             <w:tcBorders/>
             <w:vAlign w:val="center"/>
           </w:tcPr>
@@ -7119,7 +7246,7 @@
         <w:trPr/>
         <w:tc>
           <w:tcPr>
-            <w:tcW w:w="7569" w:type="dxa"/>
+            <w:tcW w:w="7633" w:type="dxa"/>
             <w:tcBorders/>
             <w:vAlign w:val="center"/>
           </w:tcPr>
@@ -7138,7 +7265,7 @@
         </w:tc>
         <w:tc>
           <w:tcPr>
-            <w:tcW w:w="7965" w:type="dxa"/>
+            <w:tcW w:w="7901" w:type="dxa"/>
             <w:tcBorders/>
             <w:vAlign w:val="center"/>
           </w:tcPr>
@@ -7160,7 +7287,7 @@
         <w:trPr/>
         <w:tc>
           <w:tcPr>
-            <w:tcW w:w="7569" w:type="dxa"/>
+            <w:tcW w:w="7633" w:type="dxa"/>
             <w:tcBorders/>
             <w:vAlign w:val="center"/>
           </w:tcPr>
@@ -7182,7 +7309,7 @@
         </w:tc>
         <w:tc>
           <w:tcPr>
-            <w:tcW w:w="7965" w:type="dxa"/>
+            <w:tcW w:w="7901" w:type="dxa"/>
             <w:tcBorders/>
             <w:vAlign w:val="center"/>
           </w:tcPr>
@@ -7207,7 +7334,7 @@
         <w:trPr/>
         <w:tc>
           <w:tcPr>
-            <w:tcW w:w="7569" w:type="dxa"/>
+            <w:tcW w:w="7633" w:type="dxa"/>
             <w:tcBorders/>
             <w:vAlign w:val="center"/>
           </w:tcPr>
@@ -7226,7 +7353,7 @@
         </w:tc>
         <w:tc>
           <w:tcPr>
-            <w:tcW w:w="7965" w:type="dxa"/>
+            <w:tcW w:w="7901" w:type="dxa"/>
             <w:tcBorders/>
             <w:vAlign w:val="center"/>
           </w:tcPr>
@@ -7248,7 +7375,7 @@
         <w:trPr/>
         <w:tc>
           <w:tcPr>
-            <w:tcW w:w="7569" w:type="dxa"/>
+            <w:tcW w:w="7633" w:type="dxa"/>
             <w:tcBorders/>
             <w:vAlign w:val="center"/>
           </w:tcPr>
@@ -7267,7 +7394,7 @@
         </w:tc>
         <w:tc>
           <w:tcPr>
-            <w:tcW w:w="7965" w:type="dxa"/>
+            <w:tcW w:w="7901" w:type="dxa"/>
             <w:tcBorders/>
             <w:vAlign w:val="center"/>
           </w:tcPr>
@@ -7289,7 +7416,7 @@
         <w:trPr/>
         <w:tc>
           <w:tcPr>
-            <w:tcW w:w="7569" w:type="dxa"/>
+            <w:tcW w:w="7633" w:type="dxa"/>
             <w:tcBorders/>
             <w:vAlign w:val="center"/>
           </w:tcPr>
@@ -7308,7 +7435,7 @@
         </w:tc>
         <w:tc>
           <w:tcPr>
-            <w:tcW w:w="7965" w:type="dxa"/>
+            <w:tcW w:w="7901" w:type="dxa"/>
             <w:tcBorders/>
             <w:vAlign w:val="center"/>
           </w:tcPr>
@@ -7330,7 +7457,7 @@
         <w:trPr/>
         <w:tc>
           <w:tcPr>
-            <w:tcW w:w="7569" w:type="dxa"/>
+            <w:tcW w:w="7633" w:type="dxa"/>
             <w:tcBorders/>
             <w:vAlign w:val="center"/>
           </w:tcPr>
@@ -7349,7 +7476,7 @@
         </w:tc>
         <w:tc>
           <w:tcPr>
-            <w:tcW w:w="7965" w:type="dxa"/>
+            <w:tcW w:w="7901" w:type="dxa"/>
             <w:tcBorders/>
             <w:vAlign w:val="center"/>
           </w:tcPr>
@@ -7371,7 +7498,7 @@
         <w:trPr/>
         <w:tc>
           <w:tcPr>
-            <w:tcW w:w="7569" w:type="dxa"/>
+            <w:tcW w:w="7633" w:type="dxa"/>
             <w:tcBorders/>
             <w:vAlign w:val="center"/>
           </w:tcPr>
@@ -7393,7 +7520,7 @@
         </w:tc>
         <w:tc>
           <w:tcPr>
-            <w:tcW w:w="7965" w:type="dxa"/>
+            <w:tcW w:w="7901" w:type="dxa"/>
             <w:tcBorders/>
             <w:vAlign w:val="center"/>
           </w:tcPr>
@@ -7418,7 +7545,7 @@
         <w:trPr/>
         <w:tc>
           <w:tcPr>
-            <w:tcW w:w="7569" w:type="dxa"/>
+            <w:tcW w:w="7633" w:type="dxa"/>
             <w:tcBorders/>
             <w:vAlign w:val="center"/>
           </w:tcPr>
@@ -7437,7 +7564,7 @@
         </w:tc>
         <w:tc>
           <w:tcPr>
-            <w:tcW w:w="7965" w:type="dxa"/>
+            <w:tcW w:w="7901" w:type="dxa"/>
             <w:tcBorders/>
             <w:vAlign w:val="center"/>
           </w:tcPr>
@@ -7459,7 +7586,7 @@
         <w:trPr/>
         <w:tc>
           <w:tcPr>
-            <w:tcW w:w="7569" w:type="dxa"/>
+            <w:tcW w:w="7633" w:type="dxa"/>
             <w:tcBorders/>
             <w:vAlign w:val="center"/>
           </w:tcPr>
@@ -7478,7 +7605,7 @@
         </w:tc>
         <w:tc>
           <w:tcPr>
-            <w:tcW w:w="7965" w:type="dxa"/>
+            <w:tcW w:w="7901" w:type="dxa"/>
             <w:tcBorders/>
             <w:vAlign w:val="center"/>
           </w:tcPr>
@@ -7500,7 +7627,7 @@
         <w:trPr/>
         <w:tc>
           <w:tcPr>
-            <w:tcW w:w="7569" w:type="dxa"/>
+            <w:tcW w:w="7633" w:type="dxa"/>
             <w:tcBorders/>
             <w:vAlign w:val="center"/>
           </w:tcPr>
@@ -7519,7 +7646,7 @@
         </w:tc>
         <w:tc>
           <w:tcPr>
-            <w:tcW w:w="7965" w:type="dxa"/>
+            <w:tcW w:w="7901" w:type="dxa"/>
             <w:tcBorders/>
             <w:vAlign w:val="center"/>
           </w:tcPr>
@@ -7541,7 +7668,7 @@
         <w:trPr/>
         <w:tc>
           <w:tcPr>
-            <w:tcW w:w="7569" w:type="dxa"/>
+            <w:tcW w:w="7633" w:type="dxa"/>
             <w:tcBorders/>
             <w:vAlign w:val="center"/>
           </w:tcPr>
@@ -7563,7 +7690,7 @@
         </w:tc>
         <w:tc>
           <w:tcPr>
-            <w:tcW w:w="7965" w:type="dxa"/>
+            <w:tcW w:w="7901" w:type="dxa"/>
             <w:tcBorders/>
             <w:vAlign w:val="center"/>
           </w:tcPr>
@@ -7588,7 +7715,7 @@
         <w:trPr/>
         <w:tc>
           <w:tcPr>
-            <w:tcW w:w="7569" w:type="dxa"/>
+            <w:tcW w:w="7633" w:type="dxa"/>
             <w:tcBorders/>
             <w:vAlign w:val="center"/>
           </w:tcPr>
@@ -7607,29 +7734,29 @@
         </w:tc>
         <w:tc>
           <w:tcPr>
-            <w:tcW w:w="7965" w:type="dxa"/>
-            <w:tcBorders/>
-            <w:vAlign w:val="center"/>
-          </w:tcPr>
-          <w:p>
-            <w:pPr>
-              <w:pStyle w:val="TableContents"/>
-              <w:bidi w:val="0"/>
-              <w:spacing w:before="0" w:after="283"/>
-              <w:rPr/>
-            </w:pPr>
-            <w:r>
-              <w:rPr/>
-              <w:t>8.1 The building receives a passenger elevator from the underground garage to all residential floors. The elevator is ready for operation at the latest upon transfer of ownership of unit B-05, unless there is a short-term technical malfunction.</w:t>
-            </w:r>
-          </w:p>
-        </w:tc>
-      </w:tr>
-      <w:tr>
-        <w:trPr/>
-        <w:tc>
-          <w:tcPr>
-            <w:tcW w:w="7569" w:type="dxa"/>
+            <w:tcW w:w="7901" w:type="dxa"/>
+            <w:tcBorders/>
+            <w:vAlign w:val="center"/>
+          </w:tcPr>
+          <w:p>
+            <w:pPr>
+              <w:pStyle w:val="TableContents"/>
+              <w:bidi w:val="0"/>
+              <w:spacing w:before="0" w:after="283"/>
+              <w:rPr/>
+            </w:pPr>
+            <w:r>
+              <w:rPr/>
+              <w:t>8.1 The building receives a passenger elevator from the underground garage to all residential floors. The elevator is ready for operation at the latest upon transfer of possession of unit B-05, unless there is a short-term technical malfunction.</w:t>
+            </w:r>
+          </w:p>
+        </w:tc>
+      </w:tr>
+      <w:tr>
+        <w:trPr/>
+        <w:tc>
+          <w:tcPr>
+            <w:tcW w:w="7633" w:type="dxa"/>
             <w:tcBorders/>
             <w:vAlign w:val="center"/>
           </w:tcPr>
@@ -7648,7 +7775,7 @@
         </w:tc>
         <w:tc>
           <w:tcPr>
-            <w:tcW w:w="7965" w:type="dxa"/>
+            <w:tcW w:w="7901" w:type="dxa"/>
             <w:tcBorders/>
             <w:vAlign w:val="center"/>
           </w:tcPr>
@@ -7670,7 +7797,7 @@
         <w:trPr/>
         <w:tc>
           <w:tcPr>
-            <w:tcW w:w="7569" w:type="dxa"/>
+            <w:tcW w:w="7633" w:type="dxa"/>
             <w:tcBorders/>
             <w:vAlign w:val="center"/>
           </w:tcPr>
@@ -7689,7 +7816,7 @@
         </w:tc>
         <w:tc>
           <w:tcPr>
-            <w:tcW w:w="7965" w:type="dxa"/>
+            <w:tcW w:w="7901" w:type="dxa"/>
             <w:tcBorders/>
             <w:vAlign w:val="center"/>
           </w:tcPr>
@@ -7711,7 +7838,7 @@
         <w:trPr/>
         <w:tc>
           <w:tcPr>
-            <w:tcW w:w="7569" w:type="dxa"/>
+            <w:tcW w:w="7633" w:type="dxa"/>
             <w:tcBorders/>
             <w:vAlign w:val="center"/>
           </w:tcPr>
@@ -7733,7 +7860,7 @@
         </w:tc>
         <w:tc>
           <w:tcPr>
-            <w:tcW w:w="7965" w:type="dxa"/>
+            <w:tcW w:w="7901" w:type="dxa"/>
             <w:tcBorders/>
             <w:vAlign w:val="center"/>
           </w:tcPr>
@@ -7745,20 +7872,20 @@
               <w:ind w:hanging="0" w:start="0" w:end="0"/>
               <w:rPr/>
             </w:pPr>
-            <w:bookmarkStart w:id="61" w:name="sampling-selection-rights"/>
+            <w:bookmarkStart w:id="61" w:name="selection-of-finishes-and-selection-righ"/>
             <w:bookmarkEnd w:id="61"/>
             <w:r>
               <w:rPr/>
-              <w:t>9 Sampling, selection rights</w:t>
-            </w:r>
-          </w:p>
-        </w:tc>
-      </w:tr>
-      <w:tr>
-        <w:trPr/>
-        <w:tc>
-          <w:tcPr>
-            <w:tcW w:w="7569" w:type="dxa"/>
+              <w:t>9 Selection of Finishes and Selection Rights</w:t>
+            </w:r>
+          </w:p>
+        </w:tc>
+      </w:tr>
+      <w:tr>
+        <w:trPr/>
+        <w:tc>
+          <w:tcPr>
+            <w:tcW w:w="7633" w:type="dxa"/>
             <w:tcBorders/>
             <w:vAlign w:val="center"/>
           </w:tcPr>
@@ -7777,29 +7904,29 @@
         </w:tc>
         <w:tc>
           <w:tcPr>
-            <w:tcW w:w="7965" w:type="dxa"/>
-            <w:tcBorders/>
-            <w:vAlign w:val="center"/>
-          </w:tcPr>
-          <w:p>
-            <w:pPr>
-              <w:pStyle w:val="TableContents"/>
-              <w:bidi w:val="0"/>
-              <w:spacing w:before="0" w:after="283"/>
-              <w:rPr/>
-            </w:pPr>
-            <w:r>
-              <w:rPr/>
-              <w:t>9.1 Within the Lindenhain Comfort sample line, the Buyer can choose from at least three floor variants, three tile series, two interior door surfaces and two dashboard lines at no extra cost. The Seller invites in time for sampling and documents the selection.</w:t>
-            </w:r>
-          </w:p>
-        </w:tc>
-      </w:tr>
-      <w:tr>
-        <w:trPr/>
-        <w:tc>
-          <w:tcPr>
-            <w:tcW w:w="7569" w:type="dxa"/>
+            <w:tcW w:w="7901" w:type="dxa"/>
+            <w:tcBorders/>
+            <w:vAlign w:val="center"/>
+          </w:tcPr>
+          <w:p>
+            <w:pPr>
+              <w:pStyle w:val="TableContents"/>
+              <w:bidi w:val="0"/>
+              <w:spacing w:before="0" w:after="283"/>
+              <w:rPr/>
+            </w:pPr>
+            <w:r>
+              <w:rPr/>
+              <w:t>9.1 Within the Lindenhain Comfort selection range, the Buyer can choose from at least three floor variants, three tile series, two interior door surfaces and two dashboard lines at no extra cost. The Seller invites in time for sampling and documents the selection.</w:t>
+            </w:r>
+          </w:p>
+        </w:tc>
+      </w:tr>
+      <w:tr>
+        <w:trPr/>
+        <w:tc>
+          <w:tcPr>
+            <w:tcW w:w="7633" w:type="dxa"/>
             <w:tcBorders/>
             <w:vAlign w:val="center"/>
           </w:tcPr>
@@ -7818,29 +7945,29 @@
         </w:tc>
         <w:tc>
           <w:tcPr>
-            <w:tcW w:w="7965" w:type="dxa"/>
-            <w:tcBorders/>
-            <w:vAlign w:val="center"/>
-          </w:tcPr>
-          <w:p>
-            <w:pPr>
-              <w:pStyle w:val="TableContents"/>
-              <w:bidi w:val="0"/>
-              <w:spacing w:before="0" w:after="283"/>
-              <w:rPr/>
-            </w:pPr>
-            <w:r>
-              <w:rPr/>
-              <w:t>9.2 If no selection is made despite an invitation and a reasonable grace period, the Seller shall determine a neutral, customary market execution from the sample line. The selection shall not reduce the value and suitability for use.</w:t>
-            </w:r>
-          </w:p>
-        </w:tc>
-      </w:tr>
-      <w:tr>
-        <w:trPr/>
-        <w:tc>
-          <w:tcPr>
-            <w:tcW w:w="7569" w:type="dxa"/>
+            <w:tcW w:w="7901" w:type="dxa"/>
+            <w:tcBorders/>
+            <w:vAlign w:val="center"/>
+          </w:tcPr>
+          <w:p>
+            <w:pPr>
+              <w:pStyle w:val="TableContents"/>
+              <w:bidi w:val="0"/>
+              <w:spacing w:before="0" w:after="283"/>
+              <w:rPr/>
+            </w:pPr>
+            <w:r>
+              <w:rPr/>
+              <w:t>9.2 If no selection is made despite an invitation and a reasonable grace period, the Seller shall determine a neutral, customary market execution from the selection range. The selection shall not reduce the value and suitability for use.</w:t>
+            </w:r>
+          </w:p>
+        </w:tc>
+      </w:tr>
+      <w:tr>
+        <w:trPr/>
+        <w:tc>
+          <w:tcPr>
+            <w:tcW w:w="7633" w:type="dxa"/>
             <w:tcBorders/>
             <w:vAlign w:val="center"/>
           </w:tcPr>
@@ -7859,29 +7986,29 @@
         </w:tc>
         <w:tc>
           <w:tcPr>
-            <w:tcW w:w="7965" w:type="dxa"/>
-            <w:tcBorders/>
-            <w:vAlign w:val="center"/>
-          </w:tcPr>
-          <w:p>
-            <w:pPr>
-              <w:pStyle w:val="TableContents"/>
-              <w:bidi w:val="0"/>
-              <w:spacing w:before="0" w:after="283"/>
-              <w:rPr/>
-            </w:pPr>
-            <w:r>
-              <w:rPr/>
-              <w:t>9.3 Special requests outside the sample line will only be carried out after written description, price indication, schedule and technical examination.</w:t>
-            </w:r>
-          </w:p>
-        </w:tc>
-      </w:tr>
-      <w:tr>
-        <w:trPr/>
-        <w:tc>
-          <w:tcPr>
-            <w:tcW w:w="7569" w:type="dxa"/>
+            <w:tcW w:w="7901" w:type="dxa"/>
+            <w:tcBorders/>
+            <w:vAlign w:val="center"/>
+          </w:tcPr>
+          <w:p>
+            <w:pPr>
+              <w:pStyle w:val="TableContents"/>
+              <w:bidi w:val="0"/>
+              <w:spacing w:before="0" w:after="283"/>
+              <w:rPr/>
+            </w:pPr>
+            <w:r>
+              <w:rPr/>
+              <w:t>9.3 Special requests outside the selection range will only be carried out after written description, price indication, schedule and technical examination.</w:t>
+            </w:r>
+          </w:p>
+        </w:tc>
+      </w:tr>
+      <w:tr>
+        <w:trPr/>
+        <w:tc>
+          <w:tcPr>
+            <w:tcW w:w="7633" w:type="dxa"/>
             <w:tcBorders/>
             <w:vAlign w:val="center"/>
           </w:tcPr>
@@ -7903,7 +8030,7 @@
         </w:tc>
         <w:tc>
           <w:tcPr>
-            <w:tcW w:w="7965" w:type="dxa"/>
+            <w:tcW w:w="7901" w:type="dxa"/>
             <w:tcBorders/>
             <w:vAlign w:val="center"/>
           </w:tcPr>
@@ -7928,7 +8055,7 @@
         <w:trPr/>
         <w:tc>
           <w:tcPr>
-            <w:tcW w:w="7569" w:type="dxa"/>
+            <w:tcW w:w="7633" w:type="dxa"/>
             <w:tcBorders/>
             <w:vAlign w:val="center"/>
           </w:tcPr>
@@ -7947,7 +8074,7 @@
         </w:tc>
         <w:tc>
           <w:tcPr>
-            <w:tcW w:w="7965" w:type="dxa"/>
+            <w:tcW w:w="7901" w:type="dxa"/>
             <w:tcBorders/>
             <w:vAlign w:val="center"/>
           </w:tcPr>
@@ -7969,7 +8096,7 @@
         <w:trPr/>
         <w:tc>
           <w:tcPr>
-            <w:tcW w:w="7569" w:type="dxa"/>
+            <w:tcW w:w="7633" w:type="dxa"/>
             <w:tcBorders/>
             <w:vAlign w:val="center"/>
           </w:tcPr>
@@ -7988,7 +8115,7 @@
         </w:tc>
         <w:tc>
           <w:tcPr>
-            <w:tcW w:w="7965" w:type="dxa"/>
+            <w:tcW w:w="7901" w:type="dxa"/>
             <w:tcBorders/>
             <w:vAlign w:val="center"/>
           </w:tcPr>
@@ -8010,7 +8137,7 @@
         <w:trPr/>
         <w:tc>
           <w:tcPr>
-            <w:tcW w:w="7569" w:type="dxa"/>
+            <w:tcW w:w="7633" w:type="dxa"/>
             <w:tcBorders/>
             <w:vAlign w:val="center"/>
           </w:tcPr>
@@ -8029,7 +8156,7 @@
         </w:tc>
         <w:tc>
           <w:tcPr>
-            <w:tcW w:w="7965" w:type="dxa"/>
+            <w:tcW w:w="7901" w:type="dxa"/>
             <w:tcBorders/>
             <w:vAlign w:val="center"/>
           </w:tcPr>
@@ -8051,7 +8178,7 @@
         <w:trPr/>
         <w:tc>
           <w:tcPr>
-            <w:tcW w:w="7569" w:type="dxa"/>
+            <w:tcW w:w="7633" w:type="dxa"/>
             <w:tcBorders/>
             <w:vAlign w:val="center"/>
           </w:tcPr>
@@ -8073,7 +8200,7 @@
         </w:tc>
         <w:tc>
           <w:tcPr>
-            <w:tcW w:w="7965" w:type="dxa"/>
+            <w:tcW w:w="7901" w:type="dxa"/>
             <w:tcBorders/>
             <w:vAlign w:val="center"/>
           </w:tcPr>
@@ -8098,7 +8225,7 @@
         <w:trPr/>
         <w:tc>
           <w:tcPr>
-            <w:tcW w:w="7569" w:type="dxa"/>
+            <w:tcW w:w="7633" w:type="dxa"/>
             <w:tcBorders/>
             <w:vAlign w:val="center"/>
           </w:tcPr>
@@ -8117,7 +8244,7 @@
         </w:tc>
         <w:tc>
           <w:tcPr>
-            <w:tcW w:w="7965" w:type="dxa"/>
+            <w:tcW w:w="7901" w:type="dxa"/>
             <w:tcBorders/>
             <w:vAlign w:val="center"/>
           </w:tcPr>
@@ -8139,7 +8266,7 @@
         <w:trPr/>
         <w:tc>
           <w:tcPr>
-            <w:tcW w:w="7569" w:type="dxa"/>
+            <w:tcW w:w="7633" w:type="dxa"/>
             <w:tcBorders/>
             <w:vAlign w:val="center"/>
           </w:tcPr>
@@ -8158,7 +8285,7 @@
         </w:tc>
         <w:tc>
           <w:tcPr>
-            <w:tcW w:w="7965" w:type="dxa"/>
+            <w:tcW w:w="7901" w:type="dxa"/>
             <w:tcBorders/>
             <w:vAlign w:val="center"/>
           </w:tcPr>
@@ -8180,7 +8307,7 @@
         <w:trPr/>
         <w:tc>
           <w:tcPr>
-            <w:tcW w:w="7569" w:type="dxa"/>
+            <w:tcW w:w="7633" w:type="dxa"/>
             <w:tcBorders/>
             <w:vAlign w:val="center"/>
           </w:tcPr>
@@ -8199,7 +8326,7 @@
         </w:tc>
         <w:tc>
           <w:tcPr>
-            <w:tcW w:w="7965" w:type="dxa"/>
+            <w:tcW w:w="7901" w:type="dxa"/>
             <w:tcBorders/>
             <w:vAlign w:val="center"/>
           </w:tcPr>
@@ -8249,7 +8376,7 @@
         <w:trPr/>
         <w:tc>
           <w:tcPr>
-            <w:tcW w:w="7569" w:type="dxa"/>
+            <w:tcW w:w="7633" w:type="dxa"/>
             <w:tcBorders/>
             <w:vAlign w:val="center"/>
           </w:tcPr>
@@ -8271,7 +8398,7 @@
         </w:tc>
         <w:tc>
           <w:tcPr>
-            <w:tcW w:w="7965" w:type="dxa"/>
+            <w:tcW w:w="7901" w:type="dxa"/>
             <w:tcBorders/>
             <w:vAlign w:val="center"/>
           </w:tcPr>
@@ -8296,7 +8423,7 @@
         <w:trPr/>
         <w:tc>
           <w:tcPr>
-            <w:tcW w:w="7569" w:type="dxa"/>
+            <w:tcW w:w="7633" w:type="dxa"/>
             <w:tcBorders/>
             <w:vAlign w:val="center"/>
           </w:tcPr>
@@ -8321,7 +8448,7 @@
         </w:tc>
         <w:tc>
           <w:tcPr>
-            <w:tcW w:w="7965" w:type="dxa"/>
+            <w:tcW w:w="7901" w:type="dxa"/>
             <w:tcBorders/>
             <w:vAlign w:val="center"/>
           </w:tcPr>
@@ -9062,7 +9189,7 @@
   <w:docDefaults>
     <w:rPrDefault>
       <w:rPr>
-        <w:rFonts w:ascii="Liberation Serif" w:hAnsi="Liberation Serif" w:eastAsia="Songti SC" w:cs="Arial Unicode MS"/>
+        <w:rFonts w:ascii="Liberation Serif" w:hAnsi="Liberation Serif" w:eastAsia="Linux Libertine G" w:cs="Noto Sans"/>
         <w:sz w:val="24"/>
         <w:szCs w:val="24"/>
         <w:lang w:val="en-US" w:eastAsia="zh-CN" w:bidi="hi-IN"/>
@@ -9126,7 +9253,7 @@
       <w:outlineLvl w:val="1"/>
     </w:pPr>
     <w:rPr>
-      <w:rFonts w:ascii="Liberation Serif" w:hAnsi="Liberation Serif" w:eastAsia="Songti SC" w:cs="Arial Unicode MS"/>
+      <w:rFonts w:ascii="Liberation Serif" w:hAnsi="Liberation Serif" w:eastAsia="Linux Libertine G" w:cs="Noto Sans"/>
       <w:b/>
       <w:bCs/>
       <w:sz w:val="20"/>
@@ -9148,7 +9275,7 @@
       <w:outlineLvl w:val="2"/>
     </w:pPr>
     <w:rPr>
-      <w:rFonts w:ascii="Liberation Serif" w:hAnsi="Liberation Serif" w:eastAsia="Songti SC" w:cs="Arial Unicode MS"/>
+      <w:rFonts w:ascii="Liberation Serif" w:hAnsi="Liberation Serif" w:eastAsia="Linux Libertine G" w:cs="Noto Sans"/>
       <w:b/>
       <w:bCs/>
       <w:sz w:val="18"/>
@@ -9260,7 +9387,7 @@
       <w:suppressLineNumbers/>
     </w:pPr>
     <w:rPr>
-      <w:rFonts w:cs="Arial Unicode MS"/>
+      <w:rFonts w:cs="Noto Sans"/>
     </w:rPr>
   </w:style>
   <w:style w:type="paragraph" w:styleId="Caption">
@@ -9272,7 +9399,7 @@
       <w:spacing w:before="120" w:after="120"/>
     </w:pPr>
     <w:rPr>
-      <w:rFonts w:cs="Arial Unicode MS"/>
+      <w:rFonts w:cs="Noto Sans"/>
       <w:i/>
       <w:iCs/>
       <w:sz w:val="24"/>
@@ -9284,7 +9411,7 @@
     <w:basedOn w:val="BodyText"/>
     <w:pPr/>
     <w:rPr>
-      <w:rFonts w:cs="Arial Unicode MS"/>
+      <w:rFonts w:cs="Noto Sans"/>
     </w:rPr>
   </w:style>
   <w:style w:type="paragraph" w:styleId="BlockQuotation">
